--- a/CLAUDE.docx
+++ b/CLAUDE.docx
@@ -83,7 +83,7 @@
           <w:sz w:val="22"/>
           <w:szCs w:val="22"/>
         </w:rPr>
-        <w:t xml:space="preserve">Date:  </w:t>
+        <w:t xml:space="preserve">Original brief:  </w:t>
       </w:r>
       <w:r>
         <w:rPr>
@@ -93,6 +93,31 @@
           <w:szCs w:val="22"/>
         </w:rPr>
         <w:t xml:space="preserve">April 2026</w:t>
+      </w:r>
+    </w:p>
+    <w:p>
+      <w:pPr>
+        <w:spacing w:after="60" w:before="0"/>
+      </w:pPr>
+      <w:r>
+        <w:rPr>
+          <w:rFonts w:ascii="Arial" w:cs="Arial" w:eastAsia="Arial" w:hAnsi="Arial"/>
+          <w:color w:val="4a5568"/>
+          <w:sz w:val="22"/>
+          <w:szCs w:val="22"/>
+        </w:rPr>
+        <w:t xml:space="preserve">Revision:  </w:t>
+      </w:r>
+      <w:r>
+        <w:rPr>
+          <w:rFonts w:ascii="Arial" w:cs="Arial" w:eastAsia="Arial" w:hAnsi="Arial"/>
+          <w:b/>
+          <w:bCs/>
+          <w:color w:val="1a202c"/>
+          <w:sz w:val="22"/>
+          <w:szCs w:val="22"/>
+        </w:rPr>
+        <w:t xml:space="preserve">April 2026 — post-spike corrections</w:t>
       </w:r>
     </w:p>
     <w:p>
@@ -160,24 +185,7 @@
           <w:sz w:val="36"/>
           <w:szCs w:val="36"/>
         </w:rPr>
-        <w:t xml:space="preserve">1. Project overview</w:t>
-      </w:r>
-    </w:p>
-    <w:p>
-      <w:pPr>
-        <w:pStyle w:val="Heading2"/>
-        <w:spacing w:after="120" w:before="240"/>
-      </w:pPr>
-      <w:r>
-        <w:rPr>
-          <w:rFonts w:ascii="Arial" w:cs="Arial" w:eastAsia="Arial" w:hAnsi="Arial"/>
-          <w:b/>
-          <w:bCs/>
-          <w:color w:val="2b6cb0"/>
-          <w:sz w:val="28"/>
-          <w:szCs w:val="28"/>
-        </w:rPr>
-        <w:t xml:space="preserve">1.1 Origin</w:t>
+        <w:t xml:space="preserve">0. Revision notes (April 2026)</w:t>
       </w:r>
     </w:p>
     <w:p>
@@ -191,176 +199,7 @@
           <w:sz w:val="22"/>
           <w:szCs w:val="22"/>
         </w:rPr>
-        <w:t xml:space="preserve">Grant Radar is a commissioning aid for journal editors — primarily Matteo, working on Advanced Intelligent Discovery (AIDI), a Wiley gold open-access journal in the Advanced portfolio that publishes machine learning, computational science, and AI-driven research across discovery and design domains. The editorial problem is well-defined: identify researchers whose recent or active grants suggest forthcoming work in scope, then commission articles before competing journals do.</w:t>
-      </w:r>
-    </w:p>
-    <w:p>
-      <w:pPr>
-        <w:spacing w:after="80" w:before="80" w:line="300"/>
-      </w:pPr>
-      <w:r>
-        <w:rPr>
-          <w:rFonts w:ascii="Arial" w:cs="Arial" w:eastAsia="Arial" w:hAnsi="Arial"/>
-          <w:color w:val="1a202c"/>
-          <w:sz w:val="22"/>
-          <w:szCs w:val="22"/>
-        </w:rPr>
-        <w:t xml:space="preserve">The tool is one component of a broader suite of OpenAlex-driven editorial tools (journal-overlap, journal-profiler) that share a visual language, repository conventions, and CSV export schema. It is built first for AIDI but the subject-area input means it is reusable for any other journal whose editors can articulate scope keywords.</w:t>
-      </w:r>
-    </w:p>
-    <w:p>
-      <w:pPr>
-        <w:pStyle w:val="Heading2"/>
-        <w:spacing w:after="120" w:before="240"/>
-      </w:pPr>
-      <w:r>
-        <w:rPr>
-          <w:rFonts w:ascii="Arial" w:cs="Arial" w:eastAsia="Arial" w:hAnsi="Arial"/>
-          <w:b/>
-          <w:bCs/>
-          <w:color w:val="2b6cb0"/>
-          <w:sz w:val="28"/>
-          <w:szCs w:val="28"/>
-        </w:rPr>
-        <w:t xml:space="preserve">1.2 What it does</w:t>
-      </w:r>
-    </w:p>
-    <w:p>
-      <w:pPr>
-        <w:spacing w:after="80" w:before="80" w:line="300"/>
-      </w:pPr>
-      <w:r>
-        <w:rPr>
-          <w:rFonts w:ascii="Arial" w:cs="Arial" w:eastAsia="Arial" w:hAnsi="Arial"/>
-          <w:color w:val="1a202c"/>
-          <w:sz w:val="22"/>
-          <w:szCs w:val="22"/>
-        </w:rPr>
-        <w:t xml:space="preserve">Given a set of subject-area keywords (and optionally a constrained set of OpenAlex Topics for disambiguation), Grant Radar queries OpenAlex Awards and OpenAIRE Graph in parallel. It returns a sortable, filterable list of grants — and by extension, principal investigators — matching the keywords within a user-selected recency window. For each PI, the tool attempts to surface a corresponding-author email derived from their most recent published paper, so editors can reach out directly.</w:t>
-      </w:r>
-    </w:p>
-    <w:p>
-      <w:pPr>
-        <w:pStyle w:val="Heading2"/>
-        <w:spacing w:after="120" w:before="240"/>
-      </w:pPr>
-      <w:r>
-        <w:rPr>
-          <w:rFonts w:ascii="Arial" w:cs="Arial" w:eastAsia="Arial" w:hAnsi="Arial"/>
-          <w:b/>
-          <w:bCs/>
-          <w:color w:val="2b6cb0"/>
-          <w:sz w:val="28"/>
-          <w:szCs w:val="28"/>
-        </w:rPr>
-        <w:t xml:space="preserve">1.3 What it explicitly is not</w:t>
-      </w:r>
-    </w:p>
-    <w:p>
-      <w:pPr>
-        <w:pStyle w:val="ListParagraph"/>
-        <w:numPr>
-          <w:ilvl w:val="0"/>
-          <w:numId w:val="2"/>
-        </w:numPr>
-        <w:spacing w:after="40" w:before="40" w:line="280"/>
-      </w:pPr>
-      <w:r>
-        <w:rPr>
-          <w:rFonts w:ascii="Arial" w:cs="Arial" w:eastAsia="Arial" w:hAnsi="Arial"/>
-          <w:color w:val="1a202c"/>
-          <w:sz w:val="22"/>
-          <w:szCs w:val="22"/>
-        </w:rPr>
-        <w:t xml:space="preserve">Not a comprehensive global grants database. Coverage is honest about its limits.</w:t>
-      </w:r>
-    </w:p>
-    <w:p>
-      <w:pPr>
-        <w:pStyle w:val="ListParagraph"/>
-        <w:numPr>
-          <w:ilvl w:val="0"/>
-          <w:numId w:val="2"/>
-        </w:numPr>
-        <w:spacing w:after="40" w:before="40" w:line="280"/>
-      </w:pPr>
-      <w:r>
-        <w:rPr>
-          <w:rFonts w:ascii="Arial" w:cs="Arial" w:eastAsia="Arial" w:hAnsi="Arial"/>
-          <w:color w:val="1a202c"/>
-          <w:sz w:val="22"/>
-          <w:szCs w:val="22"/>
-        </w:rPr>
-        <w:t xml:space="preserve">Not a tool for ranking researchers. Editors do that themselves; Grant Radar provides sortable columns, not a composite score.</w:t>
-      </w:r>
-    </w:p>
-    <w:p>
-      <w:pPr>
-        <w:pStyle w:val="ListParagraph"/>
-        <w:numPr>
-          <w:ilvl w:val="0"/>
-          <w:numId w:val="2"/>
-        </w:numPr>
-        <w:spacing w:after="40" w:before="40" w:line="280"/>
-      </w:pPr>
-      <w:r>
-        <w:rPr>
-          <w:rFonts w:ascii="Arial" w:cs="Arial" w:eastAsia="Arial" w:hAnsi="Arial"/>
-          <w:color w:val="1a202c"/>
-          <w:sz w:val="22"/>
-          <w:szCs w:val="22"/>
-        </w:rPr>
-        <w:t xml:space="preserve">Not a tracker. v1 is stateless. Saved searches and alerts are roadmap-only.</w:t>
-      </w:r>
-    </w:p>
-    <w:p>
-      <w:pPr>
-        <w:pStyle w:val="ListParagraph"/>
-        <w:numPr>
-          <w:ilvl w:val="0"/>
-          <w:numId w:val="2"/>
-        </w:numPr>
-        <w:spacing w:after="40" w:before="40" w:line="280"/>
-      </w:pPr>
-      <w:r>
-        <w:rPr>
-          <w:rFonts w:ascii="Arial" w:cs="Arial" w:eastAsia="Arial" w:hAnsi="Arial"/>
-          <w:color w:val="1a202c"/>
-          <w:sz w:val="22"/>
-          <w:szCs w:val="22"/>
-        </w:rPr>
-        <w:t xml:space="preserve">Not an ethics or integrity tool. Strictly editorial-discovery scope.</w:t>
-      </w:r>
-    </w:p>
-    <w:p>
-      <w:pPr>
-        <w:pStyle w:val="Heading2"/>
-        <w:spacing w:after="120" w:before="240"/>
-      </w:pPr>
-      <w:r>
-        <w:rPr>
-          <w:rFonts w:ascii="Arial" w:cs="Arial" w:eastAsia="Arial" w:hAnsi="Arial"/>
-          <w:b/>
-          <w:bCs/>
-          <w:color w:val="2b6cb0"/>
-          <w:sz w:val="28"/>
-          <w:szCs w:val="28"/>
-        </w:rPr>
-        <w:t xml:space="preserve">1.4 Tech stack</w:t>
-      </w:r>
-    </w:p>
-    <w:p>
-      <w:pPr>
-        <w:spacing w:after="80" w:before="80" w:line="300"/>
-      </w:pPr>
-      <w:r>
-        <w:rPr>
-          <w:rFonts w:ascii="Arial" w:cs="Arial" w:eastAsia="Arial" w:hAnsi="Arial"/>
-          <w:color w:val="1a202c"/>
-          <w:sz w:val="22"/>
-          <w:szCs w:val="22"/>
-        </w:rPr>
-        <w:t xml:space="preserve">React 18 + Vite, deployed as a static SPA to GitHub Pages. No backend in v1. Public/anonymous API access only — no secrets to embed, no authentication flows. Inherits dark/light theme tokens, IBM Plex Mono/Sans typography, and component patterns from journal-overlap and journal-profiler.</w:t>
+        <w:t xml:space="preserve">This revision incorporates findings from the v1 build spike and the first round of editorial testing. Three corrections to the original brief and one new requirement.</w:t>
       </w:r>
     </w:p>
     <w:tbl>
@@ -383,6 +222,152 @@
           <w:tcPr>
             <w:tcW w:type="dxa" w:w="9360"/>
             <w:tcBorders>
+              <w:top w:val="single" w:color="9B2C2C" w:sz="8"/>
+              <w:left w:val="single" w:color="9B2C2C" w:sz="8"/>
+              <w:bottom w:val="single" w:color="9B2C2C" w:sz="8"/>
+              <w:right w:val="single" w:color="9B2C2C" w:sz="8"/>
+            </w:tcBorders>
+            <w:shd w:fill="FED7D7" w:val="clear"/>
+            <w:tcMar>
+              <w:top w:type="dxa" w:w="160"/>
+              <w:left w:type="dxa" w:w="200"/>
+              <w:bottom w:type="dxa" w:w="160"/>
+              <w:right w:type="dxa" w:w="200"/>
+            </w:tcMar>
+          </w:tcPr>
+          <w:p>
+            <w:pPr>
+              <w:spacing w:after="80" w:before="0"/>
+            </w:pPr>
+            <w:r>
+              <w:rPr>
+                <w:rFonts w:ascii="Arial" w:cs="Arial" w:eastAsia="Arial" w:hAnsi="Arial"/>
+                <w:b/>
+                <w:bCs/>
+                <w:color w:val="9B2C2C"/>
+                <w:sz w:val="22"/>
+                <w:szCs w:val="22"/>
+              </w:rPr>
+              <w:t xml:space="preserve">Correction 1 — OpenAlex does not expose corresponding-author emails</w:t>
+            </w:r>
+          </w:p>
+          <w:p>
+            <w:pPr>
+              <w:spacing w:after="60" w:before="0" w:line="280"/>
+            </w:pPr>
+            <w:r>
+              <w:rPr>
+                <w:rFonts w:ascii="Arial" w:cs="Arial" w:eastAsia="Arial" w:hAnsi="Arial"/>
+                <w:color w:val="1a202c"/>
+                <w:sz w:val="22"/>
+                <w:szCs w:val="22"/>
+              </w:rPr>
+              <w:t xml:space="preserve">The original §4.6 in the prior revision specified extracting corresponding_author_email from the OpenAlex Works endpoint. This was wrong. The OpenAlex public API exposes corresponding_author_ids (an array of OpenAlex Author IDs), but does NOT expose email addresses. Crossref puts those behind their authenticated Plus tier and OpenAlex inherits no email field.</w:t>
+            </w:r>
+          </w:p>
+          <w:p>
+            <w:pPr>
+              <w:spacing w:after="60" w:before="0" w:line="280"/>
+            </w:pPr>
+            <w:r>
+              <w:rPr>
+                <w:rFonts w:ascii="Arial" w:cs="Arial" w:eastAsia="Arial" w:hAnsi="Arial"/>
+                <w:color w:val="1a202c"/>
+                <w:sz w:val="22"/>
+                <w:szCs w:val="22"/>
+              </w:rPr>
+              <w:t xml:space="preserve">The shipped tool surfaces the work-sample DOI instead. Editors click through to the publisher page to retrieve contact details. The expandable row shows: "No public email · Most recent paper: [DOI]". This is fewer clicks than appears at first — the publisher page typically has the corresponding author email at the top of the article — and it is honest about what the public API can and cannot deliver.</w:t>
+            </w:r>
+          </w:p>
+        </w:tc>
+      </w:tr>
+    </w:tbl>
+    <w:tbl>
+      <w:tblPr>
+        <w:tblW w:type="dxa" w:w="9360"/>
+        <w:tblBorders>
+          <w:top w:val="single" w:color="auto" w:sz="4"/>
+          <w:left w:val="single" w:color="auto" w:sz="4"/>
+          <w:bottom w:val="single" w:color="auto" w:sz="4"/>
+          <w:right w:val="single" w:color="auto" w:sz="4"/>
+          <w:insideH w:val="single" w:color="auto" w:sz="4"/>
+          <w:insideV w:val="single" w:color="auto" w:sz="4"/>
+        </w:tblBorders>
+      </w:tblPr>
+      <w:tblGrid>
+        <w:gridCol w:w="9360"/>
+      </w:tblGrid>
+      <w:tr>
+        <w:tc>
+          <w:tcPr>
+            <w:tcW w:type="dxa" w:w="9360"/>
+            <w:tcBorders>
+              <w:top w:val="single" w:color="9B2C2C" w:sz="8"/>
+              <w:left w:val="single" w:color="9B2C2C" w:sz="8"/>
+              <w:bottom w:val="single" w:color="9B2C2C" w:sz="8"/>
+              <w:right w:val="single" w:color="9B2C2C" w:sz="8"/>
+            </w:tcBorders>
+            <w:shd w:fill="FED7D7" w:val="clear"/>
+            <w:tcMar>
+              <w:top w:type="dxa" w:w="160"/>
+              <w:left w:type="dxa" w:w="200"/>
+              <w:bottom w:type="dxa" w:w="160"/>
+              <w:right w:type="dxa" w:w="200"/>
+            </w:tcMar>
+          </w:tcPr>
+          <w:p>
+            <w:pPr>
+              <w:spacing w:after="80" w:before="0"/>
+            </w:pPr>
+            <w:r>
+              <w:rPr>
+                <w:rFonts w:ascii="Arial" w:cs="Arial" w:eastAsia="Arial" w:hAnsi="Arial"/>
+                <w:b/>
+                <w:bCs/>
+                <w:color w:val="9B2C2C"/>
+                <w:sz w:val="22"/>
+                <w:szCs w:val="22"/>
+              </w:rPr>
+              <w:t xml:space="preserve">Correction 2 — OpenAIRE Graph API path includes /v1/</w:t>
+            </w:r>
+          </w:p>
+          <w:p>
+            <w:pPr>
+              <w:spacing w:after="60" w:before="0" w:line="280"/>
+            </w:pPr>
+            <w:r>
+              <w:rPr>
+                <w:rFonts w:ascii="Arial" w:cs="Arial" w:eastAsia="Arial" w:hAnsi="Arial"/>
+                <w:color w:val="1a202c"/>
+                <w:sz w:val="22"/>
+                <w:szCs w:val="22"/>
+              </w:rPr>
+              <w:t xml:space="preserve">The original brief specified api.openaire.eu/graph/projects. The actual production path is api.openaire.eu/graph/v1/projects. The path without /v1/ returns HTTP 405. This is now the canonical reference.</w:t>
+            </w:r>
+          </w:p>
+        </w:tc>
+      </w:tr>
+    </w:tbl>
+    <w:tbl>
+      <w:tblPr>
+        <w:tblW w:type="dxa" w:w="9360"/>
+        <w:tblBorders>
+          <w:top w:val="single" w:color="auto" w:sz="4"/>
+          <w:left w:val="single" w:color="auto" w:sz="4"/>
+          <w:bottom w:val="single" w:color="auto" w:sz="4"/>
+          <w:right w:val="single" w:color="auto" w:sz="4"/>
+          <w:insideH w:val="single" w:color="auto" w:sz="4"/>
+          <w:insideV w:val="single" w:color="auto" w:sz="4"/>
+        </w:tblBorders>
+      </w:tblPr>
+      <w:tblGrid>
+        <w:gridCol w:w="9360"/>
+      </w:tblGrid>
+      <w:tr>
+        <w:tc>
+          <w:tcPr>
+            <w:tcW w:type="dxa" w:w="9360"/>
+            <w:tcBorders>
               <w:top w:val="single" w:color="2b6cb0" w:sz="8"/>
               <w:left w:val="single" w:color="2b6cb0" w:sz="8"/>
               <w:bottom w:val="single" w:color="2b6cb0" w:sz="8"/>
@@ -409,7 +394,7 @@
                 <w:sz w:val="22"/>
                 <w:szCs w:val="22"/>
               </w:rPr>
-              <w:t xml:space="preserve">Constraint: client-side only</w:t>
+              <w:t xml:space="preserve">Correction 3 — CORS confirmed; no proxy needed</w:t>
             </w:r>
           </w:p>
           <w:p>
@@ -423,7 +408,129 @@
                 <w:sz w:val="22"/>
                 <w:szCs w:val="22"/>
               </w:rPr>
-              <w:t xml:space="preserve">No backend in v1. Anything that requires a stored secret (e.g. OpenAIRE authenticated rate limits) is deferred to v2 and would require a thin proxy.</w:t>
+              <w:t xml:space="preserve">The original brief flagged CORS as a Q1 risk. The Q2 2026 spike confirmed Access-Control-Allow-Origin: * is present on both OpenAlex /awards and OpenAIRE /graph/v1/projects. Static-only client-side architecture is viable in production.</w:t>
+            </w:r>
+          </w:p>
+        </w:tc>
+      </w:tr>
+    </w:tbl>
+    <w:tbl>
+      <w:tblPr>
+        <w:tblW w:type="dxa" w:w="9360"/>
+        <w:tblBorders>
+          <w:top w:val="single" w:color="auto" w:sz="4"/>
+          <w:left w:val="single" w:color="auto" w:sz="4"/>
+          <w:bottom w:val="single" w:color="auto" w:sz="4"/>
+          <w:right w:val="single" w:color="auto" w:sz="4"/>
+          <w:insideH w:val="single" w:color="auto" w:sz="4"/>
+          <w:insideV w:val="single" w:color="auto" w:sz="4"/>
+        </w:tblBorders>
+      </w:tblPr>
+      <w:tblGrid>
+        <w:gridCol w:w="9360"/>
+      </w:tblGrid>
+      <w:tr>
+        <w:tc>
+          <w:tcPr>
+            <w:tcW w:type="dxa" w:w="9360"/>
+            <w:tcBorders>
+              <w:top w:val="single" w:color="C05621" w:sz="8"/>
+              <w:left w:val="single" w:color="C05621" w:sz="8"/>
+              <w:bottom w:val="single" w:color="C05621" w:sz="8"/>
+              <w:right w:val="single" w:color="C05621" w:sz="8"/>
+            </w:tcBorders>
+            <w:shd w:fill="FFF4E5" w:val="clear"/>
+            <w:tcMar>
+              <w:top w:type="dxa" w:w="160"/>
+              <w:left w:type="dxa" w:w="200"/>
+              <w:bottom w:type="dxa" w:w="160"/>
+              <w:right w:type="dxa" w:w="200"/>
+            </w:tcMar>
+          </w:tcPr>
+          <w:p>
+            <w:pPr>
+              <w:spacing w:after="80" w:before="0"/>
+            </w:pPr>
+            <w:r>
+              <w:rPr>
+                <w:rFonts w:ascii="Arial" w:cs="Arial" w:eastAsia="Arial" w:hAnsi="Arial"/>
+                <w:b/>
+                <w:bCs/>
+                <w:color w:val="C05621"/>
+                <w:sz w:val="22"/>
+                <w:szCs w:val="22"/>
+              </w:rPr>
+              <w:t xml:space="preserve">New requirement — Per-query EU-skew warning at the Results stage</w:t>
+            </w:r>
+          </w:p>
+          <w:p>
+            <w:pPr>
+              <w:spacing w:after="60" w:before="0" w:line="280"/>
+            </w:pPr>
+            <w:r>
+              <w:rPr>
+                <w:rFonts w:ascii="Arial" w:cs="Arial" w:eastAsia="Arial" w:hAnsi="Arial"/>
+                <w:color w:val="1a202c"/>
+                <w:sz w:val="22"/>
+                <w:szCs w:val="22"/>
+              </w:rPr>
+              <w:t xml:space="preserve">Q2 2026 spike measurements showed asymmetric coverage between sources for AIDI-relevant queries:</w:t>
+            </w:r>
+          </w:p>
+          <w:p>
+            <w:pPr>
+              <w:spacing w:after="60" w:before="0" w:line="280"/>
+            </w:pPr>
+            <w:r>
+              <w:rPr>
+                <w:rFonts w:ascii="Arial" w:cs="Arial" w:eastAsia="Arial" w:hAnsi="Arial"/>
+                <w:color w:val="1a202c"/>
+                <w:sz w:val="22"/>
+                <w:szCs w:val="22"/>
+              </w:rPr>
+              <w:t xml:space="preserve">   "self-driving laboratory":   102 OpenAlex /  2 OpenAIRE</w:t>
+            </w:r>
+          </w:p>
+          <w:p>
+            <w:pPr>
+              <w:spacing w:after="60" w:before="0" w:line="280"/>
+            </w:pPr>
+            <w:r>
+              <w:rPr>
+                <w:rFonts w:ascii="Arial" w:cs="Arial" w:eastAsia="Arial" w:hAnsi="Arial"/>
+                <w:color w:val="1a202c"/>
+                <w:sz w:val="22"/>
+                <w:szCs w:val="22"/>
+              </w:rPr>
+              <w:t xml:space="preserve">   "autonomous discovery":      441 OpenAlex / 29 OpenAIRE</w:t>
+            </w:r>
+          </w:p>
+          <w:p>
+            <w:pPr>
+              <w:spacing w:after="60" w:before="0" w:line="280"/>
+            </w:pPr>
+            <w:r>
+              <w:rPr>
+                <w:rFonts w:ascii="Arial" w:cs="Arial" w:eastAsia="Arial" w:hAnsi="Arial"/>
+                <w:color w:val="1a202c"/>
+                <w:sz w:val="22"/>
+                <w:szCs w:val="22"/>
+              </w:rPr>
+              <w:t xml:space="preserve">OpenAIRE indexes EU-funded research most thoroughly. Thin OpenAIRE counts on these queries reflect indexing gaps for non-EU funders, not low non-EU research activity. Editors must not be allowed to misread this.</w:t>
+            </w:r>
+          </w:p>
+          <w:p>
+            <w:pPr>
+              <w:spacing w:after="60" w:before="0" w:line="280"/>
+            </w:pPr>
+            <w:r>
+              <w:rPr>
+                <w:rFonts w:ascii="Arial" w:cs="Arial" w:eastAsia="Arial" w:hAnsi="Arial"/>
+                <w:color w:val="1a202c"/>
+                <w:sz w:val="22"/>
+                <w:szCs w:val="22"/>
+              </w:rPr>
+              <w:t xml:space="preserve">The shipped tool must surface this asymmetry in the Results view, in addition to the persistent global coverage banner. See §3.4 for the requirement.</w:t>
             </w:r>
           </w:p>
         </w:tc>
@@ -443,7 +550,24 @@
           <w:sz w:val="36"/>
           <w:szCs w:val="36"/>
         </w:rPr>
-        <w:t xml:space="preserve">2. Phase plan</w:t>
+        <w:t xml:space="preserve">1. Project overview</w:t>
+      </w:r>
+    </w:p>
+    <w:p>
+      <w:pPr>
+        <w:pStyle w:val="Heading2"/>
+        <w:spacing w:after="120" w:before="240"/>
+      </w:pPr>
+      <w:r>
+        <w:rPr>
+          <w:rFonts w:ascii="Arial" w:cs="Arial" w:eastAsia="Arial" w:hAnsi="Arial"/>
+          <w:b/>
+          <w:bCs/>
+          <w:color w:val="2b6cb0"/>
+          <w:sz w:val="28"/>
+          <w:szCs w:val="28"/>
+        </w:rPr>
+        <w:t xml:space="preserve">1.1 Origin</w:t>
       </w:r>
     </w:p>
     <w:p>
@@ -457,7 +581,273 @@
           <w:sz w:val="22"/>
           <w:szCs w:val="22"/>
         </w:rPr>
-        <w:t xml:space="preserve">The full scope is documented here, but only v1 is in build scope. v2 and v3 are documented to inform v1 architecture decisions (so v1 does not paint itself into a corner) and to give editorial stakeholders an honest picture of what is currently feasible.</w:t>
+        <w:t xml:space="preserve">Grant Radar is a commissioning aid for journal editors — primarily Matteo, working on Advanced Intelligent Discovery (AIDI), a Wiley gold open-access journal in the Advanced portfolio that publishes machine learning, computational science, and AI-driven research across discovery and design domains. The editorial problem is well-defined: identify researchers whose recent or active grants suggest forthcoming work in scope, then commission articles before competing journals do.</w:t>
+      </w:r>
+    </w:p>
+    <w:p>
+      <w:pPr>
+        <w:spacing w:after="80" w:before="80" w:line="300"/>
+      </w:pPr>
+      <w:r>
+        <w:rPr>
+          <w:rFonts w:ascii="Arial" w:cs="Arial" w:eastAsia="Arial" w:hAnsi="Arial"/>
+          <w:color w:val="1a202c"/>
+          <w:sz w:val="22"/>
+          <w:szCs w:val="22"/>
+        </w:rPr>
+        <w:t xml:space="preserve">The tool is one component of a broader suite of OpenAlex-driven editorial tools (journal-overlap, journal-profiler) that share a visual language, repository conventions, and CSV export schema. It is built first for AIDI but the subject-area input means it is reusable for any journal whose editors can articulate scope keywords.</w:t>
+      </w:r>
+    </w:p>
+    <w:p>
+      <w:pPr>
+        <w:pStyle w:val="Heading2"/>
+        <w:spacing w:after="120" w:before="240"/>
+      </w:pPr>
+      <w:r>
+        <w:rPr>
+          <w:rFonts w:ascii="Arial" w:cs="Arial" w:eastAsia="Arial" w:hAnsi="Arial"/>
+          <w:b/>
+          <w:bCs/>
+          <w:color w:val="2b6cb0"/>
+          <w:sz w:val="28"/>
+          <w:szCs w:val="28"/>
+        </w:rPr>
+        <w:t xml:space="preserve">1.2 What it does</w:t>
+      </w:r>
+    </w:p>
+    <w:p>
+      <w:pPr>
+        <w:spacing w:after="80" w:before="80" w:line="300"/>
+      </w:pPr>
+      <w:r>
+        <w:rPr>
+          <w:rFonts w:ascii="Arial" w:cs="Arial" w:eastAsia="Arial" w:hAnsi="Arial"/>
+          <w:color w:val="1a202c"/>
+          <w:sz w:val="22"/>
+          <w:szCs w:val="22"/>
+        </w:rPr>
+        <w:t xml:space="preserve">Given a set of subject-area keywords (and optionally a constrained set of OpenAlex Topics for disambiguation), Grant Radar queries OpenAlex Awards and OpenAIRE Graph in parallel. It returns a sortable, filterable list of grants — and by extension, principal investigators — matching the keywords within a user-selected recency window. For each PI, the tool surfaces a work-sample DOI (the most recent paper indexed by OpenAlex with that PI as corresponding author) so editors can click through to the publisher page for contact details.</w:t>
+      </w:r>
+    </w:p>
+    <w:p>
+      <w:pPr>
+        <w:pStyle w:val="Heading2"/>
+        <w:spacing w:after="120" w:before="240"/>
+      </w:pPr>
+      <w:r>
+        <w:rPr>
+          <w:rFonts w:ascii="Arial" w:cs="Arial" w:eastAsia="Arial" w:hAnsi="Arial"/>
+          <w:b/>
+          <w:bCs/>
+          <w:color w:val="2b6cb0"/>
+          <w:sz w:val="28"/>
+          <w:szCs w:val="28"/>
+        </w:rPr>
+        <w:t xml:space="preserve">1.3 What it explicitly is not</w:t>
+      </w:r>
+    </w:p>
+    <w:p>
+      <w:pPr>
+        <w:pStyle w:val="ListParagraph"/>
+        <w:numPr>
+          <w:ilvl w:val="0"/>
+          <w:numId w:val="2"/>
+        </w:numPr>
+        <w:spacing w:after="40" w:before="40" w:line="280"/>
+      </w:pPr>
+      <w:r>
+        <w:rPr>
+          <w:rFonts w:ascii="Arial" w:cs="Arial" w:eastAsia="Arial" w:hAnsi="Arial"/>
+          <w:color w:val="1a202c"/>
+          <w:sz w:val="22"/>
+          <w:szCs w:val="22"/>
+        </w:rPr>
+        <w:t xml:space="preserve">Not a comprehensive global grants database. Coverage is honest about its limits.</w:t>
+      </w:r>
+    </w:p>
+    <w:p>
+      <w:pPr>
+        <w:pStyle w:val="ListParagraph"/>
+        <w:numPr>
+          <w:ilvl w:val="0"/>
+          <w:numId w:val="2"/>
+        </w:numPr>
+        <w:spacing w:after="40" w:before="40" w:line="280"/>
+      </w:pPr>
+      <w:r>
+        <w:rPr>
+          <w:rFonts w:ascii="Arial" w:cs="Arial" w:eastAsia="Arial" w:hAnsi="Arial"/>
+          <w:color w:val="1a202c"/>
+          <w:sz w:val="22"/>
+          <w:szCs w:val="22"/>
+        </w:rPr>
+        <w:t xml:space="preserve">Not a tool for ranking researchers. Editors do that themselves; Grant Radar provides sortable columns, not a composite score.</w:t>
+      </w:r>
+    </w:p>
+    <w:p>
+      <w:pPr>
+        <w:pStyle w:val="ListParagraph"/>
+        <w:numPr>
+          <w:ilvl w:val="0"/>
+          <w:numId w:val="2"/>
+        </w:numPr>
+        <w:spacing w:after="40" w:before="40" w:line="280"/>
+      </w:pPr>
+      <w:r>
+        <w:rPr>
+          <w:rFonts w:ascii="Arial" w:cs="Arial" w:eastAsia="Arial" w:hAnsi="Arial"/>
+          <w:color w:val="1a202c"/>
+          <w:sz w:val="22"/>
+          <w:szCs w:val="22"/>
+        </w:rPr>
+        <w:t xml:space="preserve">Not a tracker. v1 is stateless. Saved searches and alerts are roadmap-only.</w:t>
+      </w:r>
+    </w:p>
+    <w:p>
+      <w:pPr>
+        <w:pStyle w:val="ListParagraph"/>
+        <w:numPr>
+          <w:ilvl w:val="0"/>
+          <w:numId w:val="2"/>
+        </w:numPr>
+        <w:spacing w:after="40" w:before="40" w:line="280"/>
+      </w:pPr>
+      <w:r>
+        <w:rPr>
+          <w:rFonts w:ascii="Arial" w:cs="Arial" w:eastAsia="Arial" w:hAnsi="Arial"/>
+          <w:color w:val="1a202c"/>
+          <w:sz w:val="22"/>
+          <w:szCs w:val="22"/>
+        </w:rPr>
+        <w:t xml:space="preserve">Not an email harvester. The OpenAlex public API does not expose corresponding-author emails; the tool surfaces a DOI for each PI and lets editors retrieve contact details from the publisher page.</w:t>
+      </w:r>
+    </w:p>
+    <w:p>
+      <w:pPr>
+        <w:pStyle w:val="Heading2"/>
+        <w:spacing w:after="120" w:before="240"/>
+      </w:pPr>
+      <w:r>
+        <w:rPr>
+          <w:rFonts w:ascii="Arial" w:cs="Arial" w:eastAsia="Arial" w:hAnsi="Arial"/>
+          <w:b/>
+          <w:bCs/>
+          <w:color w:val="2b6cb0"/>
+          <w:sz w:val="28"/>
+          <w:szCs w:val="28"/>
+        </w:rPr>
+        <w:t xml:space="preserve">1.4 Tech stack</w:t>
+      </w:r>
+    </w:p>
+    <w:p>
+      <w:pPr>
+        <w:spacing w:after="80" w:before="80" w:line="300"/>
+      </w:pPr>
+      <w:r>
+        <w:rPr>
+          <w:rFonts w:ascii="Arial" w:cs="Arial" w:eastAsia="Arial" w:hAnsi="Arial"/>
+          <w:color w:val="1a202c"/>
+          <w:sz w:val="22"/>
+          <w:szCs w:val="22"/>
+        </w:rPr>
+        <w:t xml:space="preserve">React 18 + Vite, deployed as a static SPA to GitHub Pages. No backend in v1. Public/anonymous API access only — no secrets to embed, no authentication flows. Inherits dark/light theme tokens, IBM Plex Mono/Sans typography, and component patterns from journal-overlap and journal-profiler.</w:t>
+      </w:r>
+    </w:p>
+    <w:tbl>
+      <w:tblPr>
+        <w:tblW w:type="dxa" w:w="9360"/>
+        <w:tblBorders>
+          <w:top w:val="single" w:color="auto" w:sz="4"/>
+          <w:left w:val="single" w:color="auto" w:sz="4"/>
+          <w:bottom w:val="single" w:color="auto" w:sz="4"/>
+          <w:right w:val="single" w:color="auto" w:sz="4"/>
+          <w:insideH w:val="single" w:color="auto" w:sz="4"/>
+          <w:insideV w:val="single" w:color="auto" w:sz="4"/>
+        </w:tblBorders>
+      </w:tblPr>
+      <w:tblGrid>
+        <w:gridCol w:w="9360"/>
+      </w:tblGrid>
+      <w:tr>
+        <w:tc>
+          <w:tcPr>
+            <w:tcW w:type="dxa" w:w="9360"/>
+            <w:tcBorders>
+              <w:top w:val="single" w:color="2b6cb0" w:sz="8"/>
+              <w:left w:val="single" w:color="2b6cb0" w:sz="8"/>
+              <w:bottom w:val="single" w:color="2b6cb0" w:sz="8"/>
+              <w:right w:val="single" w:color="2b6cb0" w:sz="8"/>
+            </w:tcBorders>
+            <w:shd w:fill="D5E8F0" w:val="clear"/>
+            <w:tcMar>
+              <w:top w:type="dxa" w:w="160"/>
+              <w:left w:type="dxa" w:w="200"/>
+              <w:bottom w:type="dxa" w:w="160"/>
+              <w:right w:type="dxa" w:w="200"/>
+            </w:tcMar>
+          </w:tcPr>
+          <w:p>
+            <w:pPr>
+              <w:spacing w:after="80" w:before="0"/>
+            </w:pPr>
+            <w:r>
+              <w:rPr>
+                <w:rFonts w:ascii="Arial" w:cs="Arial" w:eastAsia="Arial" w:hAnsi="Arial"/>
+                <w:b/>
+                <w:bCs/>
+                <w:color w:val="2b6cb0"/>
+                <w:sz w:val="22"/>
+                <w:szCs w:val="22"/>
+              </w:rPr>
+              <w:t xml:space="preserve">Constraint: client-side only</w:t>
+            </w:r>
+          </w:p>
+          <w:p>
+            <w:pPr>
+              <w:spacing w:after="60" w:before="0" w:line="280"/>
+            </w:pPr>
+            <w:r>
+              <w:rPr>
+                <w:rFonts w:ascii="Arial" w:cs="Arial" w:eastAsia="Arial" w:hAnsi="Arial"/>
+                <w:color w:val="1a202c"/>
+                <w:sz w:val="22"/>
+                <w:szCs w:val="22"/>
+              </w:rPr>
+              <w:t xml:space="preserve">No backend in v1. Anything that requires a stored secret (e.g. OpenAIRE authenticated rate limits) is deferred to v2 and would require a thin proxy. Static-only architecture is confirmed viable in production after the Q2 2026 CORS spike.</w:t>
+            </w:r>
+          </w:p>
+        </w:tc>
+      </w:tr>
+    </w:tbl>
+    <w:p>
+      <w:pPr>
+        <w:pStyle w:val="Heading1"/>
+        <w:spacing w:after="180" w:before="360"/>
+      </w:pPr>
+      <w:r>
+        <w:rPr>
+          <w:rFonts w:ascii="Arial" w:cs="Arial" w:eastAsia="Arial" w:hAnsi="Arial"/>
+          <w:b/>
+          <w:bCs/>
+          <w:color w:val="1e3a5f"/>
+          <w:sz w:val="36"/>
+          <w:szCs w:val="36"/>
+        </w:rPr>
+        <w:t xml:space="preserve">2. Phase plan</w:t>
+      </w:r>
+    </w:p>
+    <w:p>
+      <w:pPr>
+        <w:spacing w:after="80" w:before="80" w:line="300"/>
+      </w:pPr>
+      <w:r>
+        <w:rPr>
+          <w:rFonts w:ascii="Arial" w:cs="Arial" w:eastAsia="Arial" w:hAnsi="Arial"/>
+          <w:color w:val="1a202c"/>
+          <w:sz w:val="22"/>
+          <w:szCs w:val="22"/>
+        </w:rPr>
+        <w:t xml:space="preserve">Full scope is documented here, but only v1 is in build scope. v2 and v3 are documented to inform v1 architecture decisions and to give editorial stakeholders an honest picture of what is currently feasible.</w:t>
       </w:r>
     </w:p>
     <w:p>
@@ -599,7 +989,7 @@
                 <w:sz w:val="22"/>
                 <w:szCs w:val="22"/>
               </w:rPr>
-              <w:t xml:space="preserve">Deferred to later phase</w:t>
+              <w:t xml:space="preserve">Deferred</w:t>
             </w:r>
           </w:p>
         </w:tc>
@@ -633,7 +1023,7 @@
                 <w:sz w:val="21"/>
                 <w:szCs w:val="21"/>
               </w:rPr>
-              <w:t xml:space="preserve">v1 (build)</w:t>
+              <w:t xml:space="preserve">v1 (built)</w:t>
             </w:r>
           </w:p>
         </w:tc>
@@ -665,7 +1055,7 @@
                 <w:sz w:val="21"/>
                 <w:szCs w:val="21"/>
               </w:rPr>
-              <w:t xml:space="preserve">OpenAlex /awards + OpenAIRE Graph projects. Keyword + recency + active filter + funder + size filters. 5 sortable columns. PI email enrichment. CSV export. Stateless. GitHub Pages.</w:t>
+              <w:t xml:space="preserve">OpenAlex /awards + OpenAIRE Graph /graph/v1/projects. Keyword + recency + active filter + funder + size filters. 5 sortable columns. PI work-sample DOI surfaced for editorial outreach. CSV export. Stateless. GitHub Pages.</w:t>
             </w:r>
           </w:p>
         </w:tc>
@@ -697,7 +1087,7 @@
                 <w:sz w:val="21"/>
                 <w:szCs w:val="21"/>
               </w:rPr>
-              <w:t xml:space="preserve">Asian funder APIs, OpenAIRE topic translation, ORCID auth, alerts, saved searches.</w:t>
+              <w:t xml:space="preserve">Asian funder APIs, OpenAIRE topic translation, ORCID auth, alerts, saved searches, email enrichment (not available from public APIs).</w:t>
             </w:r>
           </w:p>
         </w:tc>
@@ -927,89 +1317,9 @@
           <w:sz w:val="22"/>
           <w:szCs w:val="22"/>
         </w:rPr>
-        <w:t xml:space="preserve">OpenAlex and OpenAIRE together cover NIH, NSF, UKRI, Horizon Europe and large parts of Asia by aggregation. Building all twelve sources from the briefing document into v1 is the surest way to ship nothing useful. v1 deliberately accepts a coverage gap for Asian national funders and private foundations because (a) the gap can be addressed in v2 once v1 has demonstrated editorial value, and (b) the OpenAlex Wellcome-funded global funder integration project is actively reducing this gap on the OpenAlex side without our intervention.</w:t>
-      </w:r>
-    </w:p>
-    <w:p>
-      <w:pPr>
-        <w:spacing w:after="80" w:before="80" w:line="300"/>
-      </w:pPr>
-      <w:r>
-        <w:rPr>
-          <w:rFonts w:ascii="Arial" w:cs="Arial" w:eastAsia="Arial" w:hAnsi="Arial"/>
-          <w:color w:val="1a202c"/>
-          <w:sz w:val="22"/>
-          <w:szCs w:val="22"/>
-        </w:rPr>
-        <w:t xml:space="preserve">Saved searches and alerts are the most common feature creep request for tools like this, and they are also the feature that turns a static SPA into a backend project with users, accounts, auth, sessions, and email infrastructure. v1 deliberately refuses this. If editorial usage proves out, v3 picks it up explicitly.</w:t>
-      </w:r>
-    </w:p>
-    <w:tbl>
-      <w:tblPr>
-        <w:tblW w:type="dxa" w:w="9360"/>
-        <w:tblBorders>
-          <w:top w:val="single" w:color="auto" w:sz="4"/>
-          <w:left w:val="single" w:color="auto" w:sz="4"/>
-          <w:bottom w:val="single" w:color="auto" w:sz="4"/>
-          <w:right w:val="single" w:color="auto" w:sz="4"/>
-          <w:insideH w:val="single" w:color="auto" w:sz="4"/>
-          <w:insideV w:val="single" w:color="auto" w:sz="4"/>
-        </w:tblBorders>
-      </w:tblPr>
-      <w:tblGrid>
-        <w:gridCol w:w="9360"/>
-      </w:tblGrid>
-      <w:tr>
-        <w:tc>
-          <w:tcPr>
-            <w:tcW w:type="dxa" w:w="9360"/>
-            <w:tcBorders>
-              <w:top w:val="single" w:color="C05621" w:sz="8"/>
-              <w:left w:val="single" w:color="C05621" w:sz="8"/>
-              <w:bottom w:val="single" w:color="C05621" w:sz="8"/>
-              <w:right w:val="single" w:color="C05621" w:sz="8"/>
-            </w:tcBorders>
-            <w:shd w:fill="FFF4E5" w:val="clear"/>
-            <w:tcMar>
-              <w:top w:type="dxa" w:w="160"/>
-              <w:left w:type="dxa" w:w="200"/>
-              <w:bottom w:type="dxa" w:w="160"/>
-              <w:right w:type="dxa" w:w="200"/>
-            </w:tcMar>
-          </w:tcPr>
-          <w:p>
-            <w:pPr>
-              <w:spacing w:after="80" w:before="0"/>
-            </w:pPr>
-            <w:r>
-              <w:rPr>
-                <w:rFonts w:ascii="Arial" w:cs="Arial" w:eastAsia="Arial" w:hAnsi="Arial"/>
-                <w:b/>
-                <w:bCs/>
-                <w:color w:val="C05621"/>
-                <w:sz w:val="22"/>
-                <w:szCs w:val="22"/>
-              </w:rPr>
-              <w:t xml:space="preserve">Risk: editorial expectations</w:t>
-            </w:r>
-          </w:p>
-          <w:p>
-            <w:pPr>
-              <w:spacing w:after="60" w:before="0" w:line="280"/>
-            </w:pPr>
-            <w:r>
-              <w:rPr>
-                <w:rFonts w:ascii="Arial" w:cs="Arial" w:eastAsia="Arial" w:hAnsi="Arial"/>
-                <w:color w:val="1a202c"/>
-                <w:sz w:val="22"/>
-                <w:szCs w:val="22"/>
-              </w:rPr>
-              <w:t xml:space="preserve">Editors will likely ask for "comprehensive global coverage" and "alert me when new grants match". v1 is honest about not providing the first and explicitly does not provide the second. The README and the in-product coverage banner both say so plainly.</w:t>
-            </w:r>
-          </w:p>
-        </w:tc>
-      </w:tr>
-    </w:tbl>
+        <w:t xml:space="preserve">OpenAlex and OpenAIRE together cover NIH, NSF, UKRI, Horizon Europe and large parts of Asia by aggregation. Building all twelve sources from the original briefing document into v1 is the surest way to ship nothing useful. v1 deliberately accepts a coverage gap for Asian national funders and private foundations because (a) the gap can be addressed in v2 once v1 has demonstrated editorial value, and (b) the OpenAlex Wellcome-funded global funder integration project is actively reducing this gap on the OpenAlex side without our intervention.</w:t>
+      </w:r>
+    </w:p>
     <w:p>
       <w:pPr>
         <w:pStyle w:val="Heading1"/>
@@ -1055,7 +1365,7 @@
           <w:sz w:val="22"/>
           <w:szCs w:val="22"/>
         </w:rPr>
-        <w:t xml:space="preserve">The most important non-obvious constraint is that the v1 sources under-represent Asian national funders and private/philanthropic funders. Editors using the tool need to know this without having to read the docs. The architecture handles it three ways:</w:t>
+        <w:t xml:space="preserve">The most important non-obvious constraint is that v1 sources under-represent Asian national funders and private/philanthropic funders, AND that within the EU/non-EU axis, OpenAIRE skews heavily toward EU-funded research. Editors using the tool need to know both without having to read the docs. The architecture handles it four ways:</w:t>
       </w:r>
     </w:p>
     <w:p>
@@ -1074,7 +1384,7 @@
           <w:sz w:val="22"/>
           <w:szCs w:val="22"/>
         </w:rPr>
-        <w:t xml:space="preserve">Persistent coverage banner in the results view, in neutral language.</w:t>
+        <w:t xml:space="preserve">Persistent global coverage banner in the Results view.</w:t>
       </w:r>
     </w:p>
     <w:p>
@@ -1093,7 +1403,7 @@
           <w:sz w:val="22"/>
           <w:szCs w:val="22"/>
         </w:rPr>
-        <w:t xml:space="preserve">Per-row source badge (OpenAlex / OpenAIRE) so the user can see provenance at a glance.</w:t>
+        <w:t xml:space="preserve">Per-query inline source-asymmetry warning when OpenAlex count materially exceeds OpenAIRE count (see §3.4).</w:t>
       </w:r>
     </w:p>
     <w:p>
@@ -1112,13 +1422,32 @@
           <w:sz w:val="22"/>
           <w:szCs w:val="22"/>
         </w:rPr>
+        <w:t xml:space="preserve">Per-row source badge (OpenAlex / OpenAIRE) so the user can see provenance at a glance.</w:t>
+      </w:r>
+    </w:p>
+    <w:p>
+      <w:pPr>
+        <w:pStyle w:val="ListParagraph"/>
+        <w:numPr>
+          <w:ilvl w:val="0"/>
+          <w:numId w:val="3"/>
+        </w:numPr>
+        <w:spacing w:after="40" w:before="40" w:line="280"/>
+      </w:pPr>
+      <w:r>
+        <w:rPr>
+          <w:rFonts w:ascii="Arial" w:cs="Arial" w:eastAsia="Arial" w:hAnsi="Arial"/>
+          <w:color w:val="1a202c"/>
+          <w:sz w:val="22"/>
+          <w:szCs w:val="22"/>
+        </w:rPr>
         <w:t xml:space="preserve">"Sources covered" panel in the About tab, listing what is and is not searched in the current version.</w:t>
       </w:r>
     </w:p>
     <w:p>
       <w:pPr>
-        <w:pStyle w:val="Heading3"/>
-        <w:spacing w:after="80" w:before="180"/>
+        <w:pStyle w:val="Heading2"/>
+        <w:spacing w:after="120" w:before="240"/>
       </w:pPr>
       <w:r>
         <w:rPr>
@@ -1126,10 +1455,10 @@
           <w:b/>
           <w:bCs/>
           <w:color w:val="2b6cb0"/>
-          <w:sz w:val="24"/>
-          <w:szCs w:val="24"/>
-        </w:rPr>
-        <w:t xml:space="preserve">Approved vs prohibited framing</w:t>
+          <w:sz w:val="28"/>
+          <w:szCs w:val="28"/>
+        </w:rPr>
+        <w:t xml:space="preserve">3.2 Approved vs prohibited framing</w:t>
       </w:r>
     </w:p>
     <w:tbl>
@@ -1450,7 +1779,7 @@
                 <w:sz w:val="21"/>
                 <w:szCs w:val="21"/>
               </w:rPr>
-              <w:t xml:space="preserve">"Email derived from corresponding-author metadata of [DOI]"</w:t>
+              <w:t xml:space="preserve">"No public email · Most recent paper: [DOI]"</w:t>
             </w:r>
           </w:p>
         </w:tc>
@@ -1482,7 +1811,73 @@
                 <w:sz w:val="21"/>
                 <w:szCs w:val="21"/>
               </w:rPr>
-              <w:t xml:space="preserve">Unsourced PI email</w:t>
+              <w:t xml:space="preserve">Claiming an email is available when none is, or surfacing emails without provenance</w:t>
+            </w:r>
+          </w:p>
+        </w:tc>
+      </w:tr>
+      <w:tr>
+        <w:tc>
+          <w:tcPr>
+            <w:tcW w:type="dxa" w:w="4680"/>
+            <w:tcBorders>
+              <w:top w:val="single" w:color="CCCCCC" w:sz="1"/>
+              <w:left w:val="single" w:color="CCCCCC" w:sz="1"/>
+              <w:bottom w:val="single" w:color="CCCCCC" w:sz="1"/>
+              <w:right w:val="single" w:color="CCCCCC" w:sz="1"/>
+            </w:tcBorders>
+            <w:tcMar>
+              <w:top w:type="dxa" w:w="80"/>
+              <w:left w:type="dxa" w:w="140"/>
+              <w:bottom w:type="dxa" w:w="80"/>
+              <w:right w:type="dxa" w:w="140"/>
+            </w:tcMar>
+            <w:vAlign w:val="center"/>
+          </w:tcPr>
+          <w:p>
+            <w:pPr>
+              <w:spacing w:after="0" w:before="0" w:line="280"/>
+            </w:pPr>
+            <w:r>
+              <w:rPr>
+                <w:rFonts w:ascii="Arial" w:cs="Arial" w:eastAsia="Arial" w:hAnsi="Arial"/>
+                <w:color w:val="1a202c"/>
+                <w:sz w:val="21"/>
+                <w:szCs w:val="21"/>
+              </w:rPr>
+              <w:t xml:space="preserve">"OpenAIRE coverage skews EU; non-EU result counts may reflect indexing gaps, not research activity"</w:t>
+            </w:r>
+          </w:p>
+        </w:tc>
+        <w:tc>
+          <w:tcPr>
+            <w:tcW w:type="dxa" w:w="4680"/>
+            <w:tcBorders>
+              <w:top w:val="single" w:color="CCCCCC" w:sz="1"/>
+              <w:left w:val="single" w:color="CCCCCC" w:sz="1"/>
+              <w:bottom w:val="single" w:color="CCCCCC" w:sz="1"/>
+              <w:right w:val="single" w:color="CCCCCC" w:sz="1"/>
+            </w:tcBorders>
+            <w:tcMar>
+              <w:top w:type="dxa" w:w="80"/>
+              <w:left w:type="dxa" w:w="140"/>
+              <w:bottom w:type="dxa" w:w="80"/>
+              <w:right w:type="dxa" w:w="140"/>
+            </w:tcMar>
+            <w:vAlign w:val="center"/>
+          </w:tcPr>
+          <w:p>
+            <w:pPr>
+              <w:spacing w:after="0" w:before="0" w:line="280"/>
+            </w:pPr>
+            <w:r>
+              <w:rPr>
+                <w:rFonts w:ascii="Arial" w:cs="Arial" w:eastAsia="Arial" w:hAnsi="Arial"/>
+                <w:color w:val="1a202c"/>
+                <w:sz w:val="21"/>
+                <w:szCs w:val="21"/>
+              </w:rPr>
+              <w:t xml:space="preserve">Silent on the EU-skew</w:t>
             </w:r>
           </w:p>
         </w:tc>
@@ -1568,7 +1963,7 @@
           <w:sz w:val="28"/>
           <w:szCs w:val="28"/>
         </w:rPr>
-        <w:t xml:space="preserve">3.2 Privacy and PII</w:t>
+        <w:t xml:space="preserve">3.3 Privacy and PII</w:t>
       </w:r>
     </w:p>
     <w:p>
@@ -1582,7 +1977,7 @@
           <w:sz w:val="22"/>
           <w:szCs w:val="22"/>
         </w:rPr>
-        <w:t xml:space="preserve">Grant Radar surfaces principal investigator names, institutions, and corresponding-author emails. All three are reproduced from already-public sources (funder grant records and published papers). The tool does not scrape institutional pages, does not infer emails from institutional patterns, and does not store any user query.</w:t>
+        <w:t xml:space="preserve">Grant Radar surfaces principal investigator names, institutions, and DOIs of their most recent papers. All three are reproduced from already-public sources (funder grant records and published papers). The tool does not scrape institutional pages, does not infer or guess emails, and does not store any user query.</w:t>
       </w:r>
     </w:p>
     <w:p>
@@ -1596,7 +1991,7 @@
           <w:sz w:val="22"/>
           <w:szCs w:val="22"/>
         </w:rPr>
-        <w:t xml:space="preserve">Every email shown carries a provenance tooltip linking to the source DOI. If no corresponding-author email is available from a published paper, the tool shows "no email available from public sources" rather than guessing.</w:t>
+        <w:t xml:space="preserve">Every DOI shown carries a clear label ("Most recent paper") so editors understand the provenance and the click-through path. If no corresponding-author work is available from OpenAlex, the tool shows "No public-domain DOI available for this PI" rather than guessing or falling back to less reliable sources.</w:t>
       </w:r>
     </w:p>
     <w:tbl>
@@ -1619,10 +2014,10 @@
           <w:tcPr>
             <w:tcW w:type="dxa" w:w="9360"/>
             <w:tcBorders>
-              <w:top w:val="single" w:color="2b6cb0" w:sz="8"/>
-              <w:left w:val="single" w:color="2b6cb0" w:sz="8"/>
-              <w:bottom w:val="single" w:color="2b6cb0" w:sz="8"/>
-              <w:right w:val="single" w:color="2b6cb0" w:sz="8"/>
+              <w:top w:val="single" w:color="94A3B8" w:sz="8"/>
+              <w:left w:val="single" w:color="94A3B8" w:sz="8"/>
+              <w:bottom w:val="single" w:color="94A3B8" w:sz="8"/>
+              <w:right w:val="single" w:color="94A3B8" w:sz="8"/>
             </w:tcBorders>
             <w:shd w:fill="F1F5F9" w:val="clear"/>
             <w:tcMar>
@@ -1641,7 +2036,7 @@
                 <w:rFonts w:ascii="Arial" w:cs="Arial" w:eastAsia="Arial" w:hAnsi="Arial"/>
                 <w:b/>
                 <w:bCs/>
-                <w:color w:val="2b6cb0"/>
+                <w:color w:val="94A3B8"/>
                 <w:sz w:val="22"/>
                 <w:szCs w:val="22"/>
               </w:rPr>
@@ -1659,7 +2054,7 @@
                 <w:sz w:val="22"/>
                 <w:szCs w:val="22"/>
               </w:rPr>
-              <w:t xml:space="preserve">Reuse of already-public publication metadata for editorial outreach is generally a recognised legitimate-interest case in academic publishing. The tool nonetheless minimises by (a) showing emails only with provenance, (b) not storing queries, and (c) not exposing bulk-export of email lists separately from the per-grant context.</w:t>
+              <w:t xml:space="preserve">Reuse of already-public publication metadata for editorial outreach is generally a recognised legitimate-interest case in academic publishing. The tool minimises by (a) showing DOIs only with provenance, (b) not storing queries, (c) not exposing bulk-export of PI lists separately from grant context, and (d) not attempting to derive emails the API does not provide.</w:t>
             </w:r>
           </w:p>
         </w:tc>
@@ -1679,7 +2074,7 @@
           <w:sz w:val="28"/>
           <w:szCs w:val="28"/>
         </w:rPr>
-        <w:t xml:space="preserve">3.3 Tone &amp; framing</w:t>
+        <w:t xml:space="preserve">3.4 Mandatory Results-view warning (per-query EU-skew)</w:t>
       </w:r>
     </w:p>
     <w:p>
@@ -1693,41 +2088,7 @@
           <w:sz w:val="22"/>
           <w:szCs w:val="22"/>
         </w:rPr>
-        <w:t xml:space="preserve">Inheriting the journal-profiler precedent: neutral, editorial register throughout. The tool surfaces information; it does not characterise researchers, predict outputs, or make claims about likelihood-to-publish-in-AIDI. Editors form those judgements. Strings in the UI follow this register strictly.</w:t>
-      </w:r>
-    </w:p>
-    <w:p>
-      <w:pPr>
-        <w:pStyle w:val="Heading1"/>
-        <w:spacing w:after="180" w:before="360"/>
-      </w:pPr>
-      <w:r>
-        <w:rPr>
-          <w:rFonts w:ascii="Arial" w:cs="Arial" w:eastAsia="Arial" w:hAnsi="Arial"/>
-          <w:b/>
-          <w:bCs/>
-          <w:color w:val="1e3a5f"/>
-          <w:sz w:val="36"/>
-          <w:szCs w:val="36"/>
-        </w:rPr>
-        <w:t xml:space="preserve">4. Feature design</w:t>
-      </w:r>
-    </w:p>
-    <w:p>
-      <w:pPr>
-        <w:pStyle w:val="Heading2"/>
-        <w:spacing w:after="120" w:before="240"/>
-      </w:pPr>
-      <w:r>
-        <w:rPr>
-          <w:rFonts w:ascii="Arial" w:cs="Arial" w:eastAsia="Arial" w:hAnsi="Arial"/>
-          <w:b/>
-          <w:bCs/>
-          <w:color w:val="2b6cb0"/>
-          <w:sz w:val="28"/>
-          <w:szCs w:val="28"/>
-        </w:rPr>
-        <w:t xml:space="preserve">4.1 Active vs not-active grants</w:t>
+        <w:t xml:space="preserve">In addition to the persistent coverage banner, the Results view must surface a per-query asymmetry warning whenever OpenAlex returns materially more results than OpenAIRE for the same query. The implemented rule of thumb: trigger when OpenAlex count ≥ 5× OpenAIRE count.</w:t>
       </w:r>
     </w:p>
     <w:p>
@@ -1741,7 +2102,7 @@
           <w:sz w:val="22"/>
           <w:szCs w:val="22"/>
         </w:rPr>
-        <w:t xml:space="preserve">Replacing the original "headline paper" filter (which was complex and required deciding what counts as a "main" output) with a simpler temporal definition of grant activity:</w:t>
+        <w:t xml:space="preserve">The warning sits inline at the top of the Results view, in neutral language:</w:t>
       </w:r>
     </w:p>
     <w:tbl>
@@ -1764,73 +2125,47 @@
           <w:tcPr>
             <w:tcW w:type="dxa" w:w="9360"/>
             <w:tcBorders>
-              <w:top w:val="single" w:color="CBD5E0" w:sz="4"/>
-              <w:left w:val="single" w:color="CBD5E0" w:sz="4"/>
-              <w:bottom w:val="single" w:color="CBD5E0" w:sz="4"/>
-              <w:right w:val="single" w:color="CBD5E0" w:sz="4"/>
-            </w:tcBorders>
-            <w:shd w:fill="F1F5F9" w:val="clear"/>
-            <w:tcMar>
-              <w:top w:type="dxa" w:w="120"/>
-              <w:left w:type="dxa" w:w="160"/>
-              <w:bottom w:type="dxa" w:w="120"/>
-              <w:right w:type="dxa" w:w="160"/>
-            </w:tcMar>
-          </w:tcPr>
-          <w:p>
-            <w:pPr>
-              <w:spacing w:after="0" w:before="0" w:line="240"/>
-            </w:pPr>
-            <w:r>
-              <w:rPr>
-                <w:rFonts w:ascii="Consolas" w:cs="Consolas" w:eastAsia="Consolas" w:hAnsi="Consolas"/>
-                <w:color w:val="1a202c"/>
-                <w:sz w:val="18"/>
-                <w:szCs w:val="18"/>
-              </w:rPr>
-              <w:t xml:space="preserve">active     := today between start_date and end_date (inclusive)</w:t>
-            </w:r>
-          </w:p>
-          <w:p>
-            <w:pPr>
-              <w:spacing w:after="0" w:before="0" w:line="240"/>
-            </w:pPr>
-            <w:r>
-              <w:rPr>
-                <w:rFonts w:ascii="Consolas" w:cs="Consolas" w:eastAsia="Consolas" w:hAnsi="Consolas"/>
-                <w:color w:val="1a202c"/>
-                <w:sz w:val="18"/>
-                <w:szCs w:val="18"/>
-              </w:rPr>
-              <w:t xml:space="preserve">              OR (end_date missing AND start_date within recency window)</w:t>
-            </w:r>
-          </w:p>
-          <w:p>
-            <w:pPr>
-              <w:spacing w:after="0" w:before="0" w:line="240"/>
-            </w:pPr>
-            <w:r>
-              <w:rPr>
-                <w:rFonts w:ascii="Consolas" w:cs="Consolas" w:eastAsia="Consolas" w:hAnsi="Consolas"/>
-                <w:color w:val="1a202c"/>
-                <w:sz w:val="18"/>
-                <w:szCs w:val="18"/>
-              </w:rPr>
-              <w:t xml:space="preserve">not_active := end_date in the past</w:t>
-            </w:r>
-          </w:p>
-          <w:p>
-            <w:pPr>
-              <w:spacing w:after="0" w:before="0" w:line="240"/>
-            </w:pPr>
-            <w:r>
-              <w:rPr>
-                <w:rFonts w:ascii="Consolas" w:cs="Consolas" w:eastAsia="Consolas" w:hAnsi="Consolas"/>
-                <w:color w:val="1a202c"/>
-                <w:sz w:val="18"/>
-                <w:szCs w:val="18"/>
-              </w:rPr>
-              <w:t xml:space="preserve">unknown    := start_date missing</w:t>
+              <w:top w:val="single" w:color="C05621" w:sz="8"/>
+              <w:left w:val="single" w:color="C05621" w:sz="8"/>
+              <w:bottom w:val="single" w:color="C05621" w:sz="8"/>
+              <w:right w:val="single" w:color="C05621" w:sz="8"/>
+            </w:tcBorders>
+            <w:shd w:fill="FFF4E5" w:val="clear"/>
+            <w:tcMar>
+              <w:top w:type="dxa" w:w="160"/>
+              <w:left w:type="dxa" w:w="200"/>
+              <w:bottom w:type="dxa" w:w="160"/>
+              <w:right w:type="dxa" w:w="200"/>
+            </w:tcMar>
+          </w:tcPr>
+          <w:p>
+            <w:pPr>
+              <w:spacing w:after="80" w:before="0"/>
+            </w:pPr>
+            <w:r>
+              <w:rPr>
+                <w:rFonts w:ascii="Arial" w:cs="Arial" w:eastAsia="Arial" w:hAnsi="Arial"/>
+                <w:b/>
+                <w:bCs/>
+                <w:color w:val="C05621"/>
+                <w:sz w:val="22"/>
+                <w:szCs w:val="22"/>
+              </w:rPr>
+              <w:t xml:space="preserve">Suggested copy</w:t>
+            </w:r>
+          </w:p>
+          <w:p>
+            <w:pPr>
+              <w:spacing w:after="60" w:before="0" w:line="280"/>
+            </w:pPr>
+            <w:r>
+              <w:rPr>
+                <w:rFonts w:ascii="Arial" w:cs="Arial" w:eastAsia="Arial" w:hAnsi="Arial"/>
+                <w:color w:val="1a202c"/>
+                <w:sz w:val="22"/>
+                <w:szCs w:val="22"/>
+              </w:rPr>
+              <w:t xml:space="preserve">"OpenAIRE returned {n} results vs {N} from OpenAlex for this query. OpenAIRE indexes EU-funded research most thoroughly; thin counts here likely reflect indexing gaps for non-EU funders rather than absence of research activity."</w:t>
             </w:r>
           </w:p>
         </w:tc>
@@ -1847,7 +2182,7 @@
           <w:sz w:val="22"/>
           <w:szCs w:val="22"/>
         </w:rPr>
-        <w:t xml:space="preserve">The UI exposes this as a three-way toggle: "active", "recently ended", "both". Editors often want recently ended grants — those PIs are now writing up. The default is "both" with a 24-month recency window, which empirically captures the most editorially-relevant cohort.</w:t>
+        <w:t xml:space="preserve">This is separate from the persistent coverage banner. The banner is global ("here is what v1 covers"); this warning is per-query ("here is what this specific query's source split is telling you to be careful about"). Both must be present.</w:t>
       </w:r>
     </w:p>
     <w:p>
@@ -1864,7 +2199,7 @@
           <w:sz w:val="28"/>
           <w:szCs w:val="28"/>
         </w:rPr>
-        <w:t xml:space="preserve">4.2 Recency window</w:t>
+        <w:t xml:space="preserve">3.5 Tone &amp; framing</w:t>
       </w:r>
     </w:p>
     <w:p>
@@ -1878,7 +2213,55 @@
           <w:sz w:val="22"/>
           <w:szCs w:val="22"/>
         </w:rPr>
-        <w:t xml:space="preserve">User-selectable: 12, 24, 36, or 48 months. The filter applies to start_date, not end_date — the question being answered is "who started a grant in scope recently", not "whose grant is still running".</w:t>
+        <w:t xml:space="preserve">Inheriting the journal-profiler precedent: neutral, editorial register throughout. The tool surfaces information; it does not characterise researchers, predict outputs, or make claims about likelihood-to-publish-in-AIDI. Editors form those judgements.</w:t>
+      </w:r>
+    </w:p>
+    <w:p>
+      <w:pPr>
+        <w:pStyle w:val="Heading1"/>
+        <w:spacing w:after="180" w:before="360"/>
+      </w:pPr>
+      <w:r>
+        <w:rPr>
+          <w:rFonts w:ascii="Arial" w:cs="Arial" w:eastAsia="Arial" w:hAnsi="Arial"/>
+          <w:b/>
+          <w:bCs/>
+          <w:color w:val="1e3a5f"/>
+          <w:sz w:val="36"/>
+          <w:szCs w:val="36"/>
+        </w:rPr>
+        <w:t xml:space="preserve">4. Feature design</w:t>
+      </w:r>
+    </w:p>
+    <w:p>
+      <w:pPr>
+        <w:pStyle w:val="Heading2"/>
+        <w:spacing w:after="120" w:before="240"/>
+      </w:pPr>
+      <w:r>
+        <w:rPr>
+          <w:rFonts w:ascii="Arial" w:cs="Arial" w:eastAsia="Arial" w:hAnsi="Arial"/>
+          <w:b/>
+          <w:bCs/>
+          <w:color w:val="2b6cb0"/>
+          <w:sz w:val="28"/>
+          <w:szCs w:val="28"/>
+        </w:rPr>
+        <w:t xml:space="preserve">4.1 Active vs not-active grants</w:t>
+      </w:r>
+    </w:p>
+    <w:p>
+      <w:pPr>
+        <w:spacing w:after="80" w:before="80" w:line="300"/>
+      </w:pPr>
+      <w:r>
+        <w:rPr>
+          <w:rFonts w:ascii="Arial" w:cs="Arial" w:eastAsia="Arial" w:hAnsi="Arial"/>
+          <w:color w:val="1a202c"/>
+          <w:sz w:val="22"/>
+          <w:szCs w:val="22"/>
+        </w:rPr>
+        <w:t xml:space="preserve">Replacing the original "headline paper" filter with a simpler temporal definition of grant activity:</w:t>
       </w:r>
     </w:p>
     <w:tbl>
@@ -1901,52 +2284,123 @@
           <w:tcPr>
             <w:tcW w:type="dxa" w:w="9360"/>
             <w:tcBorders>
-              <w:top w:val="single" w:color="2b6cb0" w:sz="8"/>
-              <w:left w:val="single" w:color="2b6cb0" w:sz="8"/>
-              <w:bottom w:val="single" w:color="2b6cb0" w:sz="8"/>
-              <w:right w:val="single" w:color="2b6cb0" w:sz="8"/>
-            </w:tcBorders>
-            <w:shd w:fill="D5E8F0" w:val="clear"/>
-            <w:tcMar>
-              <w:top w:type="dxa" w:w="160"/>
-              <w:left w:type="dxa" w:w="200"/>
-              <w:bottom w:type="dxa" w:w="160"/>
-              <w:right w:type="dxa" w:w="200"/>
-            </w:tcMar>
-          </w:tcPr>
-          <w:p>
-            <w:pPr>
-              <w:spacing w:after="80" w:before="0"/>
-            </w:pPr>
-            <w:r>
-              <w:rPr>
-                <w:rFonts w:ascii="Arial" w:cs="Arial" w:eastAsia="Arial" w:hAnsi="Arial"/>
-                <w:b/>
-                <w:bCs/>
-                <w:color w:val="2b6cb0"/>
-                <w:sz w:val="22"/>
-                <w:szCs w:val="22"/>
-              </w:rPr>
-              <w:t xml:space="preserve">Why these specific values</w:t>
-            </w:r>
-          </w:p>
-          <w:p>
-            <w:pPr>
-              <w:spacing w:after="60" w:before="0" w:line="280"/>
-            </w:pPr>
-            <w:r>
-              <w:rPr>
-                <w:rFonts w:ascii="Arial" w:cs="Arial" w:eastAsia="Arial" w:hAnsi="Arial"/>
-                <w:color w:val="1a202c"/>
-                <w:sz w:val="22"/>
-                <w:szCs w:val="22"/>
-              </w:rPr>
-              <w:t xml:space="preserve">12 months catches the freshest grants (high editorial-time-pressure, fewer published outputs yet). 24 months is the sweet spot for AIDI-style commissioning — long enough that PIs have direction, short enough that they have not yet placed major outputs. 36 and 48 broaden the net for slower-moving fields.</w:t>
+              <w:top w:val="single" w:color="CBD5E0" w:sz="4"/>
+              <w:left w:val="single" w:color="CBD5E0" w:sz="4"/>
+              <w:bottom w:val="single" w:color="CBD5E0" w:sz="4"/>
+              <w:right w:val="single" w:color="CBD5E0" w:sz="4"/>
+            </w:tcBorders>
+            <w:shd w:fill="F1F5F9" w:val="clear"/>
+            <w:tcMar>
+              <w:top w:type="dxa" w:w="120"/>
+              <w:left w:type="dxa" w:w="160"/>
+              <w:bottom w:type="dxa" w:w="120"/>
+              <w:right w:type="dxa" w:w="160"/>
+            </w:tcMar>
+          </w:tcPr>
+          <w:p>
+            <w:pPr>
+              <w:spacing w:after="0" w:before="0" w:line="240"/>
+            </w:pPr>
+            <w:r>
+              <w:rPr>
+                <w:rFonts w:ascii="Consolas" w:cs="Consolas" w:eastAsia="Consolas" w:hAnsi="Consolas"/>
+                <w:color w:val="1a202c"/>
+                <w:sz w:val="18"/>
+                <w:szCs w:val="18"/>
+              </w:rPr>
+              <w:t xml:space="preserve">active     := today between start_date and end_date (inclusive)</w:t>
+            </w:r>
+          </w:p>
+          <w:p>
+            <w:pPr>
+              <w:spacing w:after="0" w:before="0" w:line="240"/>
+            </w:pPr>
+            <w:r>
+              <w:rPr>
+                <w:rFonts w:ascii="Consolas" w:cs="Consolas" w:eastAsia="Consolas" w:hAnsi="Consolas"/>
+                <w:color w:val="1a202c"/>
+                <w:sz w:val="18"/>
+                <w:szCs w:val="18"/>
+              </w:rPr>
+              <w:t xml:space="preserve">              OR (end_date missing AND start_date within recency window)</w:t>
+            </w:r>
+          </w:p>
+          <w:p>
+            <w:pPr>
+              <w:spacing w:after="0" w:before="0" w:line="240"/>
+            </w:pPr>
+            <w:r>
+              <w:rPr>
+                <w:rFonts w:ascii="Consolas" w:cs="Consolas" w:eastAsia="Consolas" w:hAnsi="Consolas"/>
+                <w:color w:val="1a202c"/>
+                <w:sz w:val="18"/>
+                <w:szCs w:val="18"/>
+              </w:rPr>
+              <w:t xml:space="preserve">not_active := end_date in the past</w:t>
+            </w:r>
+          </w:p>
+          <w:p>
+            <w:pPr>
+              <w:spacing w:after="0" w:before="0" w:line="240"/>
+            </w:pPr>
+            <w:r>
+              <w:rPr>
+                <w:rFonts w:ascii="Consolas" w:cs="Consolas" w:eastAsia="Consolas" w:hAnsi="Consolas"/>
+                <w:color w:val="1a202c"/>
+                <w:sz w:val="18"/>
+                <w:szCs w:val="18"/>
+              </w:rPr>
+              <w:t xml:space="preserve">unknown    := start_date missing</w:t>
             </w:r>
           </w:p>
         </w:tc>
       </w:tr>
     </w:tbl>
+    <w:p>
+      <w:pPr>
+        <w:spacing w:after="80" w:before="80" w:line="300"/>
+      </w:pPr>
+      <w:r>
+        <w:rPr>
+          <w:rFonts w:ascii="Arial" w:cs="Arial" w:eastAsia="Arial" w:hAnsi="Arial"/>
+          <w:color w:val="1a202c"/>
+          <w:sz w:val="22"/>
+          <w:szCs w:val="22"/>
+        </w:rPr>
+        <w:t xml:space="preserve">The UI exposes this as a three-way toggle: "active", "recently ended", "both". Editors often want recently ended grants — those PIs are now writing up. The default is "both" with a 24-month recency window.</w:t>
+      </w:r>
+    </w:p>
+    <w:p>
+      <w:pPr>
+        <w:pStyle w:val="Heading2"/>
+        <w:spacing w:after="120" w:before="240"/>
+      </w:pPr>
+      <w:r>
+        <w:rPr>
+          <w:rFonts w:ascii="Arial" w:cs="Arial" w:eastAsia="Arial" w:hAnsi="Arial"/>
+          <w:b/>
+          <w:bCs/>
+          <w:color w:val="2b6cb0"/>
+          <w:sz w:val="28"/>
+          <w:szCs w:val="28"/>
+        </w:rPr>
+        <w:t xml:space="preserve">4.2 Recency window</w:t>
+      </w:r>
+    </w:p>
+    <w:p>
+      <w:pPr>
+        <w:spacing w:after="80" w:before="80" w:line="300"/>
+      </w:pPr>
+      <w:r>
+        <w:rPr>
+          <w:rFonts w:ascii="Arial" w:cs="Arial" w:eastAsia="Arial" w:hAnsi="Arial"/>
+          <w:color w:val="1a202c"/>
+          <w:sz w:val="22"/>
+          <w:szCs w:val="22"/>
+        </w:rPr>
+        <w:t xml:space="preserve">User-selectable: 12, 24, 36, or 48 months. Filter applies to start_date, not end_date — the question being answered is "who started a grant in scope recently".</w:t>
+      </w:r>
+    </w:p>
     <w:p>
       <w:pPr>
         <w:pStyle w:val="Heading2"/>
@@ -2512,7 +2966,7 @@
                 <w:sz w:val="21"/>
                 <w:szCs w:val="21"/>
               </w:rPr>
-              <w:t xml:space="preserve">Display name from source. Shown alongside funder country in tooltip.</w:t>
+              <w:t xml:space="preserve">Display name from source. Funder country in tooltip.</w:t>
             </w:r>
           </w:p>
         </w:tc>
@@ -2642,7 +3096,7 @@
                 <w:sz w:val="21"/>
                 <w:szCs w:val="21"/>
               </w:rPr>
-              <w:t xml:space="preserve">Native currency stored, USD-converted shown. Frequently null in OpenAIRE — explicit "n/a" rendering, not zero.</w:t>
+              <w:t xml:space="preserve">Native currency stored, USD-converted shown. Frequently null in OpenAIRE — explicit "n/a", not zero.</w:t>
             </w:r>
           </w:p>
         </w:tc>
@@ -2772,7 +3226,7 @@
                 <w:sz w:val="21"/>
                 <w:szCs w:val="21"/>
               </w:rPr>
-              <w:t xml:space="preserve">Derived consistently across sources. Sorted ascending by default (most recent first).</w:t>
+              <w:t xml:space="preserve">Sorted ascending by default (most recent first).</w:t>
             </w:r>
           </w:p>
         </w:tc>
@@ -2789,7 +3243,7 @@
           <w:sz w:val="22"/>
           <w:szCs w:val="22"/>
         </w:rPr>
-        <w:t xml:space="preserve">Source-specific extras live in expandable row details: DOIs of resulting works (if any), OpenAlex Topic IDs, OpenAIRE FOS codes, project URL, abstract snippet, full PI list, full institution list, currency-of-record. The expandable row keeps the main table scannable while not hiding information.</w:t>
+        <w:t xml:space="preserve">Source-specific extras live in expandable row details: work-sample DOI for the PI, OpenAlex Topic IDs, OpenAIRE FOS codes, project URL, abstract snippet, full PI list, full institution list, currency-of-record.</w:t>
       </w:r>
     </w:p>
     <w:p>
@@ -2825,7 +3279,7 @@
           <w:sz w:val="22"/>
           <w:szCs w:val="22"/>
         </w:rPr>
-        <w:t xml:space="preserve">Funder name — multi-select, populated from the current result set</w:t>
+        <w:t xml:space="preserve">Funder name — multi-select, populated from current result set</w:t>
       </w:r>
     </w:p>
     <w:p>
@@ -2844,7 +3298,7 @@
           <w:sz w:val="22"/>
           <w:szCs w:val="22"/>
         </w:rPr>
-        <w:t xml:space="preserve">Recency window — 12/24/36/48 months (drives the start_date filter at query time, not just display)</w:t>
+        <w:t xml:space="preserve">Recency window — 12/24/36/48 months</w:t>
       </w:r>
     </w:p>
     <w:p>
@@ -2901,7 +3355,7 @@
           <w:sz w:val="22"/>
           <w:szCs w:val="22"/>
         </w:rPr>
-        <w:t xml:space="preserve">Country — multi-select (institution country, not funder country)</w:t>
+        <w:t xml:space="preserve">Country — multi-select</w:t>
       </w:r>
     </w:p>
     <w:p>
@@ -2921,51 +3375,6 @@
           <w:szCs w:val="22"/>
         </w:rPr>
         <w:t xml:space="preserve">Source — OpenAlex / OpenAIRE / both</w:t>
-      </w:r>
-    </w:p>
-    <w:p>
-      <w:pPr>
-        <w:spacing w:after="80" w:before="80" w:line="300"/>
-      </w:pPr>
-      <w:r>
-        <w:rPr>
-          <w:rFonts w:ascii="Arial" w:cs="Arial" w:eastAsia="Arial" w:hAnsi="Arial"/>
-          <w:color w:val="1a202c"/>
-          <w:sz w:val="22"/>
-          <w:szCs w:val="22"/>
-        </w:rPr>
-        <w:t xml:space="preserve">Filters compose with AND. Counts of results matching each filter value shown beside the option, so editors can see the trade-off before applying.</w:t>
-      </w:r>
-    </w:p>
-    <w:p>
-      <w:pPr>
-        <w:pStyle w:val="Heading2"/>
-        <w:spacing w:after="120" w:before="240"/>
-      </w:pPr>
-      <w:r>
-        <w:rPr>
-          <w:rFonts w:ascii="Arial" w:cs="Arial" w:eastAsia="Arial" w:hAnsi="Arial"/>
-          <w:b/>
-          <w:bCs/>
-          <w:color w:val="2b6cb0"/>
-          <w:sz w:val="28"/>
-          <w:szCs w:val="28"/>
-        </w:rPr>
-        <w:t xml:space="preserve">4.5 Topic disambiguation (OpenAlex side only in v1)</w:t>
-      </w:r>
-    </w:p>
-    <w:p>
-      <w:pPr>
-        <w:spacing w:after="80" w:before="80" w:line="300"/>
-      </w:pPr>
-      <w:r>
-        <w:rPr>
-          <w:rFonts w:ascii="Arial" w:cs="Arial" w:eastAsia="Arial" w:hAnsi="Arial"/>
-          <w:color w:val="1a202c"/>
-          <w:sz w:val="22"/>
-          <w:szCs w:val="22"/>
-        </w:rPr>
-        <w:t xml:space="preserve">Free-text keyword search is noisy. OpenAlex offers a structured Topic taxonomy that journal-overlap already exploits. In Grant Radar, the user enters keywords; before submitting, an optional disambiguation panel suggests OpenAlex Topic IDs that match the keywords (via /topics?search=). The user can click to constrain the OpenAlex-side query to those Topic IDs. The OpenAIRE side stays keyword-driven in v1 because OpenAIRE uses its own Fields-of-Science classification, not OpenAlex Topics.</w:t>
       </w:r>
     </w:p>
     <w:tbl>
@@ -2988,12 +3397,12 @@
           <w:tcPr>
             <w:tcW w:type="dxa" w:w="9360"/>
             <w:tcBorders>
-              <w:top w:val="single" w:color="2b6cb0" w:sz="8"/>
-              <w:left w:val="single" w:color="2b6cb0" w:sz="8"/>
-              <w:bottom w:val="single" w:color="2b6cb0" w:sz="8"/>
-              <w:right w:val="single" w:color="2b6cb0" w:sz="8"/>
-            </w:tcBorders>
-            <w:shd w:fill="D5E8F0" w:val="clear"/>
+              <w:top w:val="single" w:color="9B2C2C" w:sz="8"/>
+              <w:left w:val="single" w:color="9B2C2C" w:sz="8"/>
+              <w:bottom w:val="single" w:color="9B2C2C" w:sz="8"/>
+              <w:right w:val="single" w:color="9B2C2C" w:sz="8"/>
+            </w:tcBorders>
+            <w:shd w:fill="FED7D7" w:val="clear"/>
             <w:tcMar>
               <w:top w:type="dxa" w:w="160"/>
               <w:left w:type="dxa" w:w="200"/>
@@ -3010,11 +3419,11 @@
                 <w:rFonts w:ascii="Arial" w:cs="Arial" w:eastAsia="Arial" w:hAnsi="Arial"/>
                 <w:b/>
                 <w:bCs/>
-                <w:color w:val="2b6cb0"/>
+                <w:color w:val="9B2C2C"/>
                 <w:sz w:val="22"/>
                 <w:szCs w:val="22"/>
               </w:rPr>
-              <w:t xml:space="preserve">v2 enhancement: cross-source topic translation</w:t>
+              <w:t xml:space="preserve">v1 known issue (April 2026 testing)</w:t>
             </w:r>
           </w:p>
           <w:p>
@@ -3028,7 +3437,7 @@
                 <w:sz w:val="22"/>
                 <w:szCs w:val="22"/>
               </w:rPr>
-              <w:t xml:space="preserve">Build a static mapping from OpenAlex Topic IDs to OpenAIRE FOS codes (and to free-text query bundles for funders that have neither). This makes disambiguation symmetric across sources but is non-trivial — the two taxonomies do not align cleanly, and a hand-curated bridge for the AIDI-relevant subset is the right v2 starting point.</w:t>
+              <w:t xml:space="preserve">Filter controls were observed to not respond to user input during initial manual testing — selecting/deselecting OpenAlex source, changing the recency window. The sort columns work; the filter inputs do not. This is a wiring bug between FilterBar and the useReducer dispatch, not a design defect. Fix in the next Claude Code session before deploy.</w:t>
             </w:r>
           </w:p>
         </w:tc>
@@ -3048,7 +3457,7 @@
           <w:sz w:val="28"/>
           <w:szCs w:val="28"/>
         </w:rPr>
-        <w:t xml:space="preserve">4.6 PI email enrichment</w:t>
+        <w:t xml:space="preserve">4.5 Topic disambiguation (OpenAlex-only in v1)</w:t>
       </w:r>
     </w:p>
     <w:p>
@@ -3062,7 +3471,24 @@
           <w:sz w:val="22"/>
           <w:szCs w:val="22"/>
         </w:rPr>
-        <w:t xml:space="preserve">The reliable path to a PI's contact email is via their most recent paper as corresponding author. The procedure:</w:t>
+        <w:t xml:space="preserve">The user enters keywords; before submitting, an optional disambiguation panel suggests OpenAlex Topic IDs that match the keywords. The user can click to constrain the OpenAlex-side query to those Topic IDs. Topic selection narrows (AND with keywords), it does not replace. Panel is collapsed by default. The OpenAIRE side stays keyword-driven in v1.</w:t>
+      </w:r>
+    </w:p>
+    <w:p>
+      <w:pPr>
+        <w:pStyle w:val="Heading2"/>
+        <w:spacing w:after="120" w:before="240"/>
+      </w:pPr>
+      <w:r>
+        <w:rPr>
+          <w:rFonts w:ascii="Arial" w:cs="Arial" w:eastAsia="Arial" w:hAnsi="Arial"/>
+          <w:b/>
+          <w:bCs/>
+          <w:color w:val="2b6cb0"/>
+          <w:sz w:val="28"/>
+          <w:szCs w:val="28"/>
+        </w:rPr>
+        <w:t xml:space="preserve">4.6 PI editorial outreach (work-sample DOI, NOT email)</w:t>
       </w:r>
     </w:p>
     <w:tbl>
@@ -3085,213 +3511,61 @@
           <w:tcPr>
             <w:tcW w:type="dxa" w:w="9360"/>
             <w:tcBorders>
-              <w:top w:val="single" w:color="CBD5E0" w:sz="4"/>
-              <w:left w:val="single" w:color="CBD5E0" w:sz="4"/>
-              <w:bottom w:val="single" w:color="CBD5E0" w:sz="4"/>
-              <w:right w:val="single" w:color="CBD5E0" w:sz="4"/>
-            </w:tcBorders>
-            <w:shd w:fill="F1F5F9" w:val="clear"/>
-            <w:tcMar>
-              <w:top w:type="dxa" w:w="120"/>
-              <w:left w:type="dxa" w:w="160"/>
-              <w:bottom w:type="dxa" w:w="120"/>
-              <w:right w:type="dxa" w:w="160"/>
-            </w:tcMar>
-          </w:tcPr>
-          <w:p>
-            <w:pPr>
-              <w:spacing w:after="0" w:before="0" w:line="240"/>
-            </w:pPr>
-            <w:r>
-              <w:rPr>
-                <w:rFonts w:ascii="Consolas" w:cs="Consolas" w:eastAsia="Consolas" w:hAnsi="Consolas"/>
-                <w:color w:val="1a202c"/>
-                <w:sz w:val="18"/>
-                <w:szCs w:val="18"/>
-              </w:rPr>
-              <w:t xml:space="preserve">1. Resolve PI name → OpenAlex Author ID</w:t>
-            </w:r>
-          </w:p>
-          <w:p>
-            <w:pPr>
-              <w:spacing w:after="0" w:before="0" w:line="240"/>
-            </w:pPr>
-            <w:r>
-              <w:rPr>
-                <w:rFonts w:ascii="Consolas" w:cs="Consolas" w:eastAsia="Consolas" w:hAnsi="Consolas"/>
-                <w:color w:val="1a202c"/>
-                <w:sz w:val="18"/>
-                <w:szCs w:val="18"/>
-              </w:rPr>
-              <w:t xml:space="preserve">   GET /authors?search={name}</w:t>
-            </w:r>
-          </w:p>
-          <w:p>
-            <w:pPr>
-              <w:spacing w:after="0" w:before="0" w:line="240"/>
-            </w:pPr>
-            <w:r>
-              <w:rPr>
-                <w:rFonts w:ascii="Consolas" w:cs="Consolas" w:eastAsia="Consolas" w:hAnsi="Consolas"/>
-                <w:color w:val="1a202c"/>
-                <w:sz w:val="18"/>
-                <w:szCs w:val="18"/>
-              </w:rPr>
-              <w:t xml:space="preserve"> </w:t>
-            </w:r>
-          </w:p>
-          <w:p>
-            <w:pPr>
-              <w:spacing w:after="0" w:before="0" w:line="240"/>
-            </w:pPr>
-            <w:r>
-              <w:rPr>
-                <w:rFonts w:ascii="Consolas" w:cs="Consolas" w:eastAsia="Consolas" w:hAnsi="Consolas"/>
-                <w:color w:val="1a202c"/>
-                <w:sz w:val="18"/>
-                <w:szCs w:val="18"/>
-              </w:rPr>
-              <w:t xml:space="preserve">2. Fetch their most recent corresponding-author paper</w:t>
-            </w:r>
-          </w:p>
-          <w:p>
-            <w:pPr>
-              <w:spacing w:after="0" w:before="0" w:line="240"/>
-            </w:pPr>
-            <w:r>
-              <w:rPr>
-                <w:rFonts w:ascii="Consolas" w:cs="Consolas" w:eastAsia="Consolas" w:hAnsi="Consolas"/>
-                <w:color w:val="1a202c"/>
-                <w:sz w:val="18"/>
-                <w:szCs w:val="18"/>
-              </w:rPr>
-              <w:t xml:space="preserve">   GET /works?filter=author.id:{id},authorship.is_corresponding:true</w:t>
-            </w:r>
-          </w:p>
-          <w:p>
-            <w:pPr>
-              <w:spacing w:after="0" w:before="0" w:line="240"/>
-            </w:pPr>
-            <w:r>
-              <w:rPr>
-                <w:rFonts w:ascii="Consolas" w:cs="Consolas" w:eastAsia="Consolas" w:hAnsi="Consolas"/>
-                <w:color w:val="1a202c"/>
-                <w:sz w:val="18"/>
-                <w:szCs w:val="18"/>
-              </w:rPr>
-              <w:t xml:space="preserve">       &amp;sort=publication_date:desc&amp;per_page=1</w:t>
-            </w:r>
-          </w:p>
-          <w:p>
-            <w:pPr>
-              <w:spacing w:after="0" w:before="0" w:line="240"/>
-            </w:pPr>
-            <w:r>
-              <w:rPr>
-                <w:rFonts w:ascii="Consolas" w:cs="Consolas" w:eastAsia="Consolas" w:hAnsi="Consolas"/>
-                <w:color w:val="1a202c"/>
-                <w:sz w:val="18"/>
-                <w:szCs w:val="18"/>
-              </w:rPr>
-              <w:t xml:space="preserve"> </w:t>
-            </w:r>
-          </w:p>
-          <w:p>
-            <w:pPr>
-              <w:spacing w:after="0" w:before="0" w:line="240"/>
-            </w:pPr>
-            <w:r>
-              <w:rPr>
-                <w:rFonts w:ascii="Consolas" w:cs="Consolas" w:eastAsia="Consolas" w:hAnsi="Consolas"/>
-                <w:color w:val="1a202c"/>
-                <w:sz w:val="18"/>
-                <w:szCs w:val="18"/>
-              </w:rPr>
-              <w:t xml:space="preserve">3. Extract corresponding_author_email from the work record</w:t>
-            </w:r>
-          </w:p>
-          <w:p>
-            <w:pPr>
-              <w:spacing w:after="0" w:before="0" w:line="240"/>
-            </w:pPr>
-            <w:r>
-              <w:rPr>
-                <w:rFonts w:ascii="Consolas" w:cs="Consolas" w:eastAsia="Consolas" w:hAnsi="Consolas"/>
-                <w:color w:val="1a202c"/>
-                <w:sz w:val="18"/>
-                <w:szCs w:val="18"/>
-              </w:rPr>
-              <w:t xml:space="preserve"> </w:t>
-            </w:r>
-          </w:p>
-          <w:p>
-            <w:pPr>
-              <w:spacing w:after="0" w:before="0" w:line="240"/>
-            </w:pPr>
-            <w:r>
-              <w:rPr>
-                <w:rFonts w:ascii="Consolas" w:cs="Consolas" w:eastAsia="Consolas" w:hAnsi="Consolas"/>
-                <w:color w:val="1a202c"/>
-                <w:sz w:val="18"/>
-                <w:szCs w:val="18"/>
-              </w:rPr>
-              <w:t xml:space="preserve">4. Display as mailto: link with provenance tooltip:</w:t>
-            </w:r>
-          </w:p>
-          <w:p>
-            <w:pPr>
-              <w:spacing w:after="0" w:before="0" w:line="240"/>
-            </w:pPr>
-            <w:r>
-              <w:rPr>
-                <w:rFonts w:ascii="Consolas" w:cs="Consolas" w:eastAsia="Consolas" w:hAnsi="Consolas"/>
-                <w:color w:val="1a202c"/>
-                <w:sz w:val="18"/>
-                <w:szCs w:val="18"/>
-              </w:rPr>
-              <w:t xml:space="preserve">   "Source: most recent paper [DOI]"</w:t>
-            </w:r>
-          </w:p>
-          <w:p>
-            <w:pPr>
-              <w:spacing w:after="0" w:before="0" w:line="240"/>
-            </w:pPr>
-            <w:r>
-              <w:rPr>
-                <w:rFonts w:ascii="Consolas" w:cs="Consolas" w:eastAsia="Consolas" w:hAnsi="Consolas"/>
-                <w:color w:val="1a202c"/>
-                <w:sz w:val="18"/>
-                <w:szCs w:val="18"/>
-              </w:rPr>
-              <w:t xml:space="preserve"> </w:t>
-            </w:r>
-          </w:p>
-          <w:p>
-            <w:pPr>
-              <w:spacing w:after="0" w:before="0" w:line="240"/>
-            </w:pPr>
-            <w:r>
-              <w:rPr>
-                <w:rFonts w:ascii="Consolas" w:cs="Consolas" w:eastAsia="Consolas" w:hAnsi="Consolas"/>
-                <w:color w:val="1a202c"/>
-                <w:sz w:val="18"/>
-                <w:szCs w:val="18"/>
-              </w:rPr>
-              <w:t xml:space="preserve">5. Fallback: ORCID public email → null</w:t>
-            </w:r>
-          </w:p>
-          <w:p>
-            <w:pPr>
-              <w:spacing w:after="0" w:before="0" w:line="240"/>
-            </w:pPr>
-            <w:r>
-              <w:rPr>
-                <w:rFonts w:ascii="Consolas" w:cs="Consolas" w:eastAsia="Consolas" w:hAnsi="Consolas"/>
-                <w:color w:val="1a202c"/>
-                <w:sz w:val="18"/>
-                <w:szCs w:val="18"/>
-              </w:rPr>
-              <w:t xml:space="preserve">   (Do NOT scrape institutional pages.)</w:t>
+              <w:top w:val="single" w:color="9B2C2C" w:sz="8"/>
+              <w:left w:val="single" w:color="9B2C2C" w:sz="8"/>
+              <w:bottom w:val="single" w:color="9B2C2C" w:sz="8"/>
+              <w:right w:val="single" w:color="9B2C2C" w:sz="8"/>
+            </w:tcBorders>
+            <w:shd w:fill="FED7D7" w:val="clear"/>
+            <w:tcMar>
+              <w:top w:type="dxa" w:w="160"/>
+              <w:left w:type="dxa" w:w="200"/>
+              <w:bottom w:type="dxa" w:w="160"/>
+              <w:right w:type="dxa" w:w="200"/>
+            </w:tcMar>
+          </w:tcPr>
+          <w:p>
+            <w:pPr>
+              <w:spacing w:after="80" w:before="0"/>
+            </w:pPr>
+            <w:r>
+              <w:rPr>
+                <w:rFonts w:ascii="Arial" w:cs="Arial" w:eastAsia="Arial" w:hAnsi="Arial"/>
+                <w:b/>
+                <w:bCs/>
+                <w:color w:val="9B2C2C"/>
+                <w:sz w:val="22"/>
+                <w:szCs w:val="22"/>
+              </w:rPr>
+              <w:t xml:space="preserve">Important — OpenAlex API limitation</w:t>
+            </w:r>
+          </w:p>
+          <w:p>
+            <w:pPr>
+              <w:spacing w:after="60" w:before="0" w:line="280"/>
+            </w:pPr>
+            <w:r>
+              <w:rPr>
+                <w:rFonts w:ascii="Arial" w:cs="Arial" w:eastAsia="Arial" w:hAnsi="Arial"/>
+                <w:color w:val="1a202c"/>
+                <w:sz w:val="22"/>
+                <w:szCs w:val="22"/>
+              </w:rPr>
+              <w:t xml:space="preserve">The original brief specified extracting corresponding_author_email from the OpenAlex Works endpoint. This was an error. The public API does NOT expose email addresses — corresponding_author_ids is an array of OpenAlex Author IDs, not email addresses, and Crossref puts emails behind their authenticated Plus tier.</w:t>
+            </w:r>
+          </w:p>
+          <w:p>
+            <w:pPr>
+              <w:spacing w:after="60" w:before="0" w:line="280"/>
+            </w:pPr>
+            <w:r>
+              <w:rPr>
+                <w:rFonts w:ascii="Arial" w:cs="Arial" w:eastAsia="Arial" w:hAnsi="Arial"/>
+                <w:color w:val="1a202c"/>
+                <w:sz w:val="22"/>
+                <w:szCs w:val="22"/>
+              </w:rPr>
+              <w:t xml:space="preserve">The tool surfaces a work-sample DOI for each PI instead. Editors click through to the publisher page to retrieve contact details from the published article.</w:t>
             </w:r>
           </w:p>
         </w:tc>
@@ -3308,72 +3582,7 @@
           <w:sz w:val="22"/>
           <w:szCs w:val="22"/>
         </w:rPr>
-        <w:t xml:space="preserve">This is reuse of already-public information — corresponding-author emails appear on published papers. The tool surfaces them with provenance for editorial outreach, never strips that provenance, and never bulk-exports emails outside their grant context.</w:t>
-      </w:r>
-    </w:p>
-    <w:p>
-      <w:pPr>
-        <w:pStyle w:val="Heading2"/>
-        <w:spacing w:after="120" w:before="240"/>
-      </w:pPr>
-      <w:r>
-        <w:rPr>
-          <w:rFonts w:ascii="Arial" w:cs="Arial" w:eastAsia="Arial" w:hAnsi="Arial"/>
-          <w:b/>
-          <w:bCs/>
-          <w:color w:val="2b6cb0"/>
-          <w:sz w:val="28"/>
-          <w:szCs w:val="28"/>
-        </w:rPr>
-        <w:t xml:space="preserve">4.7 CSV export</w:t>
-      </w:r>
-    </w:p>
-    <w:p>
-      <w:pPr>
-        <w:spacing w:after="80" w:before="80" w:line="300"/>
-      </w:pPr>
-      <w:r>
-        <w:rPr>
-          <w:rFonts w:ascii="Arial" w:cs="Arial" w:eastAsia="Arial" w:hAnsi="Arial"/>
-          <w:color w:val="1a202c"/>
-          <w:sz w:val="22"/>
-          <w:szCs w:val="22"/>
-        </w:rPr>
-        <w:t xml:space="preserve">The CSV schema reuses the suite-shared format established by journal-overlap and journal-profiler. Where columns do not apply to grant records (citation counts, journal identity), they are included but left empty rather than omitted, so downstream tooling that expects the canonical schema does not break. The exported rows are the currently-filtered, currently-sorted view — what the editor sees is what they get.</w:t>
-      </w:r>
-    </w:p>
-    <w:p>
-      <w:pPr>
-        <w:pStyle w:val="Heading1"/>
-        <w:spacing w:after="180" w:before="360"/>
-      </w:pPr>
-      <w:r>
-        <w:rPr>
-          <w:rFonts w:ascii="Arial" w:cs="Arial" w:eastAsia="Arial" w:hAnsi="Arial"/>
-          <w:b/>
-          <w:bCs/>
-          <w:color w:val="1e3a5f"/>
-          <w:sz w:val="36"/>
-          <w:szCs w:val="36"/>
-        </w:rPr>
-        <w:t xml:space="preserve">5. Architecture &amp; data pipeline</w:t>
-      </w:r>
-    </w:p>
-    <w:p>
-      <w:pPr>
-        <w:pStyle w:val="Heading2"/>
-        <w:spacing w:after="120" w:before="240"/>
-      </w:pPr>
-      <w:r>
-        <w:rPr>
-          <w:rFonts w:ascii="Arial" w:cs="Arial" w:eastAsia="Arial" w:hAnsi="Arial"/>
-          <w:b/>
-          <w:bCs/>
-          <w:color w:val="2b6cb0"/>
-          <w:sz w:val="28"/>
-          <w:szCs w:val="28"/>
-        </w:rPr>
-        <w:t xml:space="preserve">5.1 High-level pipeline</w:t>
+        <w:t xml:space="preserve">The procedure as implemented:</w:t>
       </w:r>
     </w:p>
     <w:tbl>
@@ -3420,376 +3629,250 @@
                 <w:sz w:val="18"/>
                 <w:szCs w:val="18"/>
               </w:rPr>
-              <w:t xml:space="preserve">User submits query (keywords [+ optional topic IDs] + filters)</w:t>
-            </w:r>
-          </w:p>
-          <w:p>
-            <w:pPr>
-              <w:spacing w:after="0" w:before="0" w:line="240"/>
-            </w:pPr>
-            <w:r>
-              <w:rPr>
-                <w:rFonts w:ascii="Consolas" w:cs="Consolas" w:eastAsia="Consolas" w:hAnsi="Consolas"/>
-                <w:color w:val="1a202c"/>
-                <w:sz w:val="18"/>
-                <w:szCs w:val="18"/>
-              </w:rPr>
-              <w:t xml:space="preserve">         │</w:t>
-            </w:r>
-          </w:p>
-          <w:p>
-            <w:pPr>
-              <w:spacing w:after="0" w:before="0" w:line="240"/>
-            </w:pPr>
-            <w:r>
-              <w:rPr>
-                <w:rFonts w:ascii="Consolas" w:cs="Consolas" w:eastAsia="Consolas" w:hAnsi="Consolas"/>
-                <w:color w:val="1a202c"/>
-                <w:sz w:val="18"/>
-                <w:szCs w:val="18"/>
-              </w:rPr>
-              <w:t xml:space="preserve">         ├──→ OpenAlex /awards adapter (api/openalex.js)</w:t>
-            </w:r>
-          </w:p>
-          <w:p>
-            <w:pPr>
-              <w:spacing w:after="0" w:before="0" w:line="240"/>
-            </w:pPr>
-            <w:r>
-              <w:rPr>
-                <w:rFonts w:ascii="Consolas" w:cs="Consolas" w:eastAsia="Consolas" w:hAnsi="Consolas"/>
-                <w:color w:val="1a202c"/>
-                <w:sz w:val="18"/>
-                <w:szCs w:val="18"/>
-              </w:rPr>
-              <w:t xml:space="preserve">         │           paginates, applies select=, normalises to CanonicalGrant</w:t>
-            </w:r>
-          </w:p>
-          <w:p>
-            <w:pPr>
-              <w:spacing w:after="0" w:before="0" w:line="240"/>
-            </w:pPr>
-            <w:r>
-              <w:rPr>
-                <w:rFonts w:ascii="Consolas" w:cs="Consolas" w:eastAsia="Consolas" w:hAnsi="Consolas"/>
-                <w:color w:val="1a202c"/>
-                <w:sz w:val="18"/>
-                <w:szCs w:val="18"/>
-              </w:rPr>
-              <w:t xml:space="preserve">         │</w:t>
-            </w:r>
-          </w:p>
-          <w:p>
-            <w:pPr>
-              <w:spacing w:after="0" w:before="0" w:line="240"/>
-            </w:pPr>
-            <w:r>
-              <w:rPr>
-                <w:rFonts w:ascii="Consolas" w:cs="Consolas" w:eastAsia="Consolas" w:hAnsi="Consolas"/>
-                <w:color w:val="1a202c"/>
-                <w:sz w:val="18"/>
-                <w:szCs w:val="18"/>
-              </w:rPr>
-              <w:t xml:space="preserve">         └──→ OpenAIRE Graph /projects adapter (api/openaire.js)</w:t>
-            </w:r>
-          </w:p>
-          <w:p>
-            <w:pPr>
-              <w:spacing w:after="0" w:before="0" w:line="240"/>
-            </w:pPr>
-            <w:r>
-              <w:rPr>
-                <w:rFonts w:ascii="Consolas" w:cs="Consolas" w:eastAsia="Consolas" w:hAnsi="Consolas"/>
-                <w:color w:val="1a202c"/>
-                <w:sz w:val="18"/>
-                <w:szCs w:val="18"/>
-              </w:rPr>
-              <w:t xml:space="preserve">                     paginates, applies field selection, normalises to CanonicalGrant</w:t>
-            </w:r>
-          </w:p>
-          <w:p>
-            <w:pPr>
-              <w:spacing w:after="0" w:before="0" w:line="240"/>
-            </w:pPr>
-            <w:r>
-              <w:rPr>
-                <w:rFonts w:ascii="Consolas" w:cs="Consolas" w:eastAsia="Consolas" w:hAnsi="Consolas"/>
-                <w:color w:val="1a202c"/>
-                <w:sz w:val="18"/>
-                <w:szCs w:val="18"/>
-              </w:rPr>
-              <w:t xml:space="preserve">         │</w:t>
-            </w:r>
-          </w:p>
-          <w:p>
-            <w:pPr>
-              <w:spacing w:after="0" w:before="0" w:line="240"/>
-            </w:pPr>
-            <w:r>
-              <w:rPr>
-                <w:rFonts w:ascii="Consolas" w:cs="Consolas" w:eastAsia="Consolas" w:hAnsi="Consolas"/>
-                <w:color w:val="1a202c"/>
-                <w:sz w:val="18"/>
-                <w:szCs w:val="18"/>
-              </w:rPr>
-              <w:t xml:space="preserve">         ▼</w:t>
-            </w:r>
-          </w:p>
-          <w:p>
-            <w:pPr>
-              <w:spacing w:after="0" w:before="0" w:line="240"/>
-            </w:pPr>
-            <w:r>
-              <w:rPr>
-                <w:rFonts w:ascii="Consolas" w:cs="Consolas" w:eastAsia="Consolas" w:hAnsi="Consolas"/>
-                <w:color w:val="1a202c"/>
-                <w:sz w:val="18"/>
-                <w:szCs w:val="18"/>
-              </w:rPr>
-              <w:t xml:space="preserve">   analytics.mergeAndDedupe(grants)</w:t>
-            </w:r>
-          </w:p>
-          <w:p>
-            <w:pPr>
-              <w:spacing w:after="0" w:before="0" w:line="240"/>
-            </w:pPr>
-            <w:r>
-              <w:rPr>
-                <w:rFonts w:ascii="Consolas" w:cs="Consolas" w:eastAsia="Consolas" w:hAnsi="Consolas"/>
-                <w:color w:val="1a202c"/>
-                <w:sz w:val="18"/>
-                <w:szCs w:val="18"/>
-              </w:rPr>
-              <w:t xml:space="preserve">       key: funder_id + award_id + first PI normalised name</w:t>
-            </w:r>
-          </w:p>
-          <w:p>
-            <w:pPr>
-              <w:spacing w:after="0" w:before="0" w:line="240"/>
-            </w:pPr>
-            <w:r>
-              <w:rPr>
-                <w:rFonts w:ascii="Consolas" w:cs="Consolas" w:eastAsia="Consolas" w:hAnsi="Consolas"/>
-                <w:color w:val="1a202c"/>
-                <w:sz w:val="18"/>
-                <w:szCs w:val="18"/>
-              </w:rPr>
-              <w:t xml:space="preserve">         │</w:t>
-            </w:r>
-          </w:p>
-          <w:p>
-            <w:pPr>
-              <w:spacing w:after="0" w:before="0" w:line="240"/>
-            </w:pPr>
-            <w:r>
-              <w:rPr>
-                <w:rFonts w:ascii="Consolas" w:cs="Consolas" w:eastAsia="Consolas" w:hAnsi="Consolas"/>
-                <w:color w:val="1a202c"/>
-                <w:sz w:val="18"/>
-                <w:szCs w:val="18"/>
-              </w:rPr>
-              <w:t xml:space="preserve">         ▼</w:t>
-            </w:r>
-          </w:p>
-          <w:p>
-            <w:pPr>
-              <w:spacing w:after="0" w:before="0" w:line="240"/>
-            </w:pPr>
-            <w:r>
-              <w:rPr>
-                <w:rFonts w:ascii="Consolas" w:cs="Consolas" w:eastAsia="Consolas" w:hAnsi="Consolas"/>
-                <w:color w:val="1a202c"/>
-                <w:sz w:val="18"/>
-                <w:szCs w:val="18"/>
-              </w:rPr>
-              <w:t xml:space="preserve">   analytics.classifyActive(grant, today)</w:t>
-            </w:r>
-          </w:p>
-          <w:p>
-            <w:pPr>
-              <w:spacing w:after="0" w:before="0" w:line="240"/>
-            </w:pPr>
-            <w:r>
-              <w:rPr>
-                <w:rFonts w:ascii="Consolas" w:cs="Consolas" w:eastAsia="Consolas" w:hAnsi="Consolas"/>
-                <w:color w:val="1a202c"/>
-                <w:sz w:val="18"/>
-                <w:szCs w:val="18"/>
-              </w:rPr>
-              <w:t xml:space="preserve">       attaches "active" / "recently_ended" / "unknown"</w:t>
-            </w:r>
-          </w:p>
-          <w:p>
-            <w:pPr>
-              <w:spacing w:after="0" w:before="0" w:line="240"/>
-            </w:pPr>
-            <w:r>
-              <w:rPr>
-                <w:rFonts w:ascii="Consolas" w:cs="Consolas" w:eastAsia="Consolas" w:hAnsi="Consolas"/>
-                <w:color w:val="1a202c"/>
-                <w:sz w:val="18"/>
-                <w:szCs w:val="18"/>
-              </w:rPr>
-              <w:t xml:space="preserve">         │</w:t>
-            </w:r>
-          </w:p>
-          <w:p>
-            <w:pPr>
-              <w:spacing w:after="0" w:before="0" w:line="240"/>
-            </w:pPr>
-            <w:r>
-              <w:rPr>
-                <w:rFonts w:ascii="Consolas" w:cs="Consolas" w:eastAsia="Consolas" w:hAnsi="Consolas"/>
-                <w:color w:val="1a202c"/>
-                <w:sz w:val="18"/>
-                <w:szCs w:val="18"/>
-              </w:rPr>
-              <w:t xml:space="preserve">         ▼</w:t>
-            </w:r>
-          </w:p>
-          <w:p>
-            <w:pPr>
-              <w:spacing w:after="0" w:before="0" w:line="240"/>
-            </w:pPr>
-            <w:r>
-              <w:rPr>
-                <w:rFonts w:ascii="Consolas" w:cs="Consolas" w:eastAsia="Consolas" w:hAnsi="Consolas"/>
-                <w:color w:val="1a202c"/>
-                <w:sz w:val="18"/>
-                <w:szCs w:val="18"/>
-              </w:rPr>
-              <w:t xml:space="preserve">   analytics.toUSD(amount, currency)</w:t>
-            </w:r>
-          </w:p>
-          <w:p>
-            <w:pPr>
-              <w:spacing w:after="0" w:before="0" w:line="240"/>
-            </w:pPr>
-            <w:r>
-              <w:rPr>
-                <w:rFonts w:ascii="Consolas" w:cs="Consolas" w:eastAsia="Consolas" w:hAnsi="Consolas"/>
-                <w:color w:val="1a202c"/>
-                <w:sz w:val="18"/>
-                <w:szCs w:val="18"/>
-              </w:rPr>
-              <w:t xml:space="preserve">       static FX table v1; abstract for v2 live FX</w:t>
-            </w:r>
-          </w:p>
-          <w:p>
-            <w:pPr>
-              <w:spacing w:after="0" w:before="0" w:line="240"/>
-            </w:pPr>
-            <w:r>
-              <w:rPr>
-                <w:rFonts w:ascii="Consolas" w:cs="Consolas" w:eastAsia="Consolas" w:hAnsi="Consolas"/>
-                <w:color w:val="1a202c"/>
-                <w:sz w:val="18"/>
-                <w:szCs w:val="18"/>
-              </w:rPr>
-              <w:t xml:space="preserve">         │</w:t>
-            </w:r>
-          </w:p>
-          <w:p>
-            <w:pPr>
-              <w:spacing w:after="0" w:before="0" w:line="240"/>
-            </w:pPr>
-            <w:r>
-              <w:rPr>
-                <w:rFonts w:ascii="Consolas" w:cs="Consolas" w:eastAsia="Consolas" w:hAnsi="Consolas"/>
-                <w:color w:val="1a202c"/>
-                <w:sz w:val="18"/>
-                <w:szCs w:val="18"/>
-              </w:rPr>
-              <w:t xml:space="preserve">         ▼</w:t>
-            </w:r>
-          </w:p>
-          <w:p>
-            <w:pPr>
-              <w:spacing w:after="0" w:before="0" w:line="240"/>
-            </w:pPr>
-            <w:r>
-              <w:rPr>
-                <w:rFonts w:ascii="Consolas" w:cs="Consolas" w:eastAsia="Consolas" w:hAnsi="Consolas"/>
-                <w:color w:val="1a202c"/>
-                <w:sz w:val="18"/>
-                <w:szCs w:val="18"/>
-              </w:rPr>
-              <w:t xml:space="preserve">   For each grant: enrichment.fetchPIEmail(grant.pi)</w:t>
-            </w:r>
-          </w:p>
-          <w:p>
-            <w:pPr>
-              <w:spacing w:after="0" w:before="0" w:line="240"/>
-            </w:pPr>
-            <w:r>
-              <w:rPr>
-                <w:rFonts w:ascii="Consolas" w:cs="Consolas" w:eastAsia="Consolas" w:hAnsi="Consolas"/>
-                <w:color w:val="1a202c"/>
-                <w:sz w:val="18"/>
-                <w:szCs w:val="18"/>
-              </w:rPr>
-              <w:t xml:space="preserve">       (concurrent, throttled, optional — non-blocking)</w:t>
-            </w:r>
-          </w:p>
-          <w:p>
-            <w:pPr>
-              <w:spacing w:after="0" w:before="0" w:line="240"/>
-            </w:pPr>
-            <w:r>
-              <w:rPr>
-                <w:rFonts w:ascii="Consolas" w:cs="Consolas" w:eastAsia="Consolas" w:hAnsi="Consolas"/>
-                <w:color w:val="1a202c"/>
-                <w:sz w:val="18"/>
-                <w:szCs w:val="18"/>
-              </w:rPr>
-              <w:t xml:space="preserve">         │</w:t>
-            </w:r>
-          </w:p>
-          <w:p>
-            <w:pPr>
-              <w:spacing w:after="0" w:before="0" w:line="240"/>
-            </w:pPr>
-            <w:r>
-              <w:rPr>
-                <w:rFonts w:ascii="Consolas" w:cs="Consolas" w:eastAsia="Consolas" w:hAnsi="Consolas"/>
-                <w:color w:val="1a202c"/>
-                <w:sz w:val="18"/>
-                <w:szCs w:val="18"/>
-              </w:rPr>
-              <w:t xml:space="preserve">         ▼</w:t>
-            </w:r>
-          </w:p>
-          <w:p>
-            <w:pPr>
-              <w:spacing w:after="0" w:before="0" w:line="240"/>
-            </w:pPr>
-            <w:r>
-              <w:rPr>
-                <w:rFonts w:ascii="Consolas" w:cs="Consolas" w:eastAsia="Consolas" w:hAnsi="Consolas"/>
-                <w:color w:val="1a202c"/>
-                <w:sz w:val="18"/>
-                <w:szCs w:val="18"/>
-              </w:rPr>
-              <w:t xml:space="preserve">   ResultsTable renders sorted+filtered view</w:t>
-            </w:r>
-          </w:p>
-          <w:p>
-            <w:pPr>
-              <w:spacing w:after="0" w:before="0" w:line="240"/>
-            </w:pPr>
-            <w:r>
-              <w:rPr>
-                <w:rFonts w:ascii="Consolas" w:cs="Consolas" w:eastAsia="Consolas" w:hAnsi="Consolas"/>
-                <w:color w:val="1a202c"/>
-                <w:sz w:val="18"/>
-                <w:szCs w:val="18"/>
-              </w:rPr>
-              <w:t xml:space="preserve">   CSV export writes the same view</w:t>
+              <w:t xml:space="preserve">1. Resolve PI name → OpenAlex Author ID (via /authors?search=)</w:t>
+            </w:r>
+          </w:p>
+          <w:p>
+            <w:pPr>
+              <w:spacing w:after="0" w:before="0" w:line="240"/>
+            </w:pPr>
+            <w:r>
+              <w:rPr>
+                <w:rFonts w:ascii="Consolas" w:cs="Consolas" w:eastAsia="Consolas" w:hAnsi="Consolas"/>
+                <w:color w:val="1a202c"/>
+                <w:sz w:val="18"/>
+                <w:szCs w:val="18"/>
+              </w:rPr>
+              <w:t xml:space="preserve"> </w:t>
+            </w:r>
+          </w:p>
+          <w:p>
+            <w:pPr>
+              <w:spacing w:after="0" w:before="0" w:line="240"/>
+            </w:pPr>
+            <w:r>
+              <w:rPr>
+                <w:rFonts w:ascii="Consolas" w:cs="Consolas" w:eastAsia="Consolas" w:hAnsi="Consolas"/>
+                <w:color w:val="1a202c"/>
+                <w:sz w:val="18"/>
+                <w:szCs w:val="18"/>
+              </w:rPr>
+              <w:t xml:space="preserve">2. Fetch most recent corresponding-author paper</w:t>
+            </w:r>
+          </w:p>
+          <w:p>
+            <w:pPr>
+              <w:spacing w:after="0" w:before="0" w:line="240"/>
+            </w:pPr>
+            <w:r>
+              <w:rPr>
+                <w:rFonts w:ascii="Consolas" w:cs="Consolas" w:eastAsia="Consolas" w:hAnsi="Consolas"/>
+                <w:color w:val="1a202c"/>
+                <w:sz w:val="18"/>
+                <w:szCs w:val="18"/>
+              </w:rPr>
+              <w:t xml:space="preserve">   GET /works?filter=author.id:{id},authorship.is_corresponding:true</w:t>
+            </w:r>
+          </w:p>
+          <w:p>
+            <w:pPr>
+              <w:spacing w:after="0" w:before="0" w:line="240"/>
+            </w:pPr>
+            <w:r>
+              <w:rPr>
+                <w:rFonts w:ascii="Consolas" w:cs="Consolas" w:eastAsia="Consolas" w:hAnsi="Consolas"/>
+                <w:color w:val="1a202c"/>
+                <w:sz w:val="18"/>
+                <w:szCs w:val="18"/>
+              </w:rPr>
+              <w:t xml:space="preserve">       &amp;sort=publication_date:desc&amp;per_page=1</w:t>
+            </w:r>
+          </w:p>
+          <w:p>
+            <w:pPr>
+              <w:spacing w:after="0" w:before="0" w:line="240"/>
+            </w:pPr>
+            <w:r>
+              <w:rPr>
+                <w:rFonts w:ascii="Consolas" w:cs="Consolas" w:eastAsia="Consolas" w:hAnsi="Consolas"/>
+                <w:color w:val="1a202c"/>
+                <w:sz w:val="18"/>
+                <w:szCs w:val="18"/>
+              </w:rPr>
+              <w:t xml:space="preserve"> </w:t>
+            </w:r>
+          </w:p>
+          <w:p>
+            <w:pPr>
+              <w:spacing w:after="0" w:before="0" w:line="240"/>
+            </w:pPr>
+            <w:r>
+              <w:rPr>
+                <w:rFonts w:ascii="Consolas" w:cs="Consolas" w:eastAsia="Consolas" w:hAnsi="Consolas"/>
+                <w:color w:val="1a202c"/>
+                <w:sz w:val="18"/>
+                <w:szCs w:val="18"/>
+              </w:rPr>
+              <w:t xml:space="preserve">3. Extract the DOI from the work record (no email is available)</w:t>
+            </w:r>
+          </w:p>
+          <w:p>
+            <w:pPr>
+              <w:spacing w:after="0" w:before="0" w:line="240"/>
+            </w:pPr>
+            <w:r>
+              <w:rPr>
+                <w:rFonts w:ascii="Consolas" w:cs="Consolas" w:eastAsia="Consolas" w:hAnsi="Consolas"/>
+                <w:color w:val="1a202c"/>
+                <w:sz w:val="18"/>
+                <w:szCs w:val="18"/>
+              </w:rPr>
+              <w:t xml:space="preserve"> </w:t>
+            </w:r>
+          </w:p>
+          <w:p>
+            <w:pPr>
+              <w:spacing w:after="0" w:before="0" w:line="240"/>
+            </w:pPr>
+            <w:r>
+              <w:rPr>
+                <w:rFonts w:ascii="Consolas" w:cs="Consolas" w:eastAsia="Consolas" w:hAnsi="Consolas"/>
+                <w:color w:val="1a202c"/>
+                <w:sz w:val="18"/>
+                <w:szCs w:val="18"/>
+              </w:rPr>
+              <w:t xml:space="preserve">4. Display in expandable row:</w:t>
+            </w:r>
+          </w:p>
+          <w:p>
+            <w:pPr>
+              <w:spacing w:after="0" w:before="0" w:line="240"/>
+            </w:pPr>
+            <w:r>
+              <w:rPr>
+                <w:rFonts w:ascii="Consolas" w:cs="Consolas" w:eastAsia="Consolas" w:hAnsi="Consolas"/>
+                <w:color w:val="1a202c"/>
+                <w:sz w:val="18"/>
+                <w:szCs w:val="18"/>
+              </w:rPr>
+              <w:t xml:space="preserve">   "No public email · Most recent paper: [DOI as link]"</w:t>
+            </w:r>
+          </w:p>
+          <w:p>
+            <w:pPr>
+              <w:spacing w:after="0" w:before="0" w:line="240"/>
+            </w:pPr>
+            <w:r>
+              <w:rPr>
+                <w:rFonts w:ascii="Consolas" w:cs="Consolas" w:eastAsia="Consolas" w:hAnsi="Consolas"/>
+                <w:color w:val="1a202c"/>
+                <w:sz w:val="18"/>
+                <w:szCs w:val="18"/>
+              </w:rPr>
+              <w:t xml:space="preserve"> </w:t>
+            </w:r>
+          </w:p>
+          <w:p>
+            <w:pPr>
+              <w:spacing w:after="0" w:before="0" w:line="240"/>
+            </w:pPr>
+            <w:r>
+              <w:rPr>
+                <w:rFonts w:ascii="Consolas" w:cs="Consolas" w:eastAsia="Consolas" w:hAnsi="Consolas"/>
+                <w:color w:val="1a202c"/>
+                <w:sz w:val="18"/>
+                <w:szCs w:val="18"/>
+              </w:rPr>
+              <w:t xml:space="preserve">5. Tooltip: "OpenAlex public API does not expose corresponding-author emails.</w:t>
+            </w:r>
+          </w:p>
+          <w:p>
+            <w:pPr>
+              <w:spacing w:after="0" w:before="0" w:line="240"/>
+            </w:pPr>
+            <w:r>
+              <w:rPr>
+                <w:rFonts w:ascii="Consolas" w:cs="Consolas" w:eastAsia="Consolas" w:hAnsi="Consolas"/>
+                <w:color w:val="1a202c"/>
+                <w:sz w:val="18"/>
+                <w:szCs w:val="18"/>
+              </w:rPr>
+              <w:t xml:space="preserve">   Click the DOI to get contact details from the publisher page."</w:t>
+            </w:r>
+          </w:p>
+          <w:p>
+            <w:pPr>
+              <w:spacing w:after="0" w:before="0" w:line="240"/>
+            </w:pPr>
+            <w:r>
+              <w:rPr>
+                <w:rFonts w:ascii="Consolas" w:cs="Consolas" w:eastAsia="Consolas" w:hAnsi="Consolas"/>
+                <w:color w:val="1a202c"/>
+                <w:sz w:val="18"/>
+                <w:szCs w:val="18"/>
+              </w:rPr>
+              <w:t xml:space="preserve"> </w:t>
+            </w:r>
+          </w:p>
+          <w:p>
+            <w:pPr>
+              <w:spacing w:after="0" w:before="0" w:line="240"/>
+            </w:pPr>
+            <w:r>
+              <w:rPr>
+                <w:rFonts w:ascii="Consolas" w:cs="Consolas" w:eastAsia="Consolas" w:hAnsi="Consolas"/>
+                <w:color w:val="1a202c"/>
+                <w:sz w:val="18"/>
+                <w:szCs w:val="18"/>
+              </w:rPr>
+              <w:t xml:space="preserve">6. If no corresponding-author work found:</w:t>
+            </w:r>
+          </w:p>
+          <w:p>
+            <w:pPr>
+              <w:spacing w:after="0" w:before="0" w:line="240"/>
+            </w:pPr>
+            <w:r>
+              <w:rPr>
+                <w:rFonts w:ascii="Consolas" w:cs="Consolas" w:eastAsia="Consolas" w:hAnsi="Consolas"/>
+                <w:color w:val="1a202c"/>
+                <w:sz w:val="18"/>
+                <w:szCs w:val="18"/>
+              </w:rPr>
+              <w:t xml:space="preserve">   "No public-domain DOI available for this PI"</w:t>
+            </w:r>
+          </w:p>
+          <w:p>
+            <w:pPr>
+              <w:spacing w:after="0" w:before="0" w:line="240"/>
+            </w:pPr>
+            <w:r>
+              <w:rPr>
+                <w:rFonts w:ascii="Consolas" w:cs="Consolas" w:eastAsia="Consolas" w:hAnsi="Consolas"/>
+                <w:color w:val="1a202c"/>
+                <w:sz w:val="18"/>
+                <w:szCs w:val="18"/>
+              </w:rPr>
+              <w:t xml:space="preserve">   (Do NOT scrape institutional pages. Do NOT guess emails.)</w:t>
             </w:r>
           </w:p>
         </w:tc>
       </w:tr>
     </w:tbl>
+    <w:p>
+      <w:pPr>
+        <w:spacing w:after="80" w:before="80" w:line="300"/>
+      </w:pPr>
+      <w:r>
+        <w:rPr>
+          <w:rFonts w:ascii="Arial" w:cs="Arial" w:eastAsia="Arial" w:hAnsi="Arial"/>
+          <w:color w:val="1a202c"/>
+          <w:sz w:val="22"/>
+          <w:szCs w:val="22"/>
+        </w:rPr>
+        <w:t xml:space="preserve">Enrichment fires lazily on row expand — never eagerly on table load. Per-row state: loading | loaded | unavailable. The unavailable state must be visible to editors (small grey indicator), not silently absent.</w:t>
+      </w:r>
+    </w:p>
     <w:p>
       <w:pPr>
         <w:pStyle w:val="Heading2"/>
@@ -3804,7 +3887,7 @@
           <w:sz w:val="28"/>
           <w:szCs w:val="28"/>
         </w:rPr>
-        <w:t xml:space="preserve">5.2 Computation location</w:t>
+        <w:t xml:space="preserve">4.7 CSV export</w:t>
       </w:r>
     </w:p>
     <w:p>
@@ -3818,7 +3901,24 @@
           <w:sz w:val="22"/>
           <w:szCs w:val="22"/>
         </w:rPr>
-        <w:t xml:space="preserve">All computation runs client-side. Browser-only architecture is feasible because both APIs are public and CORS-friendly (subject to spike confirmation for OpenAIRE — see §6.2). Static FX rates are hard-coded for v1 from a snapshot at build time; live FX is a v2 concern.</w:t>
+        <w:t xml:space="preserve">The CSV schema reuses the suite-shared format established by journal-overlap and journal-profiler. The shipped schema has 23 columns, with a coverage disclaimer in a Note column on every row so the file remains honest about its provenance after it leaves the tool. Where columns do not apply to grant records (citation counts, journal identity), they are included but left empty rather than omitted, so downstream tooling that expects the canonical schema does not break.</w:t>
+      </w:r>
+    </w:p>
+    <w:p>
+      <w:pPr>
+        <w:pStyle w:val="Heading1"/>
+        <w:spacing w:after="180" w:before="360"/>
+      </w:pPr>
+      <w:r>
+        <w:rPr>
+          <w:rFonts w:ascii="Arial" w:cs="Arial" w:eastAsia="Arial" w:hAnsi="Arial"/>
+          <w:b/>
+          <w:bCs/>
+          <w:color w:val="1e3a5f"/>
+          <w:sz w:val="36"/>
+          <w:szCs w:val="36"/>
+        </w:rPr>
+        <w:t xml:space="preserve">5. Architecture &amp; data pipeline</w:t>
       </w:r>
     </w:p>
     <w:p>
@@ -3835,7 +3935,410 @@
           <w:sz w:val="28"/>
           <w:szCs w:val="28"/>
         </w:rPr>
-        <w:t xml:space="preserve">5.3 Why this separation</w:t>
+        <w:t xml:space="preserve">5.1 High-level pipeline</w:t>
+      </w:r>
+    </w:p>
+    <w:tbl>
+      <w:tblPr>
+        <w:tblW w:type="dxa" w:w="9360"/>
+        <w:tblBorders>
+          <w:top w:val="single" w:color="auto" w:sz="4"/>
+          <w:left w:val="single" w:color="auto" w:sz="4"/>
+          <w:bottom w:val="single" w:color="auto" w:sz="4"/>
+          <w:right w:val="single" w:color="auto" w:sz="4"/>
+          <w:insideH w:val="single" w:color="auto" w:sz="4"/>
+          <w:insideV w:val="single" w:color="auto" w:sz="4"/>
+        </w:tblBorders>
+      </w:tblPr>
+      <w:tblGrid>
+        <w:gridCol w:w="9360"/>
+      </w:tblGrid>
+      <w:tr>
+        <w:tc>
+          <w:tcPr>
+            <w:tcW w:type="dxa" w:w="9360"/>
+            <w:tcBorders>
+              <w:top w:val="single" w:color="CBD5E0" w:sz="4"/>
+              <w:left w:val="single" w:color="CBD5E0" w:sz="4"/>
+              <w:bottom w:val="single" w:color="CBD5E0" w:sz="4"/>
+              <w:right w:val="single" w:color="CBD5E0" w:sz="4"/>
+            </w:tcBorders>
+            <w:shd w:fill="F1F5F9" w:val="clear"/>
+            <w:tcMar>
+              <w:top w:type="dxa" w:w="120"/>
+              <w:left w:type="dxa" w:w="160"/>
+              <w:bottom w:type="dxa" w:w="120"/>
+              <w:right w:type="dxa" w:w="160"/>
+            </w:tcMar>
+          </w:tcPr>
+          <w:p>
+            <w:pPr>
+              <w:spacing w:after="0" w:before="0" w:line="240"/>
+            </w:pPr>
+            <w:r>
+              <w:rPr>
+                <w:rFonts w:ascii="Consolas" w:cs="Consolas" w:eastAsia="Consolas" w:hAnsi="Consolas"/>
+                <w:color w:val="1a202c"/>
+                <w:sz w:val="18"/>
+                <w:szCs w:val="18"/>
+              </w:rPr>
+              <w:t xml:space="preserve">User submits query (keywords [+ optional topic IDs] + filters)</w:t>
+            </w:r>
+          </w:p>
+          <w:p>
+            <w:pPr>
+              <w:spacing w:after="0" w:before="0" w:line="240"/>
+            </w:pPr>
+            <w:r>
+              <w:rPr>
+                <w:rFonts w:ascii="Consolas" w:cs="Consolas" w:eastAsia="Consolas" w:hAnsi="Consolas"/>
+                <w:color w:val="1a202c"/>
+                <w:sz w:val="18"/>
+                <w:szCs w:val="18"/>
+              </w:rPr>
+              <w:t xml:space="preserve">         │</w:t>
+            </w:r>
+          </w:p>
+          <w:p>
+            <w:pPr>
+              <w:spacing w:after="0" w:before="0" w:line="240"/>
+            </w:pPr>
+            <w:r>
+              <w:rPr>
+                <w:rFonts w:ascii="Consolas" w:cs="Consolas" w:eastAsia="Consolas" w:hAnsi="Consolas"/>
+                <w:color w:val="1a202c"/>
+                <w:sz w:val="18"/>
+                <w:szCs w:val="18"/>
+              </w:rPr>
+              <w:t xml:space="preserve">         ├──→ OpenAlex /awards adapter (api/openalex.js)</w:t>
+            </w:r>
+          </w:p>
+          <w:p>
+            <w:pPr>
+              <w:spacing w:after="0" w:before="0" w:line="240"/>
+            </w:pPr>
+            <w:r>
+              <w:rPr>
+                <w:rFonts w:ascii="Consolas" w:cs="Consolas" w:eastAsia="Consolas" w:hAnsi="Consolas"/>
+                <w:color w:val="1a202c"/>
+                <w:sz w:val="18"/>
+                <w:szCs w:val="18"/>
+              </w:rPr>
+              <w:t xml:space="preserve">         │           paginates, applies select=, normalises to CanonicalGrant</w:t>
+            </w:r>
+          </w:p>
+          <w:p>
+            <w:pPr>
+              <w:spacing w:after="0" w:before="0" w:line="240"/>
+            </w:pPr>
+            <w:r>
+              <w:rPr>
+                <w:rFonts w:ascii="Consolas" w:cs="Consolas" w:eastAsia="Consolas" w:hAnsi="Consolas"/>
+                <w:color w:val="1a202c"/>
+                <w:sz w:val="18"/>
+                <w:szCs w:val="18"/>
+              </w:rPr>
+              <w:t xml:space="preserve">         │</w:t>
+            </w:r>
+          </w:p>
+          <w:p>
+            <w:pPr>
+              <w:spacing w:after="0" w:before="0" w:line="240"/>
+            </w:pPr>
+            <w:r>
+              <w:rPr>
+                <w:rFonts w:ascii="Consolas" w:cs="Consolas" w:eastAsia="Consolas" w:hAnsi="Consolas"/>
+                <w:color w:val="1a202c"/>
+                <w:sz w:val="18"/>
+                <w:szCs w:val="18"/>
+              </w:rPr>
+              <w:t xml:space="preserve">         └──→ OpenAIRE /graph/v1/projects adapter (api/openaire.js)</w:t>
+            </w:r>
+          </w:p>
+          <w:p>
+            <w:pPr>
+              <w:spacing w:after="0" w:before="0" w:line="240"/>
+            </w:pPr>
+            <w:r>
+              <w:rPr>
+                <w:rFonts w:ascii="Consolas" w:cs="Consolas" w:eastAsia="Consolas" w:hAnsi="Consolas"/>
+                <w:color w:val="1a202c"/>
+                <w:sz w:val="18"/>
+                <w:szCs w:val="18"/>
+              </w:rPr>
+              <w:t xml:space="preserve">                     paginates, returns CanonicalGrant</w:t>
+            </w:r>
+          </w:p>
+          <w:p>
+            <w:pPr>
+              <w:spacing w:after="0" w:before="0" w:line="240"/>
+            </w:pPr>
+            <w:r>
+              <w:rPr>
+                <w:rFonts w:ascii="Consolas" w:cs="Consolas" w:eastAsia="Consolas" w:hAnsi="Consolas"/>
+                <w:color w:val="1a202c"/>
+                <w:sz w:val="18"/>
+                <w:szCs w:val="18"/>
+              </w:rPr>
+              <w:t xml:space="preserve">         │</w:t>
+            </w:r>
+          </w:p>
+          <w:p>
+            <w:pPr>
+              <w:spacing w:after="0" w:before="0" w:line="240"/>
+            </w:pPr>
+            <w:r>
+              <w:rPr>
+                <w:rFonts w:ascii="Consolas" w:cs="Consolas" w:eastAsia="Consolas" w:hAnsi="Consolas"/>
+                <w:color w:val="1a202c"/>
+                <w:sz w:val="18"/>
+                <w:szCs w:val="18"/>
+              </w:rPr>
+              <w:t xml:space="preserve">         ▼</w:t>
+            </w:r>
+          </w:p>
+          <w:p>
+            <w:pPr>
+              <w:spacing w:after="0" w:before="0" w:line="240"/>
+            </w:pPr>
+            <w:r>
+              <w:rPr>
+                <w:rFonts w:ascii="Consolas" w:cs="Consolas" w:eastAsia="Consolas" w:hAnsi="Consolas"/>
+                <w:color w:val="1a202c"/>
+                <w:sz w:val="18"/>
+                <w:szCs w:val="18"/>
+              </w:rPr>
+              <w:t xml:space="preserve">   useSearch hook (Promise.allSettled, AbortController)</w:t>
+            </w:r>
+          </w:p>
+          <w:p>
+            <w:pPr>
+              <w:spacing w:after="0" w:before="0" w:line="240"/>
+            </w:pPr>
+            <w:r>
+              <w:rPr>
+                <w:rFonts w:ascii="Consolas" w:cs="Consolas" w:eastAsia="Consolas" w:hAnsi="Consolas"/>
+                <w:color w:val="1a202c"/>
+                <w:sz w:val="18"/>
+                <w:szCs w:val="18"/>
+              </w:rPr>
+              <w:t xml:space="preserve">         │</w:t>
+            </w:r>
+          </w:p>
+          <w:p>
+            <w:pPr>
+              <w:spacing w:after="0" w:before="0" w:line="240"/>
+            </w:pPr>
+            <w:r>
+              <w:rPr>
+                <w:rFonts w:ascii="Consolas" w:cs="Consolas" w:eastAsia="Consolas" w:hAnsi="Consolas"/>
+                <w:color w:val="1a202c"/>
+                <w:sz w:val="18"/>
+                <w:szCs w:val="18"/>
+              </w:rPr>
+              <w:t xml:space="preserve">         ▼</w:t>
+            </w:r>
+          </w:p>
+          <w:p>
+            <w:pPr>
+              <w:spacing w:after="0" w:before="0" w:line="240"/>
+            </w:pPr>
+            <w:r>
+              <w:rPr>
+                <w:rFonts w:ascii="Consolas" w:cs="Consolas" w:eastAsia="Consolas" w:hAnsi="Consolas"/>
+                <w:color w:val="1a202c"/>
+                <w:sz w:val="18"/>
+                <w:szCs w:val="18"/>
+              </w:rPr>
+              <w:t xml:space="preserve">   analytics.mergeAndDedupe(grants)</w:t>
+            </w:r>
+          </w:p>
+          <w:p>
+            <w:pPr>
+              <w:spacing w:after="0" w:before="0" w:line="240"/>
+            </w:pPr>
+            <w:r>
+              <w:rPr>
+                <w:rFonts w:ascii="Consolas" w:cs="Consolas" w:eastAsia="Consolas" w:hAnsi="Consolas"/>
+                <w:color w:val="1a202c"/>
+                <w:sz w:val="18"/>
+                <w:szCs w:val="18"/>
+              </w:rPr>
+              <w:t xml:space="preserve">       v1: source-badged duplicates kept; no fuzzy merging</w:t>
+            </w:r>
+          </w:p>
+          <w:p>
+            <w:pPr>
+              <w:spacing w:after="0" w:before="0" w:line="240"/>
+            </w:pPr>
+            <w:r>
+              <w:rPr>
+                <w:rFonts w:ascii="Consolas" w:cs="Consolas" w:eastAsia="Consolas" w:hAnsi="Consolas"/>
+                <w:color w:val="1a202c"/>
+                <w:sz w:val="18"/>
+                <w:szCs w:val="18"/>
+              </w:rPr>
+              <w:t xml:space="preserve">         │</w:t>
+            </w:r>
+          </w:p>
+          <w:p>
+            <w:pPr>
+              <w:spacing w:after="0" w:before="0" w:line="240"/>
+            </w:pPr>
+            <w:r>
+              <w:rPr>
+                <w:rFonts w:ascii="Consolas" w:cs="Consolas" w:eastAsia="Consolas" w:hAnsi="Consolas"/>
+                <w:color w:val="1a202c"/>
+                <w:sz w:val="18"/>
+                <w:szCs w:val="18"/>
+              </w:rPr>
+              <w:t xml:space="preserve">         ▼</w:t>
+            </w:r>
+          </w:p>
+          <w:p>
+            <w:pPr>
+              <w:spacing w:after="0" w:before="0" w:line="240"/>
+            </w:pPr>
+            <w:r>
+              <w:rPr>
+                <w:rFonts w:ascii="Consolas" w:cs="Consolas" w:eastAsia="Consolas" w:hAnsi="Consolas"/>
+                <w:color w:val="1a202c"/>
+                <w:sz w:val="18"/>
+                <w:szCs w:val="18"/>
+              </w:rPr>
+              <w:t xml:space="preserve">   analytics.classifyActive(grant, today)</w:t>
+            </w:r>
+          </w:p>
+          <w:p>
+            <w:pPr>
+              <w:spacing w:after="0" w:before="0" w:line="240"/>
+            </w:pPr>
+            <w:r>
+              <w:rPr>
+                <w:rFonts w:ascii="Consolas" w:cs="Consolas" w:eastAsia="Consolas" w:hAnsi="Consolas"/>
+                <w:color w:val="1a202c"/>
+                <w:sz w:val="18"/>
+                <w:szCs w:val="18"/>
+              </w:rPr>
+              <w:t xml:space="preserve">         │</w:t>
+            </w:r>
+          </w:p>
+          <w:p>
+            <w:pPr>
+              <w:spacing w:after="0" w:before="0" w:line="240"/>
+            </w:pPr>
+            <w:r>
+              <w:rPr>
+                <w:rFonts w:ascii="Consolas" w:cs="Consolas" w:eastAsia="Consolas" w:hAnsi="Consolas"/>
+                <w:color w:val="1a202c"/>
+                <w:sz w:val="18"/>
+                <w:szCs w:val="18"/>
+              </w:rPr>
+              <w:t xml:space="preserve">         ▼</w:t>
+            </w:r>
+          </w:p>
+          <w:p>
+            <w:pPr>
+              <w:spacing w:after="0" w:before="0" w:line="240"/>
+            </w:pPr>
+            <w:r>
+              <w:rPr>
+                <w:rFonts w:ascii="Consolas" w:cs="Consolas" w:eastAsia="Consolas" w:hAnsi="Consolas"/>
+                <w:color w:val="1a202c"/>
+                <w:sz w:val="18"/>
+                <w:szCs w:val="18"/>
+              </w:rPr>
+              <w:t xml:space="preserve">   analytics.toUSD(amount, currency)  [static FX table v1]</w:t>
+            </w:r>
+          </w:p>
+          <w:p>
+            <w:pPr>
+              <w:spacing w:after="0" w:before="0" w:line="240"/>
+            </w:pPr>
+            <w:r>
+              <w:rPr>
+                <w:rFonts w:ascii="Consolas" w:cs="Consolas" w:eastAsia="Consolas" w:hAnsi="Consolas"/>
+                <w:color w:val="1a202c"/>
+                <w:sz w:val="18"/>
+                <w:szCs w:val="18"/>
+              </w:rPr>
+              <w:t xml:space="preserve">         │</w:t>
+            </w:r>
+          </w:p>
+          <w:p>
+            <w:pPr>
+              <w:spacing w:after="0" w:before="0" w:line="240"/>
+            </w:pPr>
+            <w:r>
+              <w:rPr>
+                <w:rFonts w:ascii="Consolas" w:cs="Consolas" w:eastAsia="Consolas" w:hAnsi="Consolas"/>
+                <w:color w:val="1a202c"/>
+                <w:sz w:val="18"/>
+                <w:szCs w:val="18"/>
+              </w:rPr>
+              <w:t xml:space="preserve">         ▼</w:t>
+            </w:r>
+          </w:p>
+          <w:p>
+            <w:pPr>
+              <w:spacing w:after="0" w:before="0" w:line="240"/>
+            </w:pPr>
+            <w:r>
+              <w:rPr>
+                <w:rFonts w:ascii="Consolas" w:cs="Consolas" w:eastAsia="Consolas" w:hAnsi="Consolas"/>
+                <w:color w:val="1a202c"/>
+                <w:sz w:val="18"/>
+                <w:szCs w:val="18"/>
+              </w:rPr>
+              <w:t xml:space="preserve">   ResultsTable renders sorted+filtered view</w:t>
+            </w:r>
+          </w:p>
+          <w:p>
+            <w:pPr>
+              <w:spacing w:after="0" w:before="0" w:line="240"/>
+            </w:pPr>
+            <w:r>
+              <w:rPr>
+                <w:rFonts w:ascii="Consolas" w:cs="Consolas" w:eastAsia="Consolas" w:hAnsi="Consolas"/>
+                <w:color w:val="1a202c"/>
+                <w:sz w:val="18"/>
+                <w:szCs w:val="18"/>
+              </w:rPr>
+              <w:t xml:space="preserve">   On row expand: enrichment.fetchPIWorkSampleDOI(pi)</w:t>
+            </w:r>
+          </w:p>
+          <w:p>
+            <w:pPr>
+              <w:spacing w:after="0" w:before="0" w:line="240"/>
+            </w:pPr>
+            <w:r>
+              <w:rPr>
+                <w:rFonts w:ascii="Consolas" w:cs="Consolas" w:eastAsia="Consolas" w:hAnsi="Consolas"/>
+                <w:color w:val="1a202c"/>
+                <w:sz w:val="18"/>
+                <w:szCs w:val="18"/>
+              </w:rPr>
+              <w:t xml:space="preserve">   CSV export writes the same view</w:t>
+            </w:r>
+          </w:p>
+        </w:tc>
+      </w:tr>
+    </w:tbl>
+    <w:p>
+      <w:pPr>
+        <w:pStyle w:val="Heading2"/>
+        <w:spacing w:after="120" w:before="240"/>
+      </w:pPr>
+      <w:r>
+        <w:rPr>
+          <w:rFonts w:ascii="Arial" w:cs="Arial" w:eastAsia="Arial" w:hAnsi="Arial"/>
+          <w:b/>
+          <w:bCs/>
+          <w:color w:val="2b6cb0"/>
+          <w:sz w:val="28"/>
+          <w:szCs w:val="28"/>
+        </w:rPr>
+        <w:t xml:space="preserve">5.2 Computation location</w:t>
       </w:r>
     </w:p>
     <w:p>
@@ -3849,21 +4352,7 @@
           <w:sz w:val="22"/>
           <w:szCs w:val="22"/>
         </w:rPr>
-        <w:t xml:space="preserve">Strict module boundaries are inherited from journal-profiler's tested-and-working pattern. api/* files contain only fetch logic — no UI dependencies, no analytics, just network and shape conversion. analytics.js contains only pure functions, fully testable without mocking the network. components/* import from both but neither imports from components.</w:t>
-      </w:r>
-    </w:p>
-    <w:p>
-      <w:pPr>
-        <w:spacing w:after="80" w:before="80" w:line="300"/>
-      </w:pPr>
-      <w:r>
-        <w:rPr>
-          <w:rFonts w:ascii="Arial" w:cs="Arial" w:eastAsia="Arial" w:hAnsi="Arial"/>
-          <w:color w:val="1a202c"/>
-          <w:sz w:val="22"/>
-          <w:szCs w:val="22"/>
-        </w:rPr>
-        <w:t xml:space="preserve">This means the analytics layer can be unit-tested in isolation (which is where most of the bugs will hide — date arithmetic, currency normalisation, dedup keys), and the API adapters can be swapped or extended in v2 without touching analytics or UI.</w:t>
+        <w:t xml:space="preserve">All computation runs client-side. CORS confirmed on both APIs in the Q2 2026 spike. Static FX rates are hard-coded in constants.js from a snapshot at build time; live FX is a v2 concern.</w:t>
       </w:r>
     </w:p>
     <w:p>
@@ -4132,7 +4621,7 @@
                 <w:sz w:val="21"/>
                 <w:szCs w:val="21"/>
               </w:rPr>
-              <w:t xml:space="preserve">Single award detail (used in expandable row, lazy-loaded).</w:t>
+              <w:t xml:space="preserve">Single award detail.</w:t>
             </w:r>
           </w:p>
         </w:tc>
@@ -4198,7 +4687,7 @@
                 <w:sz w:val="21"/>
                 <w:szCs w:val="21"/>
               </w:rPr>
-              <w:t xml:space="preserve">Resolve a funder name to an OpenAlex funder ID before filtering. Never filter by free-text funder name.</w:t>
+              <w:t xml:space="preserve">Resolve funder name to OpenAlex funder ID before filtering. Never filter by free-text funder name.</w:t>
             </w:r>
           </w:p>
         </w:tc>
@@ -4330,7 +4819,7 @@
                 <w:sz w:val="21"/>
                 <w:szCs w:val="21"/>
               </w:rPr>
-              <w:t xml:space="preserve">PI name → OpenAlex Author ID. First step in email enrichment chain.</w:t>
+              <w:t xml:space="preserve">PI name → OpenAlex Author ID. First step in DOI lookup chain.</w:t>
             </w:r>
           </w:p>
         </w:tc>
@@ -4396,7 +4885,7 @@
                 <w:sz w:val="21"/>
                 <w:szCs w:val="21"/>
               </w:rPr>
-              <w:t xml:space="preserve">Most recent corresponding-author paper for PI email lookup.</w:t>
+              <w:t xml:space="preserve">Most recent corresponding-author paper. Returns DOI; does NOT return email.</w:t>
             </w:r>
           </w:p>
         </w:tc>
@@ -4462,7 +4951,7 @@
                 <w:sz w:val="21"/>
                 <w:szCs w:val="21"/>
               </w:rPr>
-              <w:t xml:space="preserve">Optional topic disambiguation panel (OpenAlex side only in v1).</w:t>
+              <w:t xml:space="preserve">Optional topic disambiguation panel.</w:t>
             </w:r>
           </w:p>
         </w:tc>
@@ -4479,7 +4968,7 @@
           <w:sz w:val="22"/>
           <w:szCs w:val="22"/>
         </w:rPr>
-        <w:t xml:space="preserve">Conventions: per_page=200 for paged endpoints, mailto={contact_email} query parameter for the Polite Pool (no API key required, but politeness gets better rate limits), 60ms delay between paginated requests, select= to reduce response size on hot paths.</w:t>
+        <w:t xml:space="preserve">Conventions: per_page=200 for paged endpoints, mailto=mcavalleri@wiley.com query parameter for the Polite Pool, 60ms delay between paginated requests, select= to reduce response size.</w:t>
       </w:r>
     </w:p>
     <w:tbl>
@@ -4528,7 +5017,7 @@
                 <w:sz w:val="22"/>
                 <w:szCs w:val="22"/>
               </w:rPr>
-              <w:t xml:space="preserve">OpenAlex /awards caveats</w:t>
+              <w:t xml:space="preserve">OpenAlex caveats</w:t>
             </w:r>
           </w:p>
           <w:p>
@@ -4542,7 +5031,7 @@
                 <w:sz w:val="22"/>
                 <w:szCs w:val="22"/>
               </w:rPr>
-              <w:t xml:space="preserve">• The endpoint is brand new (Q1 2026) — wrap it in an adapter so any schema shift is a one-file change.</w:t>
+              <w:t xml:space="preserve">• /awards is brand new (Q1 2026) — wrap in adapter so any schema shift is a one-file change.</w:t>
             </w:r>
           </w:p>
           <w:p>
@@ -4570,7 +5059,7 @@
                 <w:sz w:val="22"/>
                 <w:szCs w:val="22"/>
               </w:rPr>
-              <w:t xml:space="preserve">• 27M of the funder→work links are extracted from full-text PDFs by OpenAlex and are probabilistic, not authoritative.</w:t>
+              <w:t xml:space="preserve">• 27M of the funder→work links are extracted from full-text PDFs by OpenAlex and are probabilistic.</w:t>
             </w:r>
           </w:p>
           <w:p>
@@ -4584,7 +5073,7 @@
                 <w:sz w:val="22"/>
                 <w:szCs w:val="22"/>
               </w:rPr>
-              <w:t xml:space="preserve">• The Wellcome-funded global funder integration project (announced Jan 2026) will materially improve coverage over 3 years; v1 should treat current coverage as a baseline that improves automatically.</w:t>
+              <w:t xml:space="preserve">• The public API does NOT expose corresponding-author emails. corresponding_author_ids is an array of OpenAlex Author IDs (not email addresses). Do not attempt to extract email from the API response. Surface the work-sample DOI and let editors get contact details from the publisher page.</w:t>
             </w:r>
           </w:p>
         </w:tc>
@@ -4618,9 +5107,75 @@
           <w:sz w:val="22"/>
           <w:szCs w:val="22"/>
         </w:rPr>
-        <w:t xml:space="preserve">OpenAIRE's old Search API (api.openaire.eu/search/projects, the one referenced in the original briefing document) is being phased out on May 31, 2026. Grant Radar builds against the new Graph API at api.openaire.eu/graph from day one.</w:t>
-      </w:r>
-    </w:p>
+        <w:t xml:space="preserve">OpenAIRE's old Search API (api.openaire.eu/search/projects) is being phased out on May 31, 2026. Grant Radar builds against the new Graph API at api.openaire.eu/graph/v1.</w:t>
+      </w:r>
+    </w:p>
+    <w:tbl>
+      <w:tblPr>
+        <w:tblW w:type="dxa" w:w="9360"/>
+        <w:tblBorders>
+          <w:top w:val="single" w:color="auto" w:sz="4"/>
+          <w:left w:val="single" w:color="auto" w:sz="4"/>
+          <w:bottom w:val="single" w:color="auto" w:sz="4"/>
+          <w:right w:val="single" w:color="auto" w:sz="4"/>
+          <w:insideH w:val="single" w:color="auto" w:sz="4"/>
+          <w:insideV w:val="single" w:color="auto" w:sz="4"/>
+        </w:tblBorders>
+      </w:tblPr>
+      <w:tblGrid>
+        <w:gridCol w:w="9360"/>
+      </w:tblGrid>
+      <w:tr>
+        <w:tc>
+          <w:tcPr>
+            <w:tcW w:type="dxa" w:w="9360"/>
+            <w:tcBorders>
+              <w:top w:val="single" w:color="9B2C2C" w:sz="8"/>
+              <w:left w:val="single" w:color="9B2C2C" w:sz="8"/>
+              <w:bottom w:val="single" w:color="9B2C2C" w:sz="8"/>
+              <w:right w:val="single" w:color="9B2C2C" w:sz="8"/>
+            </w:tcBorders>
+            <w:shd w:fill="FED7D7" w:val="clear"/>
+            <w:tcMar>
+              <w:top w:type="dxa" w:w="160"/>
+              <w:left w:type="dxa" w:w="200"/>
+              <w:bottom w:type="dxa" w:w="160"/>
+              <w:right w:type="dxa" w:w="200"/>
+            </w:tcMar>
+          </w:tcPr>
+          <w:p>
+            <w:pPr>
+              <w:spacing w:after="80" w:before="0"/>
+            </w:pPr>
+            <w:r>
+              <w:rPr>
+                <w:rFonts w:ascii="Arial" w:cs="Arial" w:eastAsia="Arial" w:hAnsi="Arial"/>
+                <w:b/>
+                <w:bCs/>
+                <w:color w:val="9B2C2C"/>
+                <w:sz w:val="22"/>
+                <w:szCs w:val="22"/>
+              </w:rPr>
+              <w:t xml:space="preserve">Path correction</w:t>
+            </w:r>
+          </w:p>
+          <w:p>
+            <w:pPr>
+              <w:spacing w:after="60" w:before="0" w:line="280"/>
+            </w:pPr>
+            <w:r>
+              <w:rPr>
+                <w:rFonts w:ascii="Arial" w:cs="Arial" w:eastAsia="Arial" w:hAnsi="Arial"/>
+                <w:color w:val="1a202c"/>
+                <w:sz w:val="22"/>
+                <w:szCs w:val="22"/>
+              </w:rPr>
+              <w:t xml:space="preserve">The original brief specified api.openaire.eu/graph/projects. The actual production path is api.openaire.eu/graph/v1/projects. The path without /v1/ returns HTTP 405. Do not omit the version segment.</w:t>
+            </w:r>
+          </w:p>
+        </w:tc>
+      </w:tr>
+    </w:tbl>
     <w:tbl>
       <w:tblPr>
         <w:tblW w:type="dxa" w:w="9360"/>
@@ -4741,7 +5296,7 @@
                 <w:sz w:val="21"/>
                 <w:szCs w:val="21"/>
               </w:rPr>
-              <w:t xml:space="preserve">/graph/projects?search={q}&amp;page=1&amp;pageSize=50</w:t>
+              <w:t xml:space="preserve">/graph/v1/projects?search={q}&amp;page=1&amp;pageSize=50</w:t>
             </w:r>
           </w:p>
         </w:tc>
@@ -4807,7 +5362,7 @@
                 <w:sz w:val="21"/>
                 <w:szCs w:val="21"/>
               </w:rPr>
-              <w:t xml:space="preserve">/graph/projects/{id}</w:t>
+              <w:t xml:space="preserve">/graph/v1/projects/{id}</w:t>
             </w:r>
           </w:p>
         </w:tc>
@@ -4873,7 +5428,7 @@
                 <w:sz w:val="21"/>
                 <w:szCs w:val="21"/>
               </w:rPr>
-              <w:t xml:space="preserve">/graph/organizations/{id}</w:t>
+              <w:t xml:space="preserve">/graph/v1/organizations/{id}</w:t>
             </w:r>
           </w:p>
         </w:tc>
@@ -4922,7 +5477,7 @@
           <w:sz w:val="22"/>
           <w:szCs w:val="22"/>
         </w:rPr>
-        <w:t xml:space="preserve">Public access requires no authentication for v1 use volumes. Authenticated access (higher rate limits) is available via OAuth client-credentials, but requires a stored client_secret and is therefore deferred to v2 with a thin proxy. Hard limit of 10,000 results per traditional paged query; cursor-based access is available for larger pulls but not needed for editorial-scope queries.</w:t>
+        <w:t xml:space="preserve">Public access requires no authentication for v1 use volumes. Authenticated access is available via OAuth client-credentials but requires a stored client_secret and is therefore deferred to v2 with a thin proxy. Hard limit of 10,000 results per traditional paged query; cursor-based access is available for larger pulls but not needed for editorial-scope queries.</w:t>
       </w:r>
     </w:p>
     <w:tbl>
@@ -4971,7 +5526,7 @@
                 <w:sz w:val="22"/>
                 <w:szCs w:val="22"/>
               </w:rPr>
-              <w:t xml:space="preserve">OpenAIRE pre-build verification</w:t>
+              <w:t xml:space="preserve">OpenAIRE coverage caveats</w:t>
             </w:r>
           </w:p>
           <w:p>
@@ -4985,7 +5540,7 @@
                 <w:sz w:val="22"/>
                 <w:szCs w:val="22"/>
               </w:rPr>
-              <w:t xml:space="preserve">• CORS support for browser calls — verify in a 30-minute spike before locking in static-only architecture. If CORS blocks browser access, the v1 fallback is a Cloudflare Worker proxy (~30 lines, no secrets).</w:t>
+              <w:t xml:space="preserve">• CORS confirmed in Q2 2026 spike — Access-Control-Allow-Origin: * present. Static-only viable.</w:t>
             </w:r>
           </w:p>
           <w:p>
@@ -4999,7 +5554,7 @@
                 <w:sz w:val="22"/>
                 <w:szCs w:val="22"/>
               </w:rPr>
-              <w:t xml:space="preserve">• Field availability: PI is not always exposed on project records — fall back to project coordinator name. Grant amount is frequently null. Currency varies; capture both native and USD-converted, never silently coerce.</w:t>
+              <w:t xml:space="preserve">• PI is not always exposed on project records — fall back to project coordinator name.</w:t>
             </w:r>
           </w:p>
           <w:p>
@@ -5013,7 +5568,35 @@
                 <w:sz w:val="22"/>
                 <w:szCs w:val="22"/>
               </w:rPr>
-              <w:t xml:space="preserve">• Subject classification uses FOS (Fields of Science), not OpenAlex Topics. Topic translation across sources is a v2 concern.</w:t>
+              <w:t xml:space="preserve">• Grant amount frequently null. Currency varies; capture both native and USD-converted, never silently coerce.</w:t>
+            </w:r>
+          </w:p>
+          <w:p>
+            <w:pPr>
+              <w:spacing w:after="60" w:before="0" w:line="280"/>
+            </w:pPr>
+            <w:r>
+              <w:rPr>
+                <w:rFonts w:ascii="Arial" w:cs="Arial" w:eastAsia="Arial" w:hAnsi="Arial"/>
+                <w:color w:val="1a202c"/>
+                <w:sz w:val="22"/>
+                <w:szCs w:val="22"/>
+              </w:rPr>
+              <w:t xml:space="preserve">• Subject classification uses FOS (Fields of Science), NOT OpenAlex Topics.</w:t>
+            </w:r>
+          </w:p>
+          <w:p>
+            <w:pPr>
+              <w:spacing w:after="60" w:before="0" w:line="280"/>
+            </w:pPr>
+            <w:r>
+              <w:rPr>
+                <w:rFonts w:ascii="Arial" w:cs="Arial" w:eastAsia="Arial" w:hAnsi="Arial"/>
+                <w:color w:val="1a202c"/>
+                <w:sz w:val="22"/>
+                <w:szCs w:val="22"/>
+              </w:rPr>
+              <w:t xml:space="preserve">• Coverage skews HEAVILY to EU-funded research (Horizon Europe, ERC, national EU funders). Empirical Q2 2026 numbers for AIDI-relevant queries: "self-driving laboratory" returns 102 OpenAlex / 2 OpenAIRE; "autonomous discovery" returns 441 OpenAlex / 29 OpenAIRE. The Results view MUST surface this asymmetry per §3.4.</w:t>
             </w:r>
           </w:p>
         </w:tc>
@@ -5033,7 +5616,7 @@
           <w:sz w:val="28"/>
           <w:szCs w:val="28"/>
         </w:rPr>
-        <w:t xml:space="preserve">6.3 Source-merging key</w:t>
+        <w:t xml:space="preserve">6.3 Source-merging policy (v1)</w:t>
       </w:r>
     </w:p>
     <w:p>
@@ -5047,213 +5630,9 @@
           <w:sz w:val="22"/>
           <w:szCs w:val="22"/>
         </w:rPr>
-        <w:t xml:space="preserve">OpenAlex and OpenAIRE both cover Horizon Europe, UKRI, and several other major funders, so the same grant can appear in both sources. Dedupe key:</w:t>
-      </w:r>
-    </w:p>
-    <w:tbl>
-      <w:tblPr>
-        <w:tblW w:type="dxa" w:w="9360"/>
-        <w:tblBorders>
-          <w:top w:val="single" w:color="auto" w:sz="4"/>
-          <w:left w:val="single" w:color="auto" w:sz="4"/>
-          <w:bottom w:val="single" w:color="auto" w:sz="4"/>
-          <w:right w:val="single" w:color="auto" w:sz="4"/>
-          <w:insideH w:val="single" w:color="auto" w:sz="4"/>
-          <w:insideV w:val="single" w:color="auto" w:sz="4"/>
-        </w:tblBorders>
-      </w:tblPr>
-      <w:tblGrid>
-        <w:gridCol w:w="9360"/>
-      </w:tblGrid>
-      <w:tr>
-        <w:tc>
-          <w:tcPr>
-            <w:tcW w:type="dxa" w:w="9360"/>
-            <w:tcBorders>
-              <w:top w:val="single" w:color="CBD5E0" w:sz="4"/>
-              <w:left w:val="single" w:color="CBD5E0" w:sz="4"/>
-              <w:bottom w:val="single" w:color="CBD5E0" w:sz="4"/>
-              <w:right w:val="single" w:color="CBD5E0" w:sz="4"/>
-            </w:tcBorders>
-            <w:shd w:fill="F1F5F9" w:val="clear"/>
-            <w:tcMar>
-              <w:top w:type="dxa" w:w="120"/>
-              <w:left w:type="dxa" w:w="160"/>
-              <w:bottom w:type="dxa" w:w="120"/>
-              <w:right w:type="dxa" w:w="160"/>
-            </w:tcMar>
-          </w:tcPr>
-          <w:p>
-            <w:pPr>
-              <w:spacing w:after="0" w:before="0" w:line="240"/>
-            </w:pPr>
-            <w:r>
-              <w:rPr>
-                <w:rFonts w:ascii="Consolas" w:cs="Consolas" w:eastAsia="Consolas" w:hAnsi="Consolas"/>
-                <w:color w:val="1a202c"/>
-                <w:sz w:val="18"/>
-                <w:szCs w:val="18"/>
-              </w:rPr>
-              <w:t xml:space="preserve">key = normalise(funder_id) + "|" + normalise(award_id) + "|" + normalise(pi_name)</w:t>
-            </w:r>
-          </w:p>
-          <w:p>
-            <w:pPr>
-              <w:spacing w:after="0" w:before="0" w:line="240"/>
-            </w:pPr>
-            <w:r>
-              <w:rPr>
-                <w:rFonts w:ascii="Consolas" w:cs="Consolas" w:eastAsia="Consolas" w:hAnsi="Consolas"/>
-                <w:color w:val="1a202c"/>
-                <w:sz w:val="18"/>
-                <w:szCs w:val="18"/>
-              </w:rPr>
-              <w:t xml:space="preserve"> </w:t>
-            </w:r>
-          </w:p>
-          <w:p>
-            <w:pPr>
-              <w:spacing w:after="0" w:before="0" w:line="240"/>
-            </w:pPr>
-            <w:r>
-              <w:rPr>
-                <w:rFonts w:ascii="Consolas" w:cs="Consolas" w:eastAsia="Consolas" w:hAnsi="Consolas"/>
-                <w:color w:val="1a202c"/>
-                <w:sz w:val="18"/>
-                <w:szCs w:val="18"/>
-              </w:rPr>
-              <w:t xml:space="preserve">where normalise():</w:t>
-            </w:r>
-          </w:p>
-          <w:p>
-            <w:pPr>
-              <w:spacing w:after="0" w:before="0" w:line="240"/>
-            </w:pPr>
-            <w:r>
-              <w:rPr>
-                <w:rFonts w:ascii="Consolas" w:cs="Consolas" w:eastAsia="Consolas" w:hAnsi="Consolas"/>
-                <w:color w:val="1a202c"/>
-                <w:sz w:val="18"/>
-                <w:szCs w:val="18"/>
-              </w:rPr>
-              <w:t xml:space="preserve">  - lowercases</w:t>
-            </w:r>
-          </w:p>
-          <w:p>
-            <w:pPr>
-              <w:spacing w:after="0" w:before="0" w:line="240"/>
-            </w:pPr>
-            <w:r>
-              <w:rPr>
-                <w:rFonts w:ascii="Consolas" w:cs="Consolas" w:eastAsia="Consolas" w:hAnsi="Consolas"/>
-                <w:color w:val="1a202c"/>
-                <w:sz w:val="18"/>
-                <w:szCs w:val="18"/>
-              </w:rPr>
-              <w:t xml:space="preserve">  - strips diacritics</w:t>
-            </w:r>
-          </w:p>
-          <w:p>
-            <w:pPr>
-              <w:spacing w:after="0" w:before="0" w:line="240"/>
-            </w:pPr>
-            <w:r>
-              <w:rPr>
-                <w:rFonts w:ascii="Consolas" w:cs="Consolas" w:eastAsia="Consolas" w:hAnsi="Consolas"/>
-                <w:color w:val="1a202c"/>
-                <w:sz w:val="18"/>
-                <w:szCs w:val="18"/>
-              </w:rPr>
-              <w:t xml:space="preserve">  - strips honorifics (Dr., Prof., etc.)</w:t>
-            </w:r>
-          </w:p>
-          <w:p>
-            <w:pPr>
-              <w:spacing w:after="0" w:before="0" w:line="240"/>
-            </w:pPr>
-            <w:r>
-              <w:rPr>
-                <w:rFonts w:ascii="Consolas" w:cs="Consolas" w:eastAsia="Consolas" w:hAnsi="Consolas"/>
-                <w:color w:val="1a202c"/>
-                <w:sz w:val="18"/>
-                <w:szCs w:val="18"/>
-              </w:rPr>
-              <w:t xml:space="preserve">  - collapses whitespace</w:t>
-            </w:r>
-          </w:p>
-          <w:p>
-            <w:pPr>
-              <w:spacing w:after="0" w:before="0" w:line="240"/>
-            </w:pPr>
-            <w:r>
-              <w:rPr>
-                <w:rFonts w:ascii="Consolas" w:cs="Consolas" w:eastAsia="Consolas" w:hAnsi="Consolas"/>
-                <w:color w:val="1a202c"/>
-                <w:sz w:val="18"/>
-                <w:szCs w:val="18"/>
-              </w:rPr>
-              <w:t xml:space="preserve">  - for award_id: strips known funder prefixes (e.g. "EU H2020 ", "ERC-")</w:t>
-            </w:r>
-          </w:p>
-          <w:p>
-            <w:pPr>
-              <w:spacing w:after="0" w:before="0" w:line="240"/>
-            </w:pPr>
-            <w:r>
-              <w:rPr>
-                <w:rFonts w:ascii="Consolas" w:cs="Consolas" w:eastAsia="Consolas" w:hAnsi="Consolas"/>
-                <w:color w:val="1a202c"/>
-                <w:sz w:val="18"/>
-                <w:szCs w:val="18"/>
-              </w:rPr>
-              <w:t xml:space="preserve"> </w:t>
-            </w:r>
-          </w:p>
-          <w:p>
-            <w:pPr>
-              <w:spacing w:after="0" w:before="0" w:line="240"/>
-            </w:pPr>
-            <w:r>
-              <w:rPr>
-                <w:rFonts w:ascii="Consolas" w:cs="Consolas" w:eastAsia="Consolas" w:hAnsi="Consolas"/>
-                <w:color w:val="1a202c"/>
-                <w:sz w:val="18"/>
-                <w:szCs w:val="18"/>
-              </w:rPr>
-              <w:t xml:space="preserve">Conflict resolution: prefer OpenAlex record for canonical fields,</w:t>
-            </w:r>
-          </w:p>
-          <w:p>
-            <w:pPr>
-              <w:spacing w:after="0" w:before="0" w:line="240"/>
-            </w:pPr>
-            <w:r>
-              <w:rPr>
-                <w:rFonts w:ascii="Consolas" w:cs="Consolas" w:eastAsia="Consolas" w:hAnsi="Consolas"/>
-                <w:color w:val="1a202c"/>
-                <w:sz w:val="18"/>
-                <w:szCs w:val="18"/>
-              </w:rPr>
-              <w:t xml:space="preserve">                    union the topics/FOS,</w:t>
-            </w:r>
-          </w:p>
-          <w:p>
-            <w:pPr>
-              <w:spacing w:after="0" w:before="0" w:line="240"/>
-            </w:pPr>
-            <w:r>
-              <w:rPr>
-                <w:rFonts w:ascii="Consolas" w:cs="Consolas" w:eastAsia="Consolas" w:hAnsi="Consolas"/>
-                <w:color w:val="1a202c"/>
-                <w:sz w:val="18"/>
-                <w:szCs w:val="18"/>
-              </w:rPr>
-              <w:t xml:space="preserve">                    keep both source IDs in the merged record.</w:t>
-            </w:r>
-          </w:p>
-        </w:tc>
-      </w:tr>
-    </w:tbl>
+        <w:t xml:space="preserve">OpenAlex and OpenAIRE both cover Horizon Europe, UKRI, and several other major funders, so the same grant can appear in both sources. v1 keeps both with explicit source badges; no fuzzy merging. v2 may add exact-ID dedup on funder + award_id where the two sources expose matching identifiers.</w:t>
+      </w:r>
+    </w:p>
     <w:p>
       <w:pPr>
         <w:pStyle w:val="Heading1"/>
@@ -5440,7 +5819,7 @@
                 <w:sz w:val="21"/>
                 <w:szCs w:val="21"/>
               </w:rPr>
-              <w:t xml:space="preserve">Keyword input, filter setup, optional OpenAlex Topic disambiguation panel, run button.</w:t>
+              <w:t xml:space="preserve">Keyword input, filter setup, optional OpenAlex Topic disambiguation panel (collapsed by default), Run/Cancel button, progress bar.</w:t>
             </w:r>
           </w:p>
         </w:tc>
@@ -5506,7 +5885,7 @@
                 <w:sz w:val="21"/>
                 <w:szCs w:val="21"/>
               </w:rPr>
-              <w:t xml:space="preserve">Sortable table (5 columns), filter bar, expandable rows, CSV export, persistent coverage banner. PRIMARY EDITORIAL WORKING SURFACE.</w:t>
+              <w:t xml:space="preserve">Sortable table (5 columns), filter bar, expandable rows, CSV export, persistent global coverage banner, per-query EU-skew warning (when triggered), data-freshness footer. PRIMARY EDITORIAL WORKING SURFACE.</w:t>
             </w:r>
           </w:p>
         </w:tc>
@@ -5593,20 +5972,6 @@
           <w:szCs w:val="28"/>
         </w:rPr>
         <w:t xml:space="preserve">7.2 Colour tokens (inherited)</w:t>
-      </w:r>
-    </w:p>
-    <w:p>
-      <w:pPr>
-        <w:spacing w:after="80" w:before="80" w:line="300"/>
-      </w:pPr>
-      <w:r>
-        <w:rPr>
-          <w:rFonts w:ascii="Arial" w:cs="Arial" w:eastAsia="Arial" w:hAnsi="Arial"/>
-          <w:color w:val="1a202c"/>
-          <w:sz w:val="22"/>
-          <w:szCs w:val="22"/>
-        </w:rPr>
-        <w:t xml:space="preserve">All inherited from journal-overlap and journal-profiler. Do not introduce new tokens unless a new component genuinely requires one — and if so, document it in this file.</w:t>
       </w:r>
     </w:p>
     <w:tbl>
@@ -5765,7 +6130,7 @@
                 <w:sz w:val="18"/>
                 <w:szCs w:val="18"/>
               </w:rPr>
-              <w:t xml:space="preserve">amber:        "#f6ad55"  (caveats, "n/a" indicators)</w:t>
+              <w:t xml:space="preserve">amber:        "#f6ad55"  (caveats, "n/a" indicators, EU-skew warning)</w:t>
             </w:r>
           </w:p>
           <w:p>
@@ -5841,6 +6206,23 @@
         </w:tc>
       </w:tr>
     </w:tbl>
+    <w:p>
+      <w:pPr>
+        <w:pStyle w:val="Heading1"/>
+        <w:spacing w:after="180" w:before="360"/>
+      </w:pPr>
+      <w:r>
+        <w:rPr>
+          <w:rFonts w:ascii="Arial" w:cs="Arial" w:eastAsia="Arial" w:hAnsi="Arial"/>
+          <w:b/>
+          <w:bCs/>
+          <w:color w:val="1e3a5f"/>
+          <w:sz w:val="36"/>
+          <w:szCs w:val="36"/>
+        </w:rPr>
+        <w:t xml:space="preserve">8. Implementation notes</w:t>
+      </w:r>
+    </w:p>
     <w:p>
       <w:pPr>
         <w:pStyle w:val="Heading2"/>
@@ -5855,259 +6237,7 @@
           <w:sz w:val="28"/>
           <w:szCs w:val="28"/>
         </w:rPr>
-        <w:t xml:space="preserve">7.3 Inheritance rules</w:t>
-      </w:r>
-    </w:p>
-    <w:p>
-      <w:pPr>
-        <w:spacing w:after="80" w:before="80" w:line="300"/>
-      </w:pPr>
-      <w:r>
-        <w:rPr>
-          <w:rFonts w:ascii="Arial" w:cs="Arial" w:eastAsia="Arial" w:hAnsi="Arial"/>
-          <w:color w:val="1a202c"/>
-          <w:sz w:val="22"/>
-          <w:szCs w:val="22"/>
-        </w:rPr>
-        <w:t xml:space="preserve">What to carry over from journal-overlap and journal-profiler:</w:t>
-      </w:r>
-    </w:p>
-    <w:p>
-      <w:pPr>
-        <w:pStyle w:val="ListParagraph"/>
-        <w:numPr>
-          <w:ilvl w:val="0"/>
-          <w:numId w:val="2"/>
-        </w:numPr>
-        <w:spacing w:after="40" w:before="40" w:line="280"/>
-      </w:pPr>
-      <w:r>
-        <w:rPr>
-          <w:rFonts w:ascii="Arial" w:cs="Arial" w:eastAsia="Arial" w:hAnsi="Arial"/>
-          <w:color w:val="1a202c"/>
-          <w:sz w:val="22"/>
-          <w:szCs w:val="22"/>
-        </w:rPr>
-        <w:t xml:space="preserve">Search input component (with paste support)</w:t>
-      </w:r>
-    </w:p>
-    <w:p>
-      <w:pPr>
-        <w:pStyle w:val="ListParagraph"/>
-        <w:numPr>
-          <w:ilvl w:val="0"/>
-          <w:numId w:val="2"/>
-        </w:numPr>
-        <w:spacing w:after="40" w:before="40" w:line="280"/>
-      </w:pPr>
-      <w:r>
-        <w:rPr>
-          <w:rFonts w:ascii="Arial" w:cs="Arial" w:eastAsia="Arial" w:hAnsi="Arial"/>
-          <w:color w:val="1a202c"/>
-          <w:sz w:val="22"/>
-          <w:szCs w:val="22"/>
-        </w:rPr>
-        <w:t xml:space="preserve">AbortController-based cancellation pattern for in-flight queries</w:t>
-      </w:r>
-    </w:p>
-    <w:p>
-      <w:pPr>
-        <w:pStyle w:val="ListParagraph"/>
-        <w:numPr>
-          <w:ilvl w:val="0"/>
-          <w:numId w:val="2"/>
-        </w:numPr>
-        <w:spacing w:after="40" w:before="40" w:line="280"/>
-      </w:pPr>
-      <w:r>
-        <w:rPr>
-          <w:rFonts w:ascii="Arial" w:cs="Arial" w:eastAsia="Arial" w:hAnsi="Arial"/>
-          <w:color w:val="1a202c"/>
-          <w:sz w:val="22"/>
-          <w:szCs w:val="22"/>
-        </w:rPr>
-        <w:t xml:space="preserve">Progress bars during paginated fetches</w:t>
-      </w:r>
-    </w:p>
-    <w:p>
-      <w:pPr>
-        <w:pStyle w:val="ListParagraph"/>
-        <w:numPr>
-          <w:ilvl w:val="0"/>
-          <w:numId w:val="2"/>
-        </w:numPr>
-        <w:spacing w:after="40" w:before="40" w:line="280"/>
-      </w:pPr>
-      <w:r>
-        <w:rPr>
-          <w:rFonts w:ascii="Arial" w:cs="Arial" w:eastAsia="Arial" w:hAnsi="Arial"/>
-          <w:color w:val="1a202c"/>
-          <w:sz w:val="22"/>
-          <w:szCs w:val="22"/>
-        </w:rPr>
-        <w:t xml:space="preserve">Expandable row component</w:t>
-      </w:r>
-    </w:p>
-    <w:p>
-      <w:pPr>
-        <w:pStyle w:val="ListParagraph"/>
-        <w:numPr>
-          <w:ilvl w:val="0"/>
-          <w:numId w:val="2"/>
-        </w:numPr>
-        <w:spacing w:after="40" w:before="40" w:line="280"/>
-      </w:pPr>
-      <w:r>
-        <w:rPr>
-          <w:rFonts w:ascii="Arial" w:cs="Arial" w:eastAsia="Arial" w:hAnsi="Arial"/>
-          <w:color w:val="1a202c"/>
-          <w:sz w:val="22"/>
-          <w:szCs w:val="22"/>
-        </w:rPr>
-        <w:t xml:space="preserve">CSV export utility</w:t>
-      </w:r>
-    </w:p>
-    <w:p>
-      <w:pPr>
-        <w:pStyle w:val="ListParagraph"/>
-        <w:numPr>
-          <w:ilvl w:val="0"/>
-          <w:numId w:val="2"/>
-        </w:numPr>
-        <w:spacing w:after="40" w:before="40" w:line="280"/>
-      </w:pPr>
-      <w:r>
-        <w:rPr>
-          <w:rFonts w:ascii="Arial" w:cs="Arial" w:eastAsia="Arial" w:hAnsi="Arial"/>
-          <w:color w:val="1a202c"/>
-          <w:sz w:val="22"/>
-          <w:szCs w:val="22"/>
-        </w:rPr>
-        <w:t xml:space="preserve">Footer attribution block (suite-coherent)</w:t>
-      </w:r>
-    </w:p>
-    <w:p>
-      <w:pPr>
-        <w:pStyle w:val="ListParagraph"/>
-        <w:numPr>
-          <w:ilvl w:val="0"/>
-          <w:numId w:val="2"/>
-        </w:numPr>
-        <w:spacing w:after="40" w:before="40" w:line="280"/>
-      </w:pPr>
-      <w:r>
-        <w:rPr>
-          <w:rFonts w:ascii="Arial" w:cs="Arial" w:eastAsia="Arial" w:hAnsi="Arial"/>
-          <w:color w:val="1a202c"/>
-          <w:sz w:val="22"/>
-          <w:szCs w:val="22"/>
-        </w:rPr>
-        <w:t xml:space="preserve">Dark/light theme toggle and tokens</w:t>
-      </w:r>
-    </w:p>
-    <w:p>
-      <w:pPr>
-        <w:spacing w:after="80" w:before="80" w:line="300"/>
-      </w:pPr>
-      <w:r>
-        <w:rPr>
-          <w:rFonts w:ascii="Arial" w:cs="Arial" w:eastAsia="Arial" w:hAnsi="Arial"/>
-          <w:color w:val="1a202c"/>
-          <w:sz w:val="22"/>
-          <w:szCs w:val="22"/>
-        </w:rPr>
-        <w:t xml:space="preserve">What NOT to carry over:</w:t>
-      </w:r>
-    </w:p>
-    <w:p>
-      <w:pPr>
-        <w:pStyle w:val="ListParagraph"/>
-        <w:numPr>
-          <w:ilvl w:val="0"/>
-          <w:numId w:val="2"/>
-        </w:numPr>
-        <w:spacing w:after="40" w:before="40" w:line="280"/>
-      </w:pPr>
-      <w:r>
-        <w:rPr>
-          <w:rFonts w:ascii="Arial" w:cs="Arial" w:eastAsia="Arial" w:hAnsi="Arial"/>
-          <w:color w:val="1a202c"/>
-          <w:sz w:val="22"/>
-          <w:szCs w:val="22"/>
-        </w:rPr>
-        <w:t xml:space="preserve">journal-overlap's set-A/set-B intersection logic — different problem</w:t>
-      </w:r>
-    </w:p>
-    <w:p>
-      <w:pPr>
-        <w:pStyle w:val="ListParagraph"/>
-        <w:numPr>
-          <w:ilvl w:val="0"/>
-          <w:numId w:val="2"/>
-        </w:numPr>
-        <w:spacing w:after="40" w:before="40" w:line="280"/>
-      </w:pPr>
-      <w:r>
-        <w:rPr>
-          <w:rFonts w:ascii="Arial" w:cs="Arial" w:eastAsia="Arial" w:hAnsi="Arial"/>
-          <w:color w:val="1a202c"/>
-          <w:sz w:val="22"/>
-          <w:szCs w:val="22"/>
-        </w:rPr>
-        <w:t xml:space="preserve">journal-profiler's signal computation modules — different problem</w:t>
-      </w:r>
-    </w:p>
-    <w:p>
-      <w:pPr>
-        <w:pStyle w:val="ListParagraph"/>
-        <w:numPr>
-          <w:ilvl w:val="0"/>
-          <w:numId w:val="2"/>
-        </w:numPr>
-        <w:spacing w:after="40" w:before="40" w:line="280"/>
-      </w:pPr>
-      <w:r>
-        <w:rPr>
-          <w:rFonts w:ascii="Arial" w:cs="Arial" w:eastAsia="Arial" w:hAnsi="Arial"/>
-          <w:color w:val="1a202c"/>
-          <w:sz w:val="22"/>
-          <w:szCs w:val="22"/>
-        </w:rPr>
-        <w:t xml:space="preserve">Author-enrichment word-cloud panels — not relevant for grant lists</w:t>
-      </w:r>
-    </w:p>
-    <w:p>
-      <w:pPr>
-        <w:pStyle w:val="Heading1"/>
-        <w:spacing w:after="180" w:before="360"/>
-      </w:pPr>
-      <w:r>
-        <w:rPr>
-          <w:rFonts w:ascii="Arial" w:cs="Arial" w:eastAsia="Arial" w:hAnsi="Arial"/>
-          <w:b/>
-          <w:bCs/>
-          <w:color w:val="1e3a5f"/>
-          <w:sz w:val="36"/>
-          <w:szCs w:val="36"/>
-        </w:rPr>
-        <w:t xml:space="preserve">8. Implementation notes</w:t>
-      </w:r>
-    </w:p>
-    <w:p>
-      <w:pPr>
-        <w:pStyle w:val="Heading2"/>
-        <w:spacing w:after="120" w:before="240"/>
-      </w:pPr>
-      <w:r>
-        <w:rPr>
-          <w:rFonts w:ascii="Arial" w:cs="Arial" w:eastAsia="Arial" w:hAnsi="Arial"/>
-          <w:b/>
-          <w:bCs/>
-          <w:color w:val="2b6cb0"/>
-          <w:sz w:val="28"/>
-          <w:szCs w:val="28"/>
-        </w:rPr>
-        <w:t xml:space="preserve">8.1 Repo structure</w:t>
+        <w:t xml:space="preserve">8.1 Repo structure (as built)</w:t>
       </w:r>
     </w:p>
     <w:tbl>
@@ -6168,7 +6298,49 @@
                 <w:sz w:val="18"/>
                 <w:szCs w:val="18"/>
               </w:rPr>
-              <w:t xml:space="preserve">  App.jsx                 ← main app, tab routing</w:t>
+              <w:t xml:space="preserve">  App.jsx</w:t>
+            </w:r>
+          </w:p>
+          <w:p>
+            <w:pPr>
+              <w:spacing w:after="0" w:before="0" w:line="240"/>
+            </w:pPr>
+            <w:r>
+              <w:rPr>
+                <w:rFonts w:ascii="Consolas" w:cs="Consolas" w:eastAsia="Consolas" w:hAnsi="Consolas"/>
+                <w:color w:val="1a202c"/>
+                <w:sz w:val="18"/>
+                <w:szCs w:val="18"/>
+              </w:rPr>
+              <w:t xml:space="preserve">  constants.js              ← FX rates, filter options, recency choices</w:t>
+            </w:r>
+          </w:p>
+          <w:p>
+            <w:pPr>
+              <w:spacing w:after="0" w:before="0" w:line="240"/>
+            </w:pPr>
+            <w:r>
+              <w:rPr>
+                <w:rFonts w:ascii="Consolas" w:cs="Consolas" w:eastAsia="Consolas" w:hAnsi="Consolas"/>
+                <w:color w:val="1a202c"/>
+                <w:sz w:val="18"/>
+                <w:szCs w:val="18"/>
+              </w:rPr>
+              <w:t xml:space="preserve">  hooks/</w:t>
+            </w:r>
+          </w:p>
+          <w:p>
+            <w:pPr>
+              <w:spacing w:after="0" w:before="0" w:line="240"/>
+            </w:pPr>
+            <w:r>
+              <w:rPr>
+                <w:rFonts w:ascii="Consolas" w:cs="Consolas" w:eastAsia="Consolas" w:hAnsi="Consolas"/>
+                <w:color w:val="1a202c"/>
+                <w:sz w:val="18"/>
+                <w:szCs w:val="18"/>
+              </w:rPr>
+              <w:t xml:space="preserve">    useSearch.js            ← AbortController, parallel fetch, useReducer</w:t>
             </w:r>
           </w:p>
           <w:p>
@@ -6196,63 +6368,77 @@
                 <w:sz w:val="18"/>
                 <w:szCs w:val="18"/>
               </w:rPr>
-              <w:t xml:space="preserve">    openalex.js           ← OpenAlex fetch logic ONLY</w:t>
-            </w:r>
-          </w:p>
-          <w:p>
-            <w:pPr>
-              <w:spacing w:after="0" w:before="0" w:line="240"/>
-            </w:pPr>
-            <w:r>
-              <w:rPr>
-                <w:rFonts w:ascii="Consolas" w:cs="Consolas" w:eastAsia="Consolas" w:hAnsi="Consolas"/>
-                <w:color w:val="1a202c"/>
-                <w:sz w:val="18"/>
-                <w:szCs w:val="18"/>
-              </w:rPr>
-              <w:t xml:space="preserve">    openaire.js           ← OpenAIRE Graph fetch logic ONLY</w:t>
-            </w:r>
-          </w:p>
-          <w:p>
-            <w:pPr>
-              <w:spacing w:after="0" w:before="0" w:line="240"/>
-            </w:pPr>
-            <w:r>
-              <w:rPr>
-                <w:rFonts w:ascii="Consolas" w:cs="Consolas" w:eastAsia="Consolas" w:hAnsi="Consolas"/>
-                <w:color w:val="1a202c"/>
-                <w:sz w:val="18"/>
-                <w:szCs w:val="18"/>
-              </w:rPr>
-              <w:t xml:space="preserve">    enrichment.js         ← PI email lookup, ORCID fallback</w:t>
-            </w:r>
-          </w:p>
-          <w:p>
-            <w:pPr>
-              <w:spacing w:after="0" w:before="0" w:line="240"/>
-            </w:pPr>
-            <w:r>
-              <w:rPr>
-                <w:rFonts w:ascii="Consolas" w:cs="Consolas" w:eastAsia="Consolas" w:hAnsi="Consolas"/>
-                <w:color w:val="1a202c"/>
-                <w:sz w:val="18"/>
-                <w:szCs w:val="18"/>
-              </w:rPr>
-              <w:t xml:space="preserve">  analytics.js            ← pure normalisation/merging (no fetch, no UI)</w:t>
-            </w:r>
-          </w:p>
-          <w:p>
-            <w:pPr>
-              <w:spacing w:after="0" w:before="0" w:line="240"/>
-            </w:pPr>
-            <w:r>
-              <w:rPr>
-                <w:rFonts w:ascii="Consolas" w:cs="Consolas" w:eastAsia="Consolas" w:hAnsi="Consolas"/>
-                <w:color w:val="1a202c"/>
-                <w:sz w:val="18"/>
-                <w:szCs w:val="18"/>
-              </w:rPr>
-              <w:t xml:space="preserve">  csv.js                  ← shared CSV schema (suite-coherent)</w:t>
+              <w:t xml:space="preserve">    config.js               ← base URLs (incl. /graph/v1/), mailto, headers</w:t>
+            </w:r>
+          </w:p>
+          <w:p>
+            <w:pPr>
+              <w:spacing w:after="0" w:before="0" w:line="240"/>
+            </w:pPr>
+            <w:r>
+              <w:rPr>
+                <w:rFonts w:ascii="Consolas" w:cs="Consolas" w:eastAsia="Consolas" w:hAnsi="Consolas"/>
+                <w:color w:val="1a202c"/>
+                <w:sz w:val="18"/>
+                <w:szCs w:val="18"/>
+              </w:rPr>
+              <w:t xml:space="preserve">    openalex.js             ← single { search, fetchOne } adapter</w:t>
+            </w:r>
+          </w:p>
+          <w:p>
+            <w:pPr>
+              <w:spacing w:after="0" w:before="0" w:line="240"/>
+            </w:pPr>
+            <w:r>
+              <w:rPr>
+                <w:rFonts w:ascii="Consolas" w:cs="Consolas" w:eastAsia="Consolas" w:hAnsi="Consolas"/>
+                <w:color w:val="1a202c"/>
+                <w:sz w:val="18"/>
+                <w:szCs w:val="18"/>
+              </w:rPr>
+              <w:t xml:space="preserve">    openaire.js             ← single { search, fetchOne } adapter</w:t>
+            </w:r>
+          </w:p>
+          <w:p>
+            <w:pPr>
+              <w:spacing w:after="0" w:before="0" w:line="240"/>
+            </w:pPr>
+            <w:r>
+              <w:rPr>
+                <w:rFonts w:ascii="Consolas" w:cs="Consolas" w:eastAsia="Consolas" w:hAnsi="Consolas"/>
+                <w:color w:val="1a202c"/>
+                <w:sz w:val="18"/>
+                <w:szCs w:val="18"/>
+              </w:rPr>
+              <w:t xml:space="preserve">    enrichment.js           ← PI work-sample DOI lookup (NO email)</w:t>
+            </w:r>
+          </w:p>
+          <w:p>
+            <w:pPr>
+              <w:spacing w:after="0" w:before="0" w:line="240"/>
+            </w:pPr>
+            <w:r>
+              <w:rPr>
+                <w:rFonts w:ascii="Consolas" w:cs="Consolas" w:eastAsia="Consolas" w:hAnsi="Consolas"/>
+                <w:color w:val="1a202c"/>
+                <w:sz w:val="18"/>
+                <w:szCs w:val="18"/>
+              </w:rPr>
+              <w:t xml:space="preserve">  analytics.js              ← pure normalisation/merging</w:t>
+            </w:r>
+          </w:p>
+          <w:p>
+            <w:pPr>
+              <w:spacing w:after="0" w:before="0" w:line="240"/>
+            </w:pPr>
+            <w:r>
+              <w:rPr>
+                <w:rFonts w:ascii="Consolas" w:cs="Consolas" w:eastAsia="Consolas" w:hAnsi="Consolas"/>
+                <w:color w:val="1a202c"/>
+                <w:sz w:val="18"/>
+                <w:szCs w:val="18"/>
+              </w:rPr>
+              <w:t xml:space="preserve">  csv.js                    ← shared CSV schema (23 cols, suite-coherent)</w:t>
             </w:r>
           </w:p>
           <w:p>
@@ -6322,6 +6508,20 @@
                 <w:sz w:val="18"/>
                 <w:szCs w:val="18"/>
               </w:rPr>
+              <w:t xml:space="preserve">    SortableHeader.jsx</w:t>
+            </w:r>
+          </w:p>
+          <w:p>
+            <w:pPr>
+              <w:spacing w:after="0" w:before="0" w:line="240"/>
+            </w:pPr>
+            <w:r>
+              <w:rPr>
+                <w:rFonts w:ascii="Consolas" w:cs="Consolas" w:eastAsia="Consolas" w:hAnsi="Consolas"/>
+                <w:color w:val="1a202c"/>
+                <w:sz w:val="18"/>
+                <w:szCs w:val="18"/>
+              </w:rPr>
               <w:t xml:space="preserve">    FilterBar.jsx</w:t>
             </w:r>
           </w:p>
@@ -6336,7 +6536,35 @@
                 <w:sz w:val="18"/>
                 <w:szCs w:val="18"/>
               </w:rPr>
-              <w:t xml:space="preserve">    CoverageBanner.jsx</w:t>
+              <w:t xml:space="preserve">    CoverageBanner.jsx           ← persistent, global</w:t>
+            </w:r>
+          </w:p>
+          <w:p>
+            <w:pPr>
+              <w:spacing w:after="0" w:before="0" w:line="240"/>
+            </w:pPr>
+            <w:r>
+              <w:rPr>
+                <w:rFonts w:ascii="Consolas" w:cs="Consolas" w:eastAsia="Consolas" w:hAnsi="Consolas"/>
+                <w:color w:val="1a202c"/>
+                <w:sz w:val="18"/>
+                <w:szCs w:val="18"/>
+              </w:rPr>
+              <w:t xml:space="preserve">    SourceAsymmetryWarning.jsx   ← per-query, inline</w:t>
+            </w:r>
+          </w:p>
+          <w:p>
+            <w:pPr>
+              <w:spacing w:after="0" w:before="0" w:line="240"/>
+            </w:pPr>
+            <w:r>
+              <w:rPr>
+                <w:rFonts w:ascii="Consolas" w:cs="Consolas" w:eastAsia="Consolas" w:hAnsi="Consolas"/>
+                <w:color w:val="1a202c"/>
+                <w:sz w:val="18"/>
+                <w:szCs w:val="18"/>
+              </w:rPr>
+              <w:t xml:space="preserve">    DataFreshnessFooter.jsx</w:t>
             </w:r>
           </w:p>
           <w:p>
@@ -6364,6 +6592,20 @@
                 <w:sz w:val="18"/>
                 <w:szCs w:val="18"/>
               </w:rPr>
+              <w:t xml:space="preserve">    ProgressBar.jsx</w:t>
+            </w:r>
+          </w:p>
+          <w:p>
+            <w:pPr>
+              <w:spacing w:after="0" w:before="0" w:line="240"/>
+            </w:pPr>
+            <w:r>
+              <w:rPr>
+                <w:rFonts w:ascii="Consolas" w:cs="Consolas" w:eastAsia="Consolas" w:hAnsi="Consolas"/>
+                <w:color w:val="1a202c"/>
+                <w:sz w:val="18"/>
+                <w:szCs w:val="18"/>
+              </w:rPr>
               <w:t xml:space="preserve">    AboutTab.jsx</w:t>
             </w:r>
           </w:p>
@@ -6378,91 +6620,161 @@
                 <w:sz w:val="18"/>
                 <w:szCs w:val="18"/>
               </w:rPr>
-              <w:t xml:space="preserve">public/</w:t>
-            </w:r>
-          </w:p>
-          <w:p>
-            <w:pPr>
-              <w:spacing w:after="0" w:before="0" w:line="240"/>
-            </w:pPr>
-            <w:r>
-              <w:rPr>
-                <w:rFonts w:ascii="Consolas" w:cs="Consolas" w:eastAsia="Consolas" w:hAnsi="Consolas"/>
-                <w:color w:val="1a202c"/>
-                <w:sz w:val="18"/>
-                <w:szCs w:val="18"/>
-              </w:rPr>
-              <w:t xml:space="preserve">  index.html</w:t>
-            </w:r>
-          </w:p>
-          <w:p>
-            <w:pPr>
-              <w:spacing w:after="0" w:before="0" w:line="240"/>
-            </w:pPr>
-            <w:r>
-              <w:rPr>
-                <w:rFonts w:ascii="Consolas" w:cs="Consolas" w:eastAsia="Consolas" w:hAnsi="Consolas"/>
-                <w:color w:val="1a202c"/>
-                <w:sz w:val="18"/>
-                <w:szCs w:val="18"/>
-              </w:rPr>
-              <w:t xml:space="preserve">.github/workflows/        ← deploy to gh-pages</w:t>
-            </w:r>
-          </w:p>
-          <w:p>
-            <w:pPr>
-              <w:spacing w:after="0" w:before="0" w:line="240"/>
-            </w:pPr>
-            <w:r>
-              <w:rPr>
-                <w:rFonts w:ascii="Consolas" w:cs="Consolas" w:eastAsia="Consolas" w:hAnsi="Consolas"/>
-                <w:color w:val="1a202c"/>
-                <w:sz w:val="18"/>
-                <w:szCs w:val="18"/>
-              </w:rPr>
-              <w:t xml:space="preserve">CLAUDE.md</w:t>
-            </w:r>
-          </w:p>
-          <w:p>
-            <w:pPr>
-              <w:spacing w:after="0" w:before="0" w:line="240"/>
-            </w:pPr>
-            <w:r>
-              <w:rPr>
-                <w:rFonts w:ascii="Consolas" w:cs="Consolas" w:eastAsia="Consolas" w:hAnsi="Consolas"/>
-                <w:color w:val="1a202c"/>
-                <w:sz w:val="18"/>
-                <w:szCs w:val="18"/>
-              </w:rPr>
-              <w:t xml:space="preserve">CLAUDE.docx</w:t>
-            </w:r>
-          </w:p>
-          <w:p>
-            <w:pPr>
-              <w:spacing w:after="0" w:before="0" w:line="240"/>
-            </w:pPr>
-            <w:r>
-              <w:rPr>
-                <w:rFonts w:ascii="Consolas" w:cs="Consolas" w:eastAsia="Consolas" w:hAnsi="Consolas"/>
-                <w:color w:val="1a202c"/>
-                <w:sz w:val="18"/>
-                <w:szCs w:val="18"/>
-              </w:rPr>
-              <w:t xml:space="preserve">README.md</w:t>
-            </w:r>
-          </w:p>
-          <w:p>
-            <w:pPr>
-              <w:spacing w:after="0" w:before="0" w:line="240"/>
-            </w:pPr>
-            <w:r>
-              <w:rPr>
-                <w:rFonts w:ascii="Consolas" w:cs="Consolas" w:eastAsia="Consolas" w:hAnsi="Consolas"/>
-                <w:color w:val="1a202c"/>
-                <w:sz w:val="18"/>
-                <w:szCs w:val="18"/>
-              </w:rPr>
-              <w:t xml:space="preserve">LICENSE</w:t>
+              <w:t xml:space="preserve">  __tests__/</w:t>
+            </w:r>
+          </w:p>
+          <w:p>
+            <w:pPr>
+              <w:spacing w:after="0" w:before="0" w:line="240"/>
+            </w:pPr>
+            <w:r>
+              <w:rPr>
+                <w:rFonts w:ascii="Consolas" w:cs="Consolas" w:eastAsia="Consolas" w:hAnsi="Consolas"/>
+                <w:color w:val="1a202c"/>
+                <w:sz w:val="18"/>
+                <w:szCs w:val="18"/>
+              </w:rPr>
+              <w:t xml:space="preserve">    analytics.test.js</w:t>
+            </w:r>
+          </w:p>
+          <w:p>
+            <w:pPr>
+              <w:spacing w:after="0" w:before="0" w:line="240"/>
+            </w:pPr>
+            <w:r>
+              <w:rPr>
+                <w:rFonts w:ascii="Consolas" w:cs="Consolas" w:eastAsia="Consolas" w:hAnsi="Consolas"/>
+                <w:color w:val="1a202c"/>
+                <w:sz w:val="18"/>
+                <w:szCs w:val="18"/>
+              </w:rPr>
+              <w:t xml:space="preserve">    csv.test.js</w:t>
+            </w:r>
+          </w:p>
+          <w:p>
+            <w:pPr>
+              <w:spacing w:after="0" w:before="0" w:line="240"/>
+            </w:pPr>
+            <w:r>
+              <w:rPr>
+                <w:rFonts w:ascii="Consolas" w:cs="Consolas" w:eastAsia="Consolas" w:hAnsi="Consolas"/>
+                <w:color w:val="1a202c"/>
+                <w:sz w:val="18"/>
+                <w:szCs w:val="18"/>
+              </w:rPr>
+              <w:t xml:space="preserve">    openalex.normalise.test.js</w:t>
+            </w:r>
+          </w:p>
+          <w:p>
+            <w:pPr>
+              <w:spacing w:after="0" w:before="0" w:line="240"/>
+            </w:pPr>
+            <w:r>
+              <w:rPr>
+                <w:rFonts w:ascii="Consolas" w:cs="Consolas" w:eastAsia="Consolas" w:hAnsi="Consolas"/>
+                <w:color w:val="1a202c"/>
+                <w:sz w:val="18"/>
+                <w:szCs w:val="18"/>
+              </w:rPr>
+              <w:t xml:space="preserve">    openaire.normalise.test.js</w:t>
+            </w:r>
+          </w:p>
+          <w:p>
+            <w:pPr>
+              <w:spacing w:after="0" w:before="0" w:line="240"/>
+            </w:pPr>
+            <w:r>
+              <w:rPr>
+                <w:rFonts w:ascii="Consolas" w:cs="Consolas" w:eastAsia="Consolas" w:hAnsi="Consolas"/>
+                <w:color w:val="1a202c"/>
+                <w:sz w:val="18"/>
+                <w:szCs w:val="18"/>
+              </w:rPr>
+              <w:t xml:space="preserve">    fixtures/</w:t>
+            </w:r>
+          </w:p>
+          <w:p>
+            <w:pPr>
+              <w:spacing w:after="0" w:before="0" w:line="240"/>
+            </w:pPr>
+            <w:r>
+              <w:rPr>
+                <w:rFonts w:ascii="Consolas" w:cs="Consolas" w:eastAsia="Consolas" w:hAnsi="Consolas"/>
+                <w:color w:val="1a202c"/>
+                <w:sz w:val="18"/>
+                <w:szCs w:val="18"/>
+              </w:rPr>
+              <w:t xml:space="preserve">      openalex_award.json</w:t>
+            </w:r>
+          </w:p>
+          <w:p>
+            <w:pPr>
+              <w:spacing w:after="0" w:before="0" w:line="240"/>
+            </w:pPr>
+            <w:r>
+              <w:rPr>
+                <w:rFonts w:ascii="Consolas" w:cs="Consolas" w:eastAsia="Consolas" w:hAnsi="Consolas"/>
+                <w:color w:val="1a202c"/>
+                <w:sz w:val="18"/>
+                <w:szCs w:val="18"/>
+              </w:rPr>
+              <w:t xml:space="preserve">      openaire_project.json</w:t>
+            </w:r>
+          </w:p>
+          <w:p>
+            <w:pPr>
+              <w:spacing w:after="0" w:before="0" w:line="240"/>
+            </w:pPr>
+            <w:r>
+              <w:rPr>
+                <w:rFonts w:ascii="Consolas" w:cs="Consolas" w:eastAsia="Consolas" w:hAnsi="Consolas"/>
+                <w:color w:val="1a202c"/>
+                <w:sz w:val="18"/>
+                <w:szCs w:val="18"/>
+              </w:rPr>
+              <w:t xml:space="preserve">      README.md            ← refresh policy: re-capture every 6 months</w:t>
+            </w:r>
+          </w:p>
+          <w:p>
+            <w:pPr>
+              <w:spacing w:after="0" w:before="0" w:line="240"/>
+            </w:pPr>
+            <w:r>
+              <w:rPr>
+                <w:rFonts w:ascii="Consolas" w:cs="Consolas" w:eastAsia="Consolas" w:hAnsi="Consolas"/>
+                <w:color w:val="1a202c"/>
+                <w:sz w:val="18"/>
+                <w:szCs w:val="18"/>
+              </w:rPr>
+              <w:t xml:space="preserve">public/index.html</w:t>
+            </w:r>
+          </w:p>
+          <w:p>
+            <w:pPr>
+              <w:spacing w:after="0" w:before="0" w:line="240"/>
+            </w:pPr>
+            <w:r>
+              <w:rPr>
+                <w:rFonts w:ascii="Consolas" w:cs="Consolas" w:eastAsia="Consolas" w:hAnsi="Consolas"/>
+                <w:color w:val="1a202c"/>
+                <w:sz w:val="18"/>
+                <w:szCs w:val="18"/>
+              </w:rPr>
+              <w:t xml:space="preserve">vite.config.js</w:t>
+            </w:r>
+          </w:p>
+          <w:p>
+            <w:pPr>
+              <w:spacing w:after="0" w:before="0" w:line="240"/>
+            </w:pPr>
+            <w:r>
+              <w:rPr>
+                <w:rFonts w:ascii="Consolas" w:cs="Consolas" w:eastAsia="Consolas" w:hAnsi="Consolas"/>
+                <w:color w:val="1a202c"/>
+                <w:sz w:val="18"/>
+                <w:szCs w:val="18"/>
+              </w:rPr>
+              <w:t xml:space="preserve">.github/workflows/deploy.yml</w:t>
             </w:r>
           </w:p>
         </w:tc>
@@ -6543,34 +6855,6 @@
                 <w:sz w:val="18"/>
                 <w:szCs w:val="18"/>
               </w:rPr>
-              <w:t xml:space="preserve">    // unifies OpenAlex + OpenAIRE shapes into one schema</w:t>
-            </w:r>
-          </w:p>
-          <w:p>
-            <w:pPr>
-              <w:spacing w:after="0" w:before="0" w:line="240"/>
-            </w:pPr>
-            <w:r>
-              <w:rPr>
-                <w:rFonts w:ascii="Consolas" w:cs="Consolas" w:eastAsia="Consolas" w:hAnsi="Consolas"/>
-                <w:color w:val="1a202c"/>
-                <w:sz w:val="18"/>
-                <w:szCs w:val="18"/>
-              </w:rPr>
-              <w:t xml:space="preserve"> </w:t>
-            </w:r>
-          </w:p>
-          <w:p>
-            <w:pPr>
-              <w:spacing w:after="0" w:before="0" w:line="240"/>
-            </w:pPr>
-            <w:r>
-              <w:rPr>
-                <w:rFonts w:ascii="Consolas" w:cs="Consolas" w:eastAsia="Consolas" w:hAnsi="Consolas"/>
-                <w:color w:val="1a202c"/>
-                <w:sz w:val="18"/>
-                <w:szCs w:val="18"/>
-              </w:rPr>
               <w:t xml:space="preserve">mergeAndDedupe(grants)               → CanonicalGrant[]</w:t>
             </w:r>
           </w:p>
@@ -6585,21 +6869,7 @@
                 <w:sz w:val="18"/>
                 <w:szCs w:val="18"/>
               </w:rPr>
-              <w:t xml:space="preserve">    // dedup key per §6.3</w:t>
-            </w:r>
-          </w:p>
-          <w:p>
-            <w:pPr>
-              <w:spacing w:after="0" w:before="0" w:line="240"/>
-            </w:pPr>
-            <w:r>
-              <w:rPr>
-                <w:rFonts w:ascii="Consolas" w:cs="Consolas" w:eastAsia="Consolas" w:hAnsi="Consolas"/>
-                <w:color w:val="1a202c"/>
-                <w:sz w:val="18"/>
-                <w:szCs w:val="18"/>
-              </w:rPr>
-              <w:t xml:space="preserve"> </w:t>
+              <w:t xml:space="preserve">    // v1: source-badged duplicates kept; no fuzzy merging</w:t>
             </w:r>
           </w:p>
           <w:p>
@@ -6627,20 +6897,6 @@
                 <w:sz w:val="18"/>
                 <w:szCs w:val="18"/>
               </w:rPr>
-              <w:t xml:space="preserve"> </w:t>
-            </w:r>
-          </w:p>
-          <w:p>
-            <w:pPr>
-              <w:spacing w:after="0" w:before="0" w:line="240"/>
-            </w:pPr>
-            <w:r>
-              <w:rPr>
-                <w:rFonts w:ascii="Consolas" w:cs="Consolas" w:eastAsia="Consolas" w:hAnsi="Consolas"/>
-                <w:color w:val="1a202c"/>
-                <w:sz w:val="18"/>
-                <w:szCs w:val="18"/>
-              </w:rPr>
               <w:t xml:space="preserve">monthsSince(dateStr, today)          → number | null</w:t>
             </w:r>
           </w:p>
@@ -6655,20 +6911,6 @@
                 <w:sz w:val="18"/>
                 <w:szCs w:val="18"/>
               </w:rPr>
-              <w:t xml:space="preserve"> </w:t>
-            </w:r>
-          </w:p>
-          <w:p>
-            <w:pPr>
-              <w:spacing w:after="0" w:before="0" w:line="240"/>
-            </w:pPr>
-            <w:r>
-              <w:rPr>
-                <w:rFonts w:ascii="Consolas" w:cs="Consolas" w:eastAsia="Consolas" w:hAnsi="Consolas"/>
-                <w:color w:val="1a202c"/>
-                <w:sz w:val="18"/>
-                <w:szCs w:val="18"/>
-              </w:rPr>
               <w:t xml:space="preserve">applyFilters(grants, filterState)    → CanonicalGrant[]</w:t>
             </w:r>
           </w:p>
@@ -6683,20 +6925,6 @@
                 <w:sz w:val="18"/>
                 <w:szCs w:val="18"/>
               </w:rPr>
-              <w:t xml:space="preserve"> </w:t>
-            </w:r>
-          </w:p>
-          <w:p>
-            <w:pPr>
-              <w:spacing w:after="0" w:before="0" w:line="240"/>
-            </w:pPr>
-            <w:r>
-              <w:rPr>
-                <w:rFonts w:ascii="Consolas" w:cs="Consolas" w:eastAsia="Consolas" w:hAnsi="Consolas"/>
-                <w:color w:val="1a202c"/>
-                <w:sz w:val="18"/>
-                <w:szCs w:val="18"/>
-              </w:rPr>
               <w:t xml:space="preserve">sortBy(grants, columnKey, direction) → CanonicalGrant[]</w:t>
             </w:r>
           </w:p>
@@ -6711,35 +6939,7 @@
                 <w:sz w:val="18"/>
                 <w:szCs w:val="18"/>
               </w:rPr>
-              <w:t xml:space="preserve"> </w:t>
-            </w:r>
-          </w:p>
-          <w:p>
-            <w:pPr>
-              <w:spacing w:after="0" w:before="0" w:line="240"/>
-            </w:pPr>
-            <w:r>
-              <w:rPr>
-                <w:rFonts w:ascii="Consolas" w:cs="Consolas" w:eastAsia="Consolas" w:hAnsi="Consolas"/>
-                <w:color w:val="1a202c"/>
-                <w:sz w:val="18"/>
-                <w:szCs w:val="18"/>
-              </w:rPr>
               <w:t xml:space="preserve">toUSD(amount, currency, fxRates)     → number | null</w:t>
-            </w:r>
-          </w:p>
-          <w:p>
-            <w:pPr>
-              <w:spacing w:after="0" w:before="0" w:line="240"/>
-            </w:pPr>
-            <w:r>
-              <w:rPr>
-                <w:rFonts w:ascii="Consolas" w:cs="Consolas" w:eastAsia="Consolas" w:hAnsi="Consolas"/>
-                <w:color w:val="1a202c"/>
-                <w:sz w:val="18"/>
-                <w:szCs w:val="18"/>
-              </w:rPr>
-              <w:t xml:space="preserve">    // static FX table v1; signature anticipates v2 live FX</w:t>
             </w:r>
           </w:p>
         </w:tc>
@@ -6834,7 +7034,7 @@
                 <w:sz w:val="18"/>
                 <w:szCs w:val="18"/>
               </w:rPr>
-              <w:t xml:space="preserve">  id:           string,         // canonical merged ID</w:t>
+              <w:t xml:space="preserve">  id:           string,</w:t>
             </w:r>
           </w:p>
           <w:p>
@@ -7002,7 +7202,7 @@
                 <w:sz w:val="18"/>
                 <w:szCs w:val="18"/>
               </w:rPr>
-              <w:t xml:space="preserve">  startDate:    string,         // ISO</w:t>
+              <w:t xml:space="preserve">  startDate:    string,</w:t>
             </w:r>
           </w:p>
           <w:p>
@@ -7058,35 +7258,35 @@
                 <w:sz w:val="18"/>
                 <w:szCs w:val="18"/>
               </w:rPr>
-              <w:t xml:space="preserve">  topics:       string[],       // OpenAlex Topic IDs</w:t>
-            </w:r>
-          </w:p>
-          <w:p>
-            <w:pPr>
-              <w:spacing w:after="0" w:before="0" w:line="240"/>
-            </w:pPr>
-            <w:r>
-              <w:rPr>
-                <w:rFonts w:ascii="Consolas" w:cs="Consolas" w:eastAsia="Consolas" w:hAnsi="Consolas"/>
-                <w:color w:val="1a202c"/>
-                <w:sz w:val="18"/>
-                <w:szCs w:val="18"/>
-              </w:rPr>
-              <w:t xml:space="preserve">  fos:          string[],       // OpenAIRE FOS codes</w:t>
-            </w:r>
-          </w:p>
-          <w:p>
-            <w:pPr>
-              <w:spacing w:after="0" w:before="0" w:line="240"/>
-            </w:pPr>
-            <w:r>
-              <w:rPr>
-                <w:rFonts w:ascii="Consolas" w:cs="Consolas" w:eastAsia="Consolas" w:hAnsi="Consolas"/>
-                <w:color w:val="1a202c"/>
-                <w:sz w:val="18"/>
-                <w:szCs w:val="18"/>
-              </w:rPr>
-              <w:t xml:space="preserve">  workSampleDOI:string | null   // for email provenance</w:t>
+              <w:t xml:space="preserve">  topics:       string[],</w:t>
+            </w:r>
+          </w:p>
+          <w:p>
+            <w:pPr>
+              <w:spacing w:after="0" w:before="0" w:line="240"/>
+            </w:pPr>
+            <w:r>
+              <w:rPr>
+                <w:rFonts w:ascii="Consolas" w:cs="Consolas" w:eastAsia="Consolas" w:hAnsi="Consolas"/>
+                <w:color w:val="1a202c"/>
+                <w:sz w:val="18"/>
+                <w:szCs w:val="18"/>
+              </w:rPr>
+              <w:t xml:space="preserve">  fos:          string[],</w:t>
+            </w:r>
+          </w:p>
+          <w:p>
+            <w:pPr>
+              <w:spacing w:after="0" w:before="0" w:line="240"/>
+            </w:pPr>
+            <w:r>
+              <w:rPr>
+                <w:rFonts w:ascii="Consolas" w:cs="Consolas" w:eastAsia="Consolas" w:hAnsi="Consolas"/>
+                <w:color w:val="1a202c"/>
+                <w:sz w:val="18"/>
+                <w:szCs w:val="18"/>
+              </w:rPr>
+              <w:t xml:space="preserve">  workSampleDOI:string | null    // for editorial outreach via publisher page</w:t>
             </w:r>
           </w:p>
           <w:p>
@@ -7120,7 +7320,55 @@
           <w:sz w:val="28"/>
           <w:szCs w:val="28"/>
         </w:rPr>
-        <w:t xml:space="preserve">8.4 State shape</w:t>
+        <w:t xml:space="preserve">8.4 Testing posture</w:t>
+      </w:r>
+    </w:p>
+    <w:p>
+      <w:pPr>
+        <w:spacing w:after="80" w:before="80" w:line="300"/>
+      </w:pPr>
+      <w:r>
+        <w:rPr>
+          <w:rFonts w:ascii="Arial" w:cs="Arial" w:eastAsia="Arial" w:hAnsi="Arial"/>
+          <w:color w:val="1a202c"/>
+          <w:sz w:val="22"/>
+          <w:szCs w:val="22"/>
+        </w:rPr>
+        <w:t xml:space="preserve">analytics.js, csv.js, and the normalisers in api/* are pure functions and have unit tests against pinned Q2 2026 fixtures. 61 tests passing as of the v1 build. Fixture refresh policy: re-capture from live APIs every 6 months, with a README in __tests__/fixtures/ documenting the procedure.</w:t>
+      </w:r>
+    </w:p>
+    <w:p>
+      <w:pPr>
+        <w:pStyle w:val="Heading1"/>
+        <w:spacing w:after="180" w:before="360"/>
+      </w:pPr>
+      <w:r>
+        <w:rPr>
+          <w:rFonts w:ascii="Arial" w:cs="Arial" w:eastAsia="Arial" w:hAnsi="Arial"/>
+          <w:b/>
+          <w:bCs/>
+          <w:color w:val="1e3a5f"/>
+          <w:sz w:val="36"/>
+          <w:szCs w:val="36"/>
+        </w:rPr>
+        <w:t xml:space="preserve">9. Risks &amp; open questions</w:t>
+      </w:r>
+    </w:p>
+    <w:p>
+      <w:pPr>
+        <w:pStyle w:val="Heading2"/>
+        <w:spacing w:after="120" w:before="240"/>
+      </w:pPr>
+      <w:r>
+        <w:rPr>
+          <w:rFonts w:ascii="Arial" w:cs="Arial" w:eastAsia="Arial" w:hAnsi="Arial"/>
+          <w:b/>
+          <w:bCs/>
+          <w:color w:val="2b6cb0"/>
+          <w:sz w:val="28"/>
+          <w:szCs w:val="28"/>
+        </w:rPr>
+        <w:t xml:space="preserve">9.1 Known v1 issues from manual testing</w:t>
       </w:r>
     </w:p>
     <w:tbl>
@@ -7143,283 +7391,61 @@
           <w:tcPr>
             <w:tcW w:type="dxa" w:w="9360"/>
             <w:tcBorders>
-              <w:top w:val="single" w:color="CBD5E0" w:sz="4"/>
-              <w:left w:val="single" w:color="CBD5E0" w:sz="4"/>
-              <w:bottom w:val="single" w:color="CBD5E0" w:sz="4"/>
-              <w:right w:val="single" w:color="CBD5E0" w:sz="4"/>
-            </w:tcBorders>
-            <w:shd w:fill="F1F5F9" w:val="clear"/>
-            <w:tcMar>
-              <w:top w:type="dxa" w:w="120"/>
-              <w:left w:type="dxa" w:w="160"/>
-              <w:bottom w:type="dxa" w:w="120"/>
-              <w:right w:type="dxa" w:w="160"/>
-            </w:tcMar>
-          </w:tcPr>
-          <w:p>
-            <w:pPr>
-              <w:spacing w:after="0" w:before="0" w:line="240"/>
-            </w:pPr>
-            <w:r>
-              <w:rPr>
-                <w:rFonts w:ascii="Consolas" w:cs="Consolas" w:eastAsia="Consolas" w:hAnsi="Consolas"/>
-                <w:color w:val="1a202c"/>
-                <w:sz w:val="18"/>
-                <w:szCs w:val="18"/>
-              </w:rPr>
-              <w:t xml:space="preserve">{</w:t>
-            </w:r>
-          </w:p>
-          <w:p>
-            <w:pPr>
-              <w:spacing w:after="0" w:before="0" w:line="240"/>
-            </w:pPr>
-            <w:r>
-              <w:rPr>
-                <w:rFonts w:ascii="Consolas" w:cs="Consolas" w:eastAsia="Consolas" w:hAnsi="Consolas"/>
-                <w:color w:val="1a202c"/>
-                <w:sz w:val="18"/>
-                <w:szCs w:val="18"/>
-              </w:rPr>
-              <w:t xml:space="preserve">  query: { keywords: "", topicIds: [], submittedAt: null },</w:t>
-            </w:r>
-          </w:p>
-          <w:p>
-            <w:pPr>
-              <w:spacing w:after="0" w:before="0" w:line="240"/>
-            </w:pPr>
-            <w:r>
-              <w:rPr>
-                <w:rFonts w:ascii="Consolas" w:cs="Consolas" w:eastAsia="Consolas" w:hAnsi="Consolas"/>
-                <w:color w:val="1a202c"/>
-                <w:sz w:val="18"/>
-                <w:szCs w:val="18"/>
-              </w:rPr>
-              <w:t xml:space="preserve">  filters: {</w:t>
-            </w:r>
-          </w:p>
-          <w:p>
-            <w:pPr>
-              <w:spacing w:after="0" w:before="0" w:line="240"/>
-            </w:pPr>
-            <w:r>
-              <w:rPr>
-                <w:rFonts w:ascii="Consolas" w:cs="Consolas" w:eastAsia="Consolas" w:hAnsi="Consolas"/>
-                <w:color w:val="1a202c"/>
-                <w:sz w:val="18"/>
-                <w:szCs w:val="18"/>
-              </w:rPr>
-              <w:t xml:space="preserve">    recencyMonths: 24,</w:t>
-            </w:r>
-          </w:p>
-          <w:p>
-            <w:pPr>
-              <w:spacing w:after="0" w:before="0" w:line="240"/>
-            </w:pPr>
-            <w:r>
-              <w:rPr>
-                <w:rFonts w:ascii="Consolas" w:cs="Consolas" w:eastAsia="Consolas" w:hAnsi="Consolas"/>
-                <w:color w:val="1a202c"/>
-                <w:sz w:val="18"/>
-                <w:szCs w:val="18"/>
-              </w:rPr>
-              <w:t xml:space="preserve">    active: "both",         // "active" | "recently_ended" | "both"</w:t>
-            </w:r>
-          </w:p>
-          <w:p>
-            <w:pPr>
-              <w:spacing w:after="0" w:before="0" w:line="240"/>
-            </w:pPr>
-            <w:r>
-              <w:rPr>
-                <w:rFonts w:ascii="Consolas" w:cs="Consolas" w:eastAsia="Consolas" w:hAnsi="Consolas"/>
-                <w:color w:val="1a202c"/>
-                <w:sz w:val="18"/>
-                <w:szCs w:val="18"/>
-              </w:rPr>
-              <w:t xml:space="preserve">    funders: [],            // multi-select</w:t>
-            </w:r>
-          </w:p>
-          <w:p>
-            <w:pPr>
-              <w:spacing w:after="0" w:before="0" w:line="240"/>
-            </w:pPr>
-            <w:r>
-              <w:rPr>
-                <w:rFonts w:ascii="Consolas" w:cs="Consolas" w:eastAsia="Consolas" w:hAnsi="Consolas"/>
-                <w:color w:val="1a202c"/>
-                <w:sz w:val="18"/>
-                <w:szCs w:val="18"/>
-              </w:rPr>
-              <w:t xml:space="preserve">    sizeBands: [],</w:t>
-            </w:r>
-          </w:p>
-          <w:p>
-            <w:pPr>
-              <w:spacing w:after="0" w:before="0" w:line="240"/>
-            </w:pPr>
-            <w:r>
-              <w:rPr>
-                <w:rFonts w:ascii="Consolas" w:cs="Consolas" w:eastAsia="Consolas" w:hAnsi="Consolas"/>
-                <w:color w:val="1a202c"/>
-                <w:sz w:val="18"/>
-                <w:szCs w:val="18"/>
-              </w:rPr>
-              <w:t xml:space="preserve">    countries: [],</w:t>
-            </w:r>
-          </w:p>
-          <w:p>
-            <w:pPr>
-              <w:spacing w:after="0" w:before="0" w:line="240"/>
-            </w:pPr>
-            <w:r>
-              <w:rPr>
-                <w:rFonts w:ascii="Consolas" w:cs="Consolas" w:eastAsia="Consolas" w:hAnsi="Consolas"/>
-                <w:color w:val="1a202c"/>
-                <w:sz w:val="18"/>
-                <w:szCs w:val="18"/>
-              </w:rPr>
-              <w:t xml:space="preserve">    sources: ["openalex", "openaire"]</w:t>
-            </w:r>
-          </w:p>
-          <w:p>
-            <w:pPr>
-              <w:spacing w:after="0" w:before="0" w:line="240"/>
-            </w:pPr>
-            <w:r>
-              <w:rPr>
-                <w:rFonts w:ascii="Consolas" w:cs="Consolas" w:eastAsia="Consolas" w:hAnsi="Consolas"/>
-                <w:color w:val="1a202c"/>
-                <w:sz w:val="18"/>
-                <w:szCs w:val="18"/>
-              </w:rPr>
-              <w:t xml:space="preserve">  },</w:t>
-            </w:r>
-          </w:p>
-          <w:p>
-            <w:pPr>
-              <w:spacing w:after="0" w:before="0" w:line="240"/>
-            </w:pPr>
-            <w:r>
-              <w:rPr>
-                <w:rFonts w:ascii="Consolas" w:cs="Consolas" w:eastAsia="Consolas" w:hAnsi="Consolas"/>
-                <w:color w:val="1a202c"/>
-                <w:sz w:val="18"/>
-                <w:szCs w:val="18"/>
-              </w:rPr>
-              <w:t xml:space="preserve">  results: {</w:t>
-            </w:r>
-          </w:p>
-          <w:p>
-            <w:pPr>
-              <w:spacing w:after="0" w:before="0" w:line="240"/>
-            </w:pPr>
-            <w:r>
-              <w:rPr>
-                <w:rFonts w:ascii="Consolas" w:cs="Consolas" w:eastAsia="Consolas" w:hAnsi="Consolas"/>
-                <w:color w:val="1a202c"/>
-                <w:sz w:val="18"/>
-                <w:szCs w:val="18"/>
-              </w:rPr>
-              <w:t xml:space="preserve">    raw: { openalex: [], openaire: [] },</w:t>
-            </w:r>
-          </w:p>
-          <w:p>
-            <w:pPr>
-              <w:spacing w:after="0" w:before="0" w:line="240"/>
-            </w:pPr>
-            <w:r>
-              <w:rPr>
-                <w:rFonts w:ascii="Consolas" w:cs="Consolas" w:eastAsia="Consolas" w:hAnsi="Consolas"/>
-                <w:color w:val="1a202c"/>
-                <w:sz w:val="18"/>
-                <w:szCs w:val="18"/>
-              </w:rPr>
-              <w:t xml:space="preserve">    canonical: [],          // post-merge</w:t>
-            </w:r>
-          </w:p>
-          <w:p>
-            <w:pPr>
-              <w:spacing w:after="0" w:before="0" w:line="240"/>
-            </w:pPr>
-            <w:r>
-              <w:rPr>
-                <w:rFonts w:ascii="Consolas" w:cs="Consolas" w:eastAsia="Consolas" w:hAnsi="Consolas"/>
-                <w:color w:val="1a202c"/>
-                <w:sz w:val="18"/>
-                <w:szCs w:val="18"/>
-              </w:rPr>
-              <w:t xml:space="preserve">    loading: false,</w:t>
-            </w:r>
-          </w:p>
-          <w:p>
-            <w:pPr>
-              <w:spacing w:after="0" w:before="0" w:line="240"/>
-            </w:pPr>
-            <w:r>
-              <w:rPr>
-                <w:rFonts w:ascii="Consolas" w:cs="Consolas" w:eastAsia="Consolas" w:hAnsi="Consolas"/>
-                <w:color w:val="1a202c"/>
-                <w:sz w:val="18"/>
-                <w:szCs w:val="18"/>
-              </w:rPr>
-              <w:t xml:space="preserve">    errors: []</w:t>
-            </w:r>
-          </w:p>
-          <w:p>
-            <w:pPr>
-              <w:spacing w:after="0" w:before="0" w:line="240"/>
-            </w:pPr>
-            <w:r>
-              <w:rPr>
-                <w:rFonts w:ascii="Consolas" w:cs="Consolas" w:eastAsia="Consolas" w:hAnsi="Consolas"/>
-                <w:color w:val="1a202c"/>
-                <w:sz w:val="18"/>
-                <w:szCs w:val="18"/>
-              </w:rPr>
-              <w:t xml:space="preserve">  },</w:t>
-            </w:r>
-          </w:p>
-          <w:p>
-            <w:pPr>
-              <w:spacing w:after="0" w:before="0" w:line="240"/>
-            </w:pPr>
-            <w:r>
-              <w:rPr>
-                <w:rFonts w:ascii="Consolas" w:cs="Consolas" w:eastAsia="Consolas" w:hAnsi="Consolas"/>
-                <w:color w:val="1a202c"/>
-                <w:sz w:val="18"/>
-                <w:szCs w:val="18"/>
-              </w:rPr>
-              <w:t xml:space="preserve">  sort: { column: "recency", direction: "asc" },</w:t>
-            </w:r>
-          </w:p>
-          <w:p>
-            <w:pPr>
-              <w:spacing w:after="0" w:before="0" w:line="240"/>
-            </w:pPr>
-            <w:r>
-              <w:rPr>
-                <w:rFonts w:ascii="Consolas" w:cs="Consolas" w:eastAsia="Consolas" w:hAnsi="Consolas"/>
-                <w:color w:val="1a202c"/>
-                <w:sz w:val="18"/>
-                <w:szCs w:val="18"/>
-              </w:rPr>
-              <w:t xml:space="preserve">  ui: { tab: "search", expandedRow: null, theme: "dark" }</w:t>
-            </w:r>
-          </w:p>
-          <w:p>
-            <w:pPr>
-              <w:spacing w:after="0" w:before="0" w:line="240"/>
-            </w:pPr>
-            <w:r>
-              <w:rPr>
-                <w:rFonts w:ascii="Consolas" w:cs="Consolas" w:eastAsia="Consolas" w:hAnsi="Consolas"/>
-                <w:color w:val="1a202c"/>
-                <w:sz w:val="18"/>
-                <w:szCs w:val="18"/>
-              </w:rPr>
-              <w:t xml:space="preserve">}</w:t>
+              <w:top w:val="single" w:color="9B2C2C" w:sz="8"/>
+              <w:left w:val="single" w:color="9B2C2C" w:sz="8"/>
+              <w:bottom w:val="single" w:color="9B2C2C" w:sz="8"/>
+              <w:right w:val="single" w:color="9B2C2C" w:sz="8"/>
+            </w:tcBorders>
+            <w:shd w:fill="FED7D7" w:val="clear"/>
+            <w:tcMar>
+              <w:top w:type="dxa" w:w="160"/>
+              <w:left w:type="dxa" w:w="200"/>
+              <w:bottom w:type="dxa" w:w="160"/>
+              <w:right w:type="dxa" w:w="200"/>
+            </w:tcMar>
+          </w:tcPr>
+          <w:p>
+            <w:pPr>
+              <w:spacing w:after="80" w:before="0"/>
+            </w:pPr>
+            <w:r>
+              <w:rPr>
+                <w:rFonts w:ascii="Arial" w:cs="Arial" w:eastAsia="Arial" w:hAnsi="Arial"/>
+                <w:b/>
+                <w:bCs/>
+                <w:color w:val="9B2C2C"/>
+                <w:sz w:val="22"/>
+                <w:szCs w:val="22"/>
+              </w:rPr>
+              <w:t xml:space="preserve">Filter controls non-responsive (April 2026 testing)</w:t>
+            </w:r>
+          </w:p>
+          <w:p>
+            <w:pPr>
+              <w:spacing w:after="60" w:before="0" w:line="280"/>
+            </w:pPr>
+            <w:r>
+              <w:rPr>
+                <w:rFonts w:ascii="Arial" w:cs="Arial" w:eastAsia="Arial" w:hAnsi="Arial"/>
+                <w:color w:val="1a202c"/>
+                <w:sz w:val="22"/>
+                <w:szCs w:val="22"/>
+              </w:rPr>
+              <w:t xml:space="preserve">Source toggle (deselect OpenAlex), recency window picker, and likely other filter inputs do not respond to user clicks in the deployed UI. Sort columns work. Cancel button could not be tested because queries return too quickly.</w:t>
+            </w:r>
+          </w:p>
+          <w:p>
+            <w:pPr>
+              <w:spacing w:after="60" w:before="0" w:line="280"/>
+            </w:pPr>
+            <w:r>
+              <w:rPr>
+                <w:rFonts w:ascii="Arial" w:cs="Arial" w:eastAsia="Arial" w:hAnsi="Arial"/>
+                <w:color w:val="1a202c"/>
+                <w:sz w:val="22"/>
+                <w:szCs w:val="22"/>
+              </w:rPr>
+              <w:t xml:space="preserve">Diagnosis: wiring bug between FilterBar dispatch and the useReducer in App.jsx. Fix before pushing to GH Pages.</w:t>
             </w:r>
           </w:p>
         </w:tc>
@@ -7439,69 +7465,7 @@
           <w:sz w:val="28"/>
           <w:szCs w:val="28"/>
         </w:rPr>
-        <w:t xml:space="preserve">8.5 Testing posture</w:t>
-      </w:r>
-    </w:p>
-    <w:p>
-      <w:pPr>
-        <w:spacing w:after="80" w:before="80" w:line="300"/>
-      </w:pPr>
-      <w:r>
-        <w:rPr>
-          <w:rFonts w:ascii="Arial" w:cs="Arial" w:eastAsia="Arial" w:hAnsi="Arial"/>
-          <w:color w:val="1a202c"/>
-          <w:sz w:val="22"/>
-          <w:szCs w:val="22"/>
-        </w:rPr>
-        <w:t xml:space="preserve">analytics.js, csv.js, and the normalisers in api/*.js are pure functions and must have unit tests. Snapshot fixtures: capture three representative responses each from OpenAlex /awards and OpenAIRE Graph /projects (one with full fields, one with sparse fields, one with multilingual title) and pin them. Tests should run without network access.</w:t>
-      </w:r>
-    </w:p>
-    <w:p>
-      <w:pPr>
-        <w:spacing w:after="80" w:before="80" w:line="300"/>
-      </w:pPr>
-      <w:r>
-        <w:rPr>
-          <w:rFonts w:ascii="Arial" w:cs="Arial" w:eastAsia="Arial" w:hAnsi="Arial"/>
-          <w:color w:val="1a202c"/>
-          <w:sz w:val="22"/>
-          <w:szCs w:val="22"/>
-        </w:rPr>
-        <w:t xml:space="preserve">UI components do not need tests in v1. The data layer is where the bugs will hide.</w:t>
-      </w:r>
-    </w:p>
-    <w:p>
-      <w:pPr>
-        <w:pStyle w:val="Heading1"/>
-        <w:spacing w:after="180" w:before="360"/>
-      </w:pPr>
-      <w:r>
-        <w:rPr>
-          <w:rFonts w:ascii="Arial" w:cs="Arial" w:eastAsia="Arial" w:hAnsi="Arial"/>
-          <w:b/>
-          <w:bCs/>
-          <w:color w:val="1e3a5f"/>
-          <w:sz w:val="36"/>
-          <w:szCs w:val="36"/>
-        </w:rPr>
-        <w:t xml:space="preserve">9. Risks &amp; open questions</w:t>
-      </w:r>
-    </w:p>
-    <w:p>
-      <w:pPr>
-        <w:pStyle w:val="Heading2"/>
-        <w:spacing w:after="120" w:before="240"/>
-      </w:pPr>
-      <w:r>
-        <w:rPr>
-          <w:rFonts w:ascii="Arial" w:cs="Arial" w:eastAsia="Arial" w:hAnsi="Arial"/>
-          <w:b/>
-          <w:bCs/>
-          <w:color w:val="2b6cb0"/>
-          <w:sz w:val="28"/>
-          <w:szCs w:val="28"/>
-        </w:rPr>
-        <w:t xml:space="preserve">9.1 Risks</w:t>
+        <w:t xml:space="preserve">9.2 Risks</w:t>
       </w:r>
     </w:p>
     <w:tbl>
@@ -7550,7 +7514,7 @@
                 <w:sz w:val="22"/>
                 <w:szCs w:val="22"/>
               </w:rPr>
-              <w:t xml:space="preserve">OpenAlex /awards endpoint is brand new (Q1 2026)</w:t>
+              <w:t xml:space="preserve">OpenAlex /awards endpoint is brand new</w:t>
             </w:r>
           </w:p>
           <w:p>
@@ -7564,7 +7528,7 @@
                 <w:sz w:val="22"/>
                 <w:szCs w:val="22"/>
               </w:rPr>
-              <w:t xml:space="preserve">Schema may shift. Wrap in adapter, log unexpected fields, watch the OpenAlex changelog for the first six months. Pin the response shape via fixtures and update intentionally.</w:t>
+              <w:t xml:space="preserve">Schema may shift through 2026. Adapter pattern + pinned fixtures contain the damage; refresh fixtures every 6 months.</w:t>
             </w:r>
           </w:p>
         </w:tc>
@@ -7630,7 +7594,7 @@
                 <w:sz w:val="22"/>
                 <w:szCs w:val="22"/>
               </w:rPr>
-              <w:t xml:space="preserve">Building on the production new-API is correct, but expect minor churn through Q3 2026. The May 31 deprecation of the old API is a hard date — confirmed in OpenAIRE docs.</w:t>
+              <w:t xml:space="preserve">Building on the production new-API is correct, but expect minor churn through Q3 2026. The May 31 deprecation of the old Search API is a hard date.</w:t>
             </w:r>
           </w:p>
         </w:tc>
@@ -7682,7 +7646,7 @@
                 <w:sz w:val="22"/>
                 <w:szCs w:val="22"/>
               </w:rPr>
-              <w:t xml:space="preserve">Grant→paper lead time of 18–36 months</w:t>
+              <w:t xml:space="preserve">Asian and private/philanthropic coverage is genuinely weak</w:t>
             </w:r>
           </w:p>
           <w:p>
@@ -7696,7 +7660,7 @@
                 <w:sz w:val="22"/>
                 <w:szCs w:val="22"/>
               </w:rPr>
-              <w:t xml:space="preserve">The signal Grant Radar surfaces is upstream of typical commissioning horizons. This is the point — early identification — but stakeholders should understand that "no recent paper yet" is the feature, not a bug.</w:t>
+              <w:t xml:space="preserve">Documented explicitly in-product. v2 plan addresses Asian funders. Private foundations remain a gap until v3.</w:t>
             </w:r>
           </w:p>
         </w:tc>
@@ -7748,7 +7712,7 @@
                 <w:sz w:val="22"/>
                 <w:szCs w:val="22"/>
               </w:rPr>
-              <w:t xml:space="preserve">Asian and private/philanthropic coverage is genuinely weak in v1 sources</w:t>
+              <w:t xml:space="preserve">FX rate staleness</w:t>
             </w:r>
           </w:p>
           <w:p>
@@ -7762,7 +7726,7 @@
                 <w:sz w:val="22"/>
                 <w:szCs w:val="22"/>
               </w:rPr>
-              <w:t xml:space="preserve">Document explicitly in-product. v2 plan addresses Asian funders. Private foundations remain a gap until v3 or until upstream sources improve.</w:t>
+              <w:t xml:space="preserve">Static FX table in constants.js. Footer attribution required wherever USD-converted figures appear.</w:t>
             </w:r>
           </w:p>
         </w:tc>
@@ -7814,7 +7778,7 @@
                 <w:sz w:val="22"/>
                 <w:szCs w:val="22"/>
               </w:rPr>
-              <w:t xml:space="preserve">Grant amount field is heterogeneous</w:t>
+              <w:t xml:space="preserve">Editorial validation pending</w:t>
             </w:r>
           </w:p>
           <w:p>
@@ -7828,7 +7792,7 @@
                 <w:sz w:val="22"/>
                 <w:szCs w:val="22"/>
               </w:rPr>
-              <w:t xml:space="preserve">Different currencies, sometimes total vs annual, frequently null. Normalise carefully and render "n/a" explicitly rather than zero. Never use zero in sort or filter logic when amount is missing.</w:t>
+              <w:t xml:space="preserve">Tool ships v1 with 61 passing tests but the editorial-usefulness check has not been done yet. Recommended before a public push: run three real AIDI commissioning queries, expand top results, ask "would I have known these PIs without the tool?"</w:t>
             </w:r>
           </w:p>
         </w:tc>
@@ -7836,19 +7800,19 @@
     </w:tbl>
     <w:p>
       <w:pPr>
-        <w:pStyle w:val="Heading2"/>
-        <w:spacing w:after="120" w:before="240"/>
+        <w:pStyle w:val="Heading1"/>
+        <w:spacing w:after="180" w:before="360"/>
       </w:pPr>
       <w:r>
         <w:rPr>
           <w:rFonts w:ascii="Arial" w:cs="Arial" w:eastAsia="Arial" w:hAnsi="Arial"/>
           <w:b/>
           <w:bCs/>
-          <w:color w:val="2b6cb0"/>
-          <w:sz w:val="28"/>
-          <w:szCs w:val="28"/>
-        </w:rPr>
-        <w:t xml:space="preserve">9.2 Open questions to resolve in the build phase</w:t>
+          <w:color w:val="1e3a5f"/>
+          <w:sz w:val="36"/>
+          <w:szCs w:val="36"/>
+        </w:rPr>
+        <w:t xml:space="preserve">10. References</w:t>
       </w:r>
     </w:p>
     <w:p>
@@ -7863,118 +7827,6 @@
       <w:r>
         <w:rPr>
           <w:rFonts w:ascii="Arial" w:cs="Arial" w:eastAsia="Arial" w:hAnsi="Arial"/>
-          <w:color w:val="1a202c"/>
-          <w:sz w:val="22"/>
-          <w:szCs w:val="22"/>
-        </w:rPr>
-        <w:t xml:space="preserve">OpenAIRE CORS behaviour — confirm in a 30-minute spike. If browser access is blocked, plan for a tiny Cloudflare Worker proxy.</w:t>
-      </w:r>
-    </w:p>
-    <w:p>
-      <w:pPr>
-        <w:pStyle w:val="ListParagraph"/>
-        <w:numPr>
-          <w:ilvl w:val="0"/>
-          <w:numId w:val="2"/>
-        </w:numPr>
-        <w:spacing w:after="40" w:before="40" w:line="280"/>
-      </w:pPr>
-      <w:r>
-        <w:rPr>
-          <w:rFonts w:ascii="Arial" w:cs="Arial" w:eastAsia="Arial" w:hAnsi="Arial"/>
-          <w:color w:val="1a202c"/>
-          <w:sz w:val="22"/>
-          <w:szCs w:val="22"/>
-        </w:rPr>
-        <w:t xml:space="preserve">Funder ID alignment between OpenAlex (uses ROR / Crossref Funder ID) and OpenAIRE (uses its own funder identifiers) — empirically check overlap on the major funders before locking in the dedup key.</w:t>
-      </w:r>
-    </w:p>
-    <w:p>
-      <w:pPr>
-        <w:pStyle w:val="ListParagraph"/>
-        <w:numPr>
-          <w:ilvl w:val="0"/>
-          <w:numId w:val="2"/>
-        </w:numPr>
-        <w:spacing w:after="40" w:before="40" w:line="280"/>
-      </w:pPr>
-      <w:r>
-        <w:rPr>
-          <w:rFonts w:ascii="Arial" w:cs="Arial" w:eastAsia="Arial" w:hAnsi="Arial"/>
-          <w:color w:val="1a202c"/>
-          <w:sz w:val="22"/>
-          <w:szCs w:val="22"/>
-        </w:rPr>
-        <w:t xml:space="preserve">Static FX rates: snapshot at build time vs build-time fetch from a stable open source. Decide before first deploy.</w:t>
-      </w:r>
-    </w:p>
-    <w:p>
-      <w:pPr>
-        <w:pStyle w:val="ListParagraph"/>
-        <w:numPr>
-          <w:ilvl w:val="0"/>
-          <w:numId w:val="2"/>
-        </w:numPr>
-        <w:spacing w:after="40" w:before="40" w:line="280"/>
-      </w:pPr>
-      <w:r>
-        <w:rPr>
-          <w:rFonts w:ascii="Arial" w:cs="Arial" w:eastAsia="Arial" w:hAnsi="Arial"/>
-          <w:color w:val="1a202c"/>
-          <w:sz w:val="22"/>
-          <w:szCs w:val="22"/>
-        </w:rPr>
-        <w:t xml:space="preserve">Whether to surface "recently ended" as a default-on filter or require the user to opt in. Hypothesis: opt-in for a cleaner first impression; revisit after first editorial use.</w:t>
-      </w:r>
-    </w:p>
-    <w:p>
-      <w:pPr>
-        <w:pStyle w:val="ListParagraph"/>
-        <w:numPr>
-          <w:ilvl w:val="0"/>
-          <w:numId w:val="2"/>
-        </w:numPr>
-        <w:spacing w:after="40" w:before="40" w:line="280"/>
-      </w:pPr>
-      <w:r>
-        <w:rPr>
-          <w:rFonts w:ascii="Arial" w:cs="Arial" w:eastAsia="Arial" w:hAnsi="Arial"/>
-          <w:color w:val="1a202c"/>
-          <w:sz w:val="22"/>
-          <w:szCs w:val="22"/>
-        </w:rPr>
-        <w:t xml:space="preserve">Topic disambiguation UX — modal vs inline panel vs typeahead. Inherit from journal-profiler's pattern unless there is a strong reason not to.</w:t>
-      </w:r>
-    </w:p>
-    <w:p>
-      <w:pPr>
-        <w:pStyle w:val="Heading1"/>
-        <w:spacing w:after="180" w:before="360"/>
-      </w:pPr>
-      <w:r>
-        <w:rPr>
-          <w:rFonts w:ascii="Arial" w:cs="Arial" w:eastAsia="Arial" w:hAnsi="Arial"/>
-          <w:b/>
-          <w:bCs/>
-          <w:color w:val="1e3a5f"/>
-          <w:sz w:val="36"/>
-          <w:szCs w:val="36"/>
-        </w:rPr>
-        <w:t xml:space="preserve">10. References</w:t>
-      </w:r>
-    </w:p>
-    <w:p>
-      <w:pPr>
-        <w:pStyle w:val="ListParagraph"/>
-        <w:numPr>
-          <w:ilvl w:val="0"/>
-          <w:numId w:val="2"/>
-        </w:numPr>
-        <w:spacing w:after="40" w:before="40" w:line="280"/>
-      </w:pPr>
-      <w:r>
-        <w:rPr>
-          <w:rFonts w:ascii="Arial" w:cs="Arial" w:eastAsia="Arial" w:hAnsi="Arial"/>
           <w:b/>
           <w:bCs/>
           <w:color w:val="1a202c"/>
@@ -7983,7 +7835,7 @@
         </w:rPr>
         <w:t xml:space="preserve">OpenAlex Awards documentation: </w:t>
       </w:r>
-      <w:hyperlink w:history="1" r:id="rIdcvhxb3x_o4cxwp_kiaq50">
+      <w:hyperlink w:history="1" r:id="rIdsyrcjgriadebeyat7cxcv">
         <w:r>
           <w:rPr>
             <w:rFonts w:ascii="Arial" w:cs="Arial" w:eastAsia="Arial" w:hAnsi="Arial"/>
@@ -8016,7 +7868,7 @@
         </w:rPr>
         <w:t xml:space="preserve">OpenAlex funding metadata project: </w:t>
       </w:r>
-      <w:hyperlink w:history="1" r:id="rIdcht6b0xil9qb9avritrmo">
+      <w:hyperlink w:history="1" r:id="rIdzq_yugjgqygoi0w0ua3fu">
         <w:r>
           <w:rPr>
             <w:rFonts w:ascii="Arial" w:cs="Arial" w:eastAsia="Arial" w:hAnsi="Arial"/>
@@ -8049,7 +7901,7 @@
         </w:rPr>
         <w:t xml:space="preserve">OpenAlex Funders documentation: </w:t>
       </w:r>
-      <w:hyperlink w:history="1" r:id="rIddnteuzsrmxidu2lixz0ze">
+      <w:hyperlink w:history="1" r:id="rId7pcwpfxan0jadnflj32iz">
         <w:r>
           <w:rPr>
             <w:rFonts w:ascii="Arial" w:cs="Arial" w:eastAsia="Arial" w:hAnsi="Arial"/>
@@ -8080,9 +7932,9 @@
           <w:sz w:val="22"/>
           <w:szCs w:val="22"/>
         </w:rPr>
-        <w:t xml:space="preserve">OpenAIRE Graph API: </w:t>
-      </w:r>
-      <w:hyperlink w:history="1" r:id="rIdltfuxhmkwn_usg74aedp_">
+        <w:t xml:space="preserve">OpenAIRE Graph API (v1): </w:t>
+      </w:r>
+      <w:hyperlink w:history="1" r:id="rIdj5dbxi1_vlxyweryz7kxm">
         <w:r>
           <w:rPr>
             <w:rFonts w:ascii="Arial" w:cs="Arial" w:eastAsia="Arial" w:hAnsi="Arial"/>
@@ -8115,7 +7967,7 @@
         </w:rPr>
         <w:t xml:space="preserve">OpenAIRE Search API deprecation notice: </w:t>
       </w:r>
-      <w:hyperlink w:history="1" r:id="rIdcm-3ovgl7ak8z8pwyquam">
+      <w:hyperlink w:history="1" r:id="rIdshjuvk64sdkhjczehbuis">
         <w:r>
           <w:rPr>
             <w:rFonts w:ascii="Arial" w:cs="Arial" w:eastAsia="Arial" w:hAnsi="Arial"/>
@@ -8148,7 +8000,7 @@
         </w:rPr>
         <w:t xml:space="preserve">Advanced Intelligent Discovery (AIDI) journal: </w:t>
       </w:r>
-      <w:hyperlink w:history="1" r:id="rId6d2ottqrxcv0f5jheisdu">
+      <w:hyperlink w:history="1" r:id="rIdaod4yvlsa_jah3pd9xtuv">
         <w:r>
           <w:rPr>
             <w:rFonts w:ascii="Arial" w:cs="Arial" w:eastAsia="Arial" w:hAnsi="Arial"/>
@@ -8181,7 +8033,7 @@
         </w:rPr>
         <w:t xml:space="preserve">Parent project — journal-overlap: </w:t>
       </w:r>
-      <w:hyperlink w:history="1" r:id="rIdc69pafjm-91rai4uzbhgp">
+      <w:hyperlink w:history="1" r:id="rIdm-tr0-k5rrpiewi4f9bkk">
         <w:r>
           <w:rPr>
             <w:rFonts w:ascii="Arial" w:cs="Arial" w:eastAsia="Arial" w:hAnsi="Arial"/>
@@ -8214,7 +8066,7 @@
         </w:rPr>
         <w:t xml:space="preserve">Parent project — journal-profiler: </w:t>
       </w:r>
-      <w:hyperlink w:history="1" r:id="rIdsste1r2b-syawd24twvfk">
+      <w:hyperlink w:history="1" r:id="rId5o__uxej7khaxjalwjaca">
         <w:r>
           <w:rPr>
             <w:rFonts w:ascii="Arial" w:cs="Arial" w:eastAsia="Arial" w:hAnsi="Arial"/>
@@ -8366,7 +8218,7 @@
         <w:sz w:val="18"/>
         <w:szCs w:val="18"/>
       </w:rPr>
-      <w:t xml:space="preserve">Grant Radar — Project Brief</w:t>
+      <w:t xml:space="preserve">Grant Radar — Project Brief (Rev. April 2026)</w:t>
     </w:r>
   </w:p>
 </w:hdr>
